--- a/standard/metocean-edr-profile-DRAFT.docx
+++ b/standard/metocean-edr-profile-DRAFT.docx
@@ -27,7 +27,7 @@
         <w:pStyle w:val="Date"/>
       </w:pPr>
       <w:r>
-        <w:t xml:space="preserve">2025-10-03</w:t>
+        <w:t xml:space="preserve">2025-10-22</w:t>
       </w:r>
     </w:p>
     <w:p>
@@ -80,7 +80,7 @@
               <w:jc w:val="left"/>
             </w:pPr>
             <w:r>
-              <w:t xml:space="preserve">Date: 2025-10-03</w:t>
+              <w:t xml:space="preserve">Date: 2025-10-22</w:t>
             </w:r>
           </w:p>
         </w:tc>
@@ -4765,7 +4765,7 @@
               <w:jc w:val="left"/>
             </w:pPr>
             <w:r>
-              <w:t xml:space="preserve">Any http request that results in a response with a 4xx HTTP status code SHALL give a response which complies with</w:t>
+              <w:t xml:space="preserve">Any http request that results in a response with a 4xx HTTP status code SHOULD give a response which complies with</w:t>
             </w:r>
             <w:r>
               <w:t xml:space="preserve"> </w:t>

--- a/standard/metocean-edr-profile-DRAFT.docx
+++ b/standard/metocean-edr-profile-DRAFT.docx
@@ -27,7 +27,7 @@
         <w:pStyle w:val="Date"/>
       </w:pPr>
       <w:r>
-        <w:t xml:space="preserve">2025-10-22</w:t>
+        <w:t xml:space="preserve">2026-01-22</w:t>
       </w:r>
     </w:p>
     <w:p>
@@ -80,7 +80,7 @@
               <w:jc w:val="left"/>
             </w:pPr>
             <w:r>
-              <w:t xml:space="preserve">Date: 2025-10-22</w:t>
+              <w:t xml:space="preserve">Date: 2026-01-22</w:t>
             </w:r>
           </w:p>
         </w:tc>
@@ -5284,79 +5284,13 @@
               <w:t xml:space="preserve">measurementType</w:t>
             </w:r>
             <w:r>
-              <w:t xml:space="preserve"> </w:t>
-            </w:r>
-            <w:r>
-              <w:t xml:space="preserve">and the</w:t>
-            </w:r>
-            <w:r>
-              <w:t xml:space="preserve"> </w:t>
-            </w:r>
-            <w:r>
-              <w:rPr>
-                <w:rStyle w:val="VerbatimChar"/>
-              </w:rPr>
-              <w:t xml:space="preserve">measurementType.method</w:t>
-            </w:r>
-            <w:r>
-              <w:t xml:space="preserve"> </w:t>
-            </w:r>
-            <w:r>
-              <w:t xml:space="preserve">SHOULD follow the CF-convention cell methods</w:t>
-            </w:r>
-            <w:r>
-              <w:t xml:space="preserve"> </w:t>
-            </w:r>
-            <w:hyperlink r:id="rId90">
-              <w:r>
-                <w:rPr>
-                  <w:rStyle w:val="Hyperlink"/>
-                </w:rPr>
-                <w:t xml:space="preserve">https://cfconventions.org/Data/cf-conventions/cf-conventions-1.7/build/ch07s03.html</w:t>
-              </w:r>
-            </w:hyperlink>
-            <w:r>
-              <w:t xml:space="preserve"> </w:t>
-            </w:r>
-            <w:r>
-              <w:t xml:space="preserve">and use a value from the list in</w:t>
-            </w:r>
-            <w:r>
-              <w:t xml:space="preserve"> </w:t>
-            </w:r>
-            <w:hyperlink r:id="rId91">
-              <w:r>
-                <w:rPr>
-                  <w:rStyle w:val="Hyperlink"/>
-                </w:rPr>
-                <w:t xml:space="preserve">https://cfconventions.org/Data/cf-conventions/cf-conventions-1.7/build/ape.html</w:t>
-              </w:r>
-            </w:hyperlink>
-            <w:r>
               <w:t xml:space="preserve">.</w:t>
             </w:r>
           </w:p>
         </w:tc>
       </w:tr>
     </w:tbl>
-    <w:bookmarkEnd w:id="92"/>
-    <w:bookmarkStart w:id="93" w:name="X40f5ae79a58e5f4d5605583f81c47a9b83d58a5"/>
-    <w:p>
-      <w:pPr>
-        <w:pStyle w:val="Heading2"/>
-      </w:pPr>
-      <w:r>
-        <w:t xml:space="preserve">Collection custom dimensions</w:t>
-      </w:r>
-    </w:p>
-    <w:p>
-      <w:pPr>
-        <w:pStyle w:val="FirstParagraph"/>
-      </w:pPr>
-      <w:r>
-        <w:t xml:space="preserve">The custom dimensions for which you can query the collection.</w:t>
-      </w:r>
-    </w:p>
+    <w:p/>
     <w:tbl>
       <w:tblPr>
         <w:tblStyle w:val="Table"/>
@@ -5380,7 +5314,7 @@
                 <w:bCs/>
                 <w:b/>
               </w:rPr>
-              <w:t xml:space="preserve">Requirement 13</w:t>
+              <w:t xml:space="preserve">Recommentation 3</w:t>
             </w:r>
           </w:p>
         </w:tc>
@@ -5395,7 +5329,7 @@
                 <w:bCs/>
                 <w:b/>
               </w:rPr>
-              <w:t xml:space="preserve">/req/insitu-observations/collection_custom_dimensions</w:t>
+              <w:t xml:space="preserve">/rec/insitu-observations/collection_parameter_names</w:t>
             </w:r>
           </w:p>
         </w:tc>
@@ -5419,7 +5353,7 @@
               <w:jc w:val="left"/>
             </w:pPr>
             <w:r>
-              <w:t xml:space="preserve">A collection can contain multiple parameters who fit under a standard name as defined by the CF metadata conventions. A collection SHALL have an object in</w:t>
+              <w:t xml:space="preserve">Each</w:t>
             </w:r>
             <w:r>
               <w:t xml:space="preserve"> </w:t>
@@ -5428,13 +5362,13 @@
               <w:rPr>
                 <w:rStyle w:val="VerbatimChar"/>
               </w:rPr>
-              <w:t xml:space="preserve">extent.custom</w:t>
-            </w:r>
-            <w:r>
-              <w:t xml:space="preserve"> </w:t>
-            </w:r>
-            <w:r>
-              <w:t xml:space="preserve">with</w:t>
+              <w:t xml:space="preserve">measurementType.method</w:t>
+            </w:r>
+            <w:r>
+              <w:t xml:space="preserve"> </w:t>
+            </w:r>
+            <w:r>
+              <w:t xml:space="preserve">object in</w:t>
             </w:r>
             <w:r>
               <w:t xml:space="preserve"> </w:t>
@@ -5443,287 +5377,57 @@
               <w:rPr>
                 <w:rStyle w:val="VerbatimChar"/>
               </w:rPr>
-              <w:t xml:space="preserve">id</w:t>
-            </w:r>
-            <w:r>
-              <w:t xml:space="preserve"> </w:t>
-            </w:r>
-            <w:r>
-              <w:t xml:space="preserve">of value</w:t>
-            </w:r>
-            <w:r>
-              <w:t xml:space="preserve"> </w:t>
-            </w:r>
-            <w:r>
-              <w:rPr>
-                <w:rStyle w:val="VerbatimChar"/>
-              </w:rPr>
-              <w:t xml:space="preserve">standard_name</w:t>
-            </w:r>
+              <w:t xml:space="preserve">parameter_names</w:t>
+            </w:r>
+            <w:r>
+              <w:t xml:space="preserve"> </w:t>
+            </w:r>
+            <w:r>
+              <w:t xml:space="preserve">SHOULD follow the CF-convention cell methods</w:t>
+            </w:r>
+            <w:r>
+              <w:t xml:space="preserve"> </w:t>
+            </w:r>
+            <w:hyperlink r:id="rId90">
+              <w:r>
+                <w:rPr>
+                  <w:rStyle w:val="Hyperlink"/>
+                </w:rPr>
+                <w:t xml:space="preserve">https://cfconventions.org/Data/cf-conventions/cf-conventions-1.7/build/ch07s03.html</w:t>
+              </w:r>
+            </w:hyperlink>
+            <w:r>
+              <w:t xml:space="preserve"> </w:t>
+            </w:r>
+            <w:r>
+              <w:t xml:space="preserve">and use a value from the list in</w:t>
+            </w:r>
+            <w:r>
+              <w:t xml:space="preserve"> </w:t>
+            </w:r>
+            <w:hyperlink r:id="rId91">
+              <w:r>
+                <w:rPr>
+                  <w:rStyle w:val="Hyperlink"/>
+                </w:rPr>
+                <w:t xml:space="preserve">https://cfconventions.org/Data/cf-conventions/cf-conventions-1.7/build/ape.html</w:t>
+              </w:r>
+            </w:hyperlink>
             <w:r>
               <w:t xml:space="preserve">.</w:t>
             </w:r>
           </w:p>
         </w:tc>
       </w:tr>
-      <w:tr>
-        <w:tc>
-          <w:tcPr/>
-          <w:p>
-            <w:pPr>
-              <w:jc w:val="center"/>
-            </w:pPr>
-            <w:r>
-              <w:t xml:space="preserve">B</w:t>
-            </w:r>
-          </w:p>
-        </w:tc>
-        <w:tc>
-          <w:tcPr/>
-          <w:p>
-            <w:pPr>
-              <w:jc w:val="left"/>
-            </w:pPr>
-            <w:r>
-              <w:t xml:space="preserve">Custom dimension object</w:t>
-            </w:r>
-            <w:r>
-              <w:t xml:space="preserve"> </w:t>
-            </w:r>
-            <w:r>
-              <w:rPr>
-                <w:rStyle w:val="VerbatimChar"/>
-              </w:rPr>
-              <w:t xml:space="preserve">standard_name</w:t>
-            </w:r>
-            <w:r>
-              <w:t xml:space="preserve"> </w:t>
-            </w:r>
-            <w:r>
-              <w:t xml:space="preserve">SHALL specify a list of CF-conventions standard names in</w:t>
-            </w:r>
-            <w:r>
-              <w:t xml:space="preserve"> </w:t>
-            </w:r>
-            <w:r>
-              <w:rPr>
-                <w:rStyle w:val="VerbatimChar"/>
-              </w:rPr>
-              <w:t xml:space="preserve">values</w:t>
-            </w:r>
-            <w:r>
-              <w:t xml:space="preserve">.</w:t>
-            </w:r>
-          </w:p>
-        </w:tc>
-      </w:tr>
-      <w:tr>
-        <w:tc>
-          <w:tcPr/>
-          <w:p>
-            <w:pPr>
-              <w:jc w:val="center"/>
-            </w:pPr>
-            <w:r>
-              <w:t xml:space="preserve">C</w:t>
-            </w:r>
-          </w:p>
-        </w:tc>
-        <w:tc>
-          <w:tcPr/>
-          <w:p>
-            <w:pPr>
-              <w:jc w:val="left"/>
-            </w:pPr>
-            <w:r>
-              <w:t xml:space="preserve">Custom dimension</w:t>
-            </w:r>
-            <w:r>
-              <w:t xml:space="preserve"> </w:t>
-            </w:r>
-            <w:r>
-              <w:rPr>
-                <w:rStyle w:val="VerbatimChar"/>
-              </w:rPr>
-              <w:t xml:space="preserve">standard_name</w:t>
-            </w:r>
-            <w:r>
-              <w:t xml:space="preserve"> </w:t>
-            </w:r>
-            <w:r>
-              <w:t xml:space="preserve">SHALL specify</w:t>
-            </w:r>
-            <w:r>
-              <w:t xml:space="preserve"> </w:t>
-            </w:r>
-            <w:r>
-              <w:rPr>
-                <w:rStyle w:val="VerbatimChar"/>
-              </w:rPr>
-              <w:t xml:space="preserve">reference</w:t>
-            </w:r>
-            <w:r>
-              <w:t xml:space="preserve"> </w:t>
-            </w:r>
-            <w:r>
-              <w:t xml:space="preserve">with value</w:t>
-            </w:r>
-            <w:r>
-              <w:t xml:space="preserve"> </w:t>
-            </w:r>
-            <w:r>
-              <w:rPr>
-                <w:rStyle w:val="VerbatimChar"/>
-              </w:rPr>
-              <w:t xml:space="preserve">https://vocab.nerc.ac.uk/standard_name/</w:t>
-            </w:r>
-            <w:r>
-              <w:t xml:space="preserve">.</w:t>
-            </w:r>
-          </w:p>
-        </w:tc>
-      </w:tr>
-      <w:tr>
-        <w:tc>
-          <w:tcPr/>
-          <w:p>
-            <w:pPr>
-              <w:jc w:val="center"/>
-            </w:pPr>
-            <w:r>
-              <w:t xml:space="preserve">D</w:t>
-            </w:r>
-          </w:p>
-        </w:tc>
-        <w:tc>
-          <w:tcPr/>
-          <w:p>
-            <w:pPr>
-              <w:jc w:val="left"/>
-            </w:pPr>
-            <w:r>
-              <w:t xml:space="preserve">A collection can contain parameters that are identical except for having performed measurements on different heights. A collection SHALL have an object in</w:t>
-            </w:r>
-            <w:r>
-              <w:t xml:space="preserve"> </w:t>
-            </w:r>
-            <w:r>
-              <w:rPr>
-                <w:rStyle w:val="VerbatimChar"/>
-              </w:rPr>
-              <w:t xml:space="preserve">extent.custom</w:t>
-            </w:r>
-            <w:r>
-              <w:t xml:space="preserve"> </w:t>
-            </w:r>
-            <w:r>
-              <w:t xml:space="preserve">with</w:t>
-            </w:r>
-            <w:r>
-              <w:t xml:space="preserve"> </w:t>
-            </w:r>
-            <w:r>
-              <w:rPr>
-                <w:rStyle w:val="VerbatimChar"/>
-              </w:rPr>
-              <w:t xml:space="preserve">id</w:t>
-            </w:r>
-            <w:r>
-              <w:t xml:space="preserve"> </w:t>
-            </w:r>
-            <w:r>
-              <w:t xml:space="preserve">of value</w:t>
-            </w:r>
-            <w:r>
-              <w:t xml:space="preserve"> </w:t>
-            </w:r>
-            <w:r>
-              <w:rPr>
-                <w:rStyle w:val="VerbatimChar"/>
-              </w:rPr>
-              <w:t xml:space="preserve">level</w:t>
-            </w:r>
-            <w:r>
-              <w:t xml:space="preserve">.</w:t>
-            </w:r>
-          </w:p>
-        </w:tc>
-      </w:tr>
-      <w:tr>
-        <w:tc>
-          <w:tcPr/>
-          <w:p>
-            <w:pPr>
-              <w:jc w:val="center"/>
-            </w:pPr>
-            <w:r>
-              <w:t xml:space="preserve">E</w:t>
-            </w:r>
-          </w:p>
-        </w:tc>
-        <w:tc>
-          <w:tcPr/>
-          <w:p>
-            <w:pPr>
-              <w:jc w:val="left"/>
-            </w:pPr>
-            <w:r>
-              <w:t xml:space="preserve">Custom dimension</w:t>
-            </w:r>
-            <w:r>
-              <w:t xml:space="preserve"> </w:t>
-            </w:r>
-            <w:r>
-              <w:rPr>
-                <w:rStyle w:val="VerbatimChar"/>
-              </w:rPr>
-              <w:t xml:space="preserve">level</w:t>
-            </w:r>
-            <w:r>
-              <w:t xml:space="preserve"> </w:t>
-            </w:r>
-            <w:r>
-              <w:t xml:space="preserve">SHALL specify</w:t>
-            </w:r>
-            <w:r>
-              <w:t xml:space="preserve"> </w:t>
-            </w:r>
-            <w:r>
-              <w:rPr>
-                <w:rStyle w:val="VerbatimChar"/>
-              </w:rPr>
-              <w:t xml:space="preserve">reference</w:t>
-            </w:r>
-            <w:r>
-              <w:t xml:space="preserve"> </w:t>
-            </w:r>
-            <w:r>
-              <w:t xml:space="preserve">with value</w:t>
-            </w:r>
-            <w:r>
-              <w:t xml:space="preserve"> </w:t>
-            </w:r>
-            <w:r>
-              <w:rPr>
-                <w:rStyle w:val="VerbatimChar"/>
-              </w:rPr>
-              <w:t xml:space="preserve">Height of measurement above ground level in meters</w:t>
-            </w:r>
-            <w:r>
-              <w:t xml:space="preserve">.</w:t>
-            </w:r>
-          </w:p>
-        </w:tc>
-      </w:tr>
     </w:tbl>
-    <w:bookmarkEnd w:id="93"/>
-    <w:bookmarkStart w:id="94" w:name="X246e551602e8cf7c501c3e0ee8f1452c9e2d339"/>
+    <w:bookmarkEnd w:id="92"/>
+    <w:bookmarkStart w:id="93" w:name="X40f5ae79a58e5f4d5605583f81c47a9b83d58a5"/>
     <w:p>
       <w:pPr>
         <w:pStyle w:val="Heading2"/>
       </w:pPr>
       <w:r>
-        <w:t xml:space="preserve">Data query response format</w:t>
+        <w:t xml:space="preserve">Collection custom dimensions</w:t>
       </w:r>
     </w:p>
     <w:p>
@@ -5731,7 +5435,7 @@
         <w:pStyle w:val="FirstParagraph"/>
       </w:pPr>
       <w:r>
-        <w:t xml:space="preserve">The response format for data queries.</w:t>
+        <w:t xml:space="preserve">The custom dimensions for which you can query the collection.</w:t>
       </w:r>
     </w:p>
     <w:tbl>
@@ -5757,7 +5461,7 @@
                 <w:bCs/>
                 <w:b/>
               </w:rPr>
-              <w:t xml:space="preserve">Requirement 14</w:t>
+              <w:t xml:space="preserve">Requirement 13</w:t>
             </w:r>
           </w:p>
         </w:tc>
@@ -5772,7 +5476,7 @@
                 <w:bCs/>
                 <w:b/>
               </w:rPr>
-              <w:t xml:space="preserve">/req/insitu-observations/data_query_response_format</w:t>
+              <w:t xml:space="preserve">/req/insitu-observations/collection_custom_dimensions</w:t>
             </w:r>
           </w:p>
         </w:tc>
@@ -5796,20 +5500,311 @@
               <w:jc w:val="left"/>
             </w:pPr>
             <w:r>
-              <w:t xml:space="preserve">All data queries SHALL support at least CoverageJSON as response format.</w:t>
+              <w:t xml:space="preserve">A collection can contain multiple parameters who fit under a standard name as defined by the CF metadata conventions. A collection SHALL have an object in</w:t>
+            </w:r>
+            <w:r>
+              <w:t xml:space="preserve"> </w:t>
+            </w:r>
+            <w:r>
+              <w:rPr>
+                <w:rStyle w:val="VerbatimChar"/>
+              </w:rPr>
+              <w:t xml:space="preserve">extent.custom</w:t>
+            </w:r>
+            <w:r>
+              <w:t xml:space="preserve"> </w:t>
+            </w:r>
+            <w:r>
+              <w:t xml:space="preserve">with</w:t>
+            </w:r>
+            <w:r>
+              <w:t xml:space="preserve"> </w:t>
+            </w:r>
+            <w:r>
+              <w:rPr>
+                <w:rStyle w:val="VerbatimChar"/>
+              </w:rPr>
+              <w:t xml:space="preserve">id</w:t>
+            </w:r>
+            <w:r>
+              <w:t xml:space="preserve"> </w:t>
+            </w:r>
+            <w:r>
+              <w:t xml:space="preserve">of value</w:t>
+            </w:r>
+            <w:r>
+              <w:t xml:space="preserve"> </w:t>
+            </w:r>
+            <w:r>
+              <w:rPr>
+                <w:rStyle w:val="VerbatimChar"/>
+              </w:rPr>
+              <w:t xml:space="preserve">standard_name</w:t>
+            </w:r>
+            <w:r>
+              <w:t xml:space="preserve">.</w:t>
+            </w:r>
+          </w:p>
+        </w:tc>
+      </w:tr>
+      <w:tr>
+        <w:tc>
+          <w:tcPr/>
+          <w:p>
+            <w:pPr>
+              <w:jc w:val="center"/>
+            </w:pPr>
+            <w:r>
+              <w:t xml:space="preserve">B</w:t>
+            </w:r>
+          </w:p>
+        </w:tc>
+        <w:tc>
+          <w:tcPr/>
+          <w:p>
+            <w:pPr>
+              <w:jc w:val="left"/>
+            </w:pPr>
+            <w:r>
+              <w:t xml:space="preserve">Custom dimension object</w:t>
+            </w:r>
+            <w:r>
+              <w:t xml:space="preserve"> </w:t>
+            </w:r>
+            <w:r>
+              <w:rPr>
+                <w:rStyle w:val="VerbatimChar"/>
+              </w:rPr>
+              <w:t xml:space="preserve">standard_name</w:t>
+            </w:r>
+            <w:r>
+              <w:t xml:space="preserve"> </w:t>
+            </w:r>
+            <w:r>
+              <w:t xml:space="preserve">SHALL specify a list of CF-conventions standard names in</w:t>
+            </w:r>
+            <w:r>
+              <w:t xml:space="preserve"> </w:t>
+            </w:r>
+            <w:r>
+              <w:rPr>
+                <w:rStyle w:val="VerbatimChar"/>
+              </w:rPr>
+              <w:t xml:space="preserve">values</w:t>
+            </w:r>
+            <w:r>
+              <w:t xml:space="preserve">.</w:t>
+            </w:r>
+          </w:p>
+        </w:tc>
+      </w:tr>
+      <w:tr>
+        <w:tc>
+          <w:tcPr/>
+          <w:p>
+            <w:pPr>
+              <w:jc w:val="center"/>
+            </w:pPr>
+            <w:r>
+              <w:t xml:space="preserve">C</w:t>
+            </w:r>
+          </w:p>
+        </w:tc>
+        <w:tc>
+          <w:tcPr/>
+          <w:p>
+            <w:pPr>
+              <w:jc w:val="left"/>
+            </w:pPr>
+            <w:r>
+              <w:t xml:space="preserve">Custom dimension</w:t>
+            </w:r>
+            <w:r>
+              <w:t xml:space="preserve"> </w:t>
+            </w:r>
+            <w:r>
+              <w:rPr>
+                <w:rStyle w:val="VerbatimChar"/>
+              </w:rPr>
+              <w:t xml:space="preserve">standard_name</w:t>
+            </w:r>
+            <w:r>
+              <w:t xml:space="preserve"> </w:t>
+            </w:r>
+            <w:r>
+              <w:t xml:space="preserve">SHALL specify</w:t>
+            </w:r>
+            <w:r>
+              <w:t xml:space="preserve"> </w:t>
+            </w:r>
+            <w:r>
+              <w:rPr>
+                <w:rStyle w:val="VerbatimChar"/>
+              </w:rPr>
+              <w:t xml:space="preserve">reference</w:t>
+            </w:r>
+            <w:r>
+              <w:t xml:space="preserve"> </w:t>
+            </w:r>
+            <w:r>
+              <w:t xml:space="preserve">with value</w:t>
+            </w:r>
+            <w:r>
+              <w:t xml:space="preserve"> </w:t>
+            </w:r>
+            <w:r>
+              <w:rPr>
+                <w:rStyle w:val="VerbatimChar"/>
+              </w:rPr>
+              <w:t xml:space="preserve">https://vocab.nerc.ac.uk/standard_name/</w:t>
+            </w:r>
+            <w:r>
+              <w:t xml:space="preserve">.</w:t>
+            </w:r>
+          </w:p>
+        </w:tc>
+      </w:tr>
+      <w:tr>
+        <w:tc>
+          <w:tcPr/>
+          <w:p>
+            <w:pPr>
+              <w:jc w:val="center"/>
+            </w:pPr>
+            <w:r>
+              <w:t xml:space="preserve">D</w:t>
+            </w:r>
+          </w:p>
+        </w:tc>
+        <w:tc>
+          <w:tcPr/>
+          <w:p>
+            <w:pPr>
+              <w:jc w:val="left"/>
+            </w:pPr>
+            <w:r>
+              <w:t xml:space="preserve">A collection can contain parameters that are identical except for having performed measurements on different heights. A collection SHALL have an object in</w:t>
+            </w:r>
+            <w:r>
+              <w:t xml:space="preserve"> </w:t>
+            </w:r>
+            <w:r>
+              <w:rPr>
+                <w:rStyle w:val="VerbatimChar"/>
+              </w:rPr>
+              <w:t xml:space="preserve">extent.custom</w:t>
+            </w:r>
+            <w:r>
+              <w:t xml:space="preserve"> </w:t>
+            </w:r>
+            <w:r>
+              <w:t xml:space="preserve">with</w:t>
+            </w:r>
+            <w:r>
+              <w:t xml:space="preserve"> </w:t>
+            </w:r>
+            <w:r>
+              <w:rPr>
+                <w:rStyle w:val="VerbatimChar"/>
+              </w:rPr>
+              <w:t xml:space="preserve">id</w:t>
+            </w:r>
+            <w:r>
+              <w:t xml:space="preserve"> </w:t>
+            </w:r>
+            <w:r>
+              <w:t xml:space="preserve">of value</w:t>
+            </w:r>
+            <w:r>
+              <w:t xml:space="preserve"> </w:t>
+            </w:r>
+            <w:r>
+              <w:rPr>
+                <w:rStyle w:val="VerbatimChar"/>
+              </w:rPr>
+              <w:t xml:space="preserve">level</w:t>
+            </w:r>
+            <w:r>
+              <w:t xml:space="preserve">.</w:t>
+            </w:r>
+          </w:p>
+        </w:tc>
+      </w:tr>
+      <w:tr>
+        <w:tc>
+          <w:tcPr/>
+          <w:p>
+            <w:pPr>
+              <w:jc w:val="center"/>
+            </w:pPr>
+            <w:r>
+              <w:t xml:space="preserve">E</w:t>
+            </w:r>
+          </w:p>
+        </w:tc>
+        <w:tc>
+          <w:tcPr/>
+          <w:p>
+            <w:pPr>
+              <w:jc w:val="left"/>
+            </w:pPr>
+            <w:r>
+              <w:t xml:space="preserve">Custom dimension</w:t>
+            </w:r>
+            <w:r>
+              <w:t xml:space="preserve"> </w:t>
+            </w:r>
+            <w:r>
+              <w:rPr>
+                <w:rStyle w:val="VerbatimChar"/>
+              </w:rPr>
+              <w:t xml:space="preserve">level</w:t>
+            </w:r>
+            <w:r>
+              <w:t xml:space="preserve"> </w:t>
+            </w:r>
+            <w:r>
+              <w:t xml:space="preserve">SHALL specify</w:t>
+            </w:r>
+            <w:r>
+              <w:t xml:space="preserve"> </w:t>
+            </w:r>
+            <w:r>
+              <w:rPr>
+                <w:rStyle w:val="VerbatimChar"/>
+              </w:rPr>
+              <w:t xml:space="preserve">reference</w:t>
+            </w:r>
+            <w:r>
+              <w:t xml:space="preserve"> </w:t>
+            </w:r>
+            <w:r>
+              <w:t xml:space="preserve">with value</w:t>
+            </w:r>
+            <w:r>
+              <w:t xml:space="preserve"> </w:t>
+            </w:r>
+            <w:r>
+              <w:rPr>
+                <w:rStyle w:val="VerbatimChar"/>
+              </w:rPr>
+              <w:t xml:space="preserve">Height of measurement above ground level in meters</w:t>
+            </w:r>
+            <w:r>
+              <w:t xml:space="preserve">.</w:t>
             </w:r>
           </w:p>
         </w:tc>
       </w:tr>
     </w:tbl>
-    <w:bookmarkEnd w:id="94"/>
-    <w:bookmarkStart w:id="95" w:name="X3289918131f46d187c89ae9aa5d3690deec1560"/>
+    <w:bookmarkEnd w:id="93"/>
+    <w:bookmarkStart w:id="94" w:name="X246e551602e8cf7c501c3e0ee8f1452c9e2d339"/>
     <w:p>
       <w:pPr>
         <w:pStyle w:val="Heading2"/>
       </w:pPr>
       <w:r>
-        <w:t xml:space="preserve">CoverageJSON parameters</w:t>
+        <w:t xml:space="preserve">Data query response format</w:t>
       </w:r>
     </w:p>
     <w:p>
@@ -5817,7 +5812,7 @@
         <w:pStyle w:val="FirstParagraph"/>
       </w:pPr>
       <w:r>
-        <w:t xml:space="preserve">The metadata about parameters in CoverageJSON.</w:t>
+        <w:t xml:space="preserve">The response format for data queries.</w:t>
       </w:r>
     </w:p>
     <w:tbl>
@@ -5843,7 +5838,7 @@
                 <w:bCs/>
                 <w:b/>
               </w:rPr>
-              <w:t xml:space="preserve">Requirement 15</w:t>
+              <w:t xml:space="preserve">Requirement 14</w:t>
             </w:r>
           </w:p>
         </w:tc>
@@ -5858,7 +5853,7 @@
                 <w:bCs/>
                 <w:b/>
               </w:rPr>
-              <w:t xml:space="preserve">/req/insitu-observations/coveragejson_parameters</w:t>
+              <w:t xml:space="preserve">/req/insitu-observations/data_query_response_format</w:t>
             </w:r>
           </w:p>
         </w:tc>
@@ -5882,206 +5877,20 @@
               <w:jc w:val="left"/>
             </w:pPr>
             <w:r>
-              <w:t xml:space="preserve">Each object in</w:t>
-            </w:r>
-            <w:r>
-              <w:t xml:space="preserve"> </w:t>
-            </w:r>
-            <w:r>
-              <w:rPr>
-                <w:rStyle w:val="VerbatimChar"/>
-              </w:rPr>
-              <w:t xml:space="preserve">parameters</w:t>
-            </w:r>
-            <w:r>
-              <w:t xml:space="preserve"> </w:t>
-            </w:r>
-            <w:r>
-              <w:t xml:space="preserve">in a</w:t>
-            </w:r>
-            <w:r>
-              <w:t xml:space="preserve"> </w:t>
-            </w:r>
-            <w:r>
-              <w:rPr>
-                <w:rStyle w:val="VerbatimChar"/>
-              </w:rPr>
-              <w:t xml:space="preserve">coverage</w:t>
-            </w:r>
-            <w:r>
-              <w:t xml:space="preserve"> </w:t>
-            </w:r>
-            <w:r>
-              <w:t xml:space="preserve">object SHALL have a property</w:t>
-            </w:r>
-            <w:r>
-              <w:t xml:space="preserve"> </w:t>
-            </w:r>
-            <w:r>
-              <w:rPr>
-                <w:rStyle w:val="VerbatimChar"/>
-              </w:rPr>
-              <w:t xml:space="preserve">metocean:measurementType</w:t>
-            </w:r>
-            <w:r>
-              <w:t xml:space="preserve">. This object SHALL have the same properties as</w:t>
-            </w:r>
-            <w:r>
-              <w:t xml:space="preserve"> </w:t>
-            </w:r>
-            <w:r>
-              <w:rPr>
-                <w:rStyle w:val="VerbatimChar"/>
-              </w:rPr>
-              <w:t xml:space="preserve">measurementType</w:t>
-            </w:r>
-            <w:r>
-              <w:t xml:space="preserve"> </w:t>
-            </w:r>
-            <w:r>
-              <w:t xml:space="preserve">in an object in</w:t>
-            </w:r>
-            <w:r>
-              <w:t xml:space="preserve"> </w:t>
-            </w:r>
-            <w:r>
-              <w:rPr>
-                <w:rStyle w:val="VerbatimChar"/>
-              </w:rPr>
-              <w:t xml:space="preserve">parameter_names</w:t>
-            </w:r>
-            <w:r>
-              <w:t xml:space="preserve"> </w:t>
-            </w:r>
-            <w:r>
-              <w:t xml:space="preserve">in a</w:t>
-            </w:r>
-            <w:r>
-              <w:t xml:space="preserve"> </w:t>
-            </w:r>
-            <w:r>
-              <w:rPr>
-                <w:rStyle w:val="VerbatimChar"/>
-              </w:rPr>
-              <w:t xml:space="preserve">collection</w:t>
-            </w:r>
-            <w:r>
-              <w:t xml:space="preserve">.</w:t>
-            </w:r>
-          </w:p>
-        </w:tc>
-      </w:tr>
-      <w:tr>
-        <w:tc>
-          <w:tcPr/>
-          <w:p>
-            <w:pPr>
-              <w:jc w:val="center"/>
-            </w:pPr>
-            <w:r>
-              <w:t xml:space="preserve">B</w:t>
-            </w:r>
-          </w:p>
-        </w:tc>
-        <w:tc>
-          <w:tcPr/>
-          <w:p>
-            <w:pPr>
-              <w:jc w:val="left"/>
-            </w:pPr>
-            <w:r>
-              <w:t xml:space="preserve">Each object in</w:t>
-            </w:r>
-            <w:r>
-              <w:t xml:space="preserve"> </w:t>
-            </w:r>
-            <w:r>
-              <w:rPr>
-                <w:rStyle w:val="VerbatimChar"/>
-              </w:rPr>
-              <w:t xml:space="preserve">parameters</w:t>
-            </w:r>
-            <w:r>
-              <w:t xml:space="preserve"> </w:t>
-            </w:r>
-            <w:r>
-              <w:t xml:space="preserve">SHALL have a property</w:t>
-            </w:r>
-            <w:r>
-              <w:t xml:space="preserve"> </w:t>
-            </w:r>
-            <w:r>
-              <w:rPr>
-                <w:rStyle w:val="VerbatimChar"/>
-              </w:rPr>
-              <w:t xml:space="preserve">metocean:standard_name</w:t>
-            </w:r>
-            <w:r>
-              <w:t xml:space="preserve">.</w:t>
-            </w:r>
-          </w:p>
-        </w:tc>
-      </w:tr>
-      <w:tr>
-        <w:tc>
-          <w:tcPr/>
-          <w:p>
-            <w:pPr>
-              <w:jc w:val="center"/>
-            </w:pPr>
-            <w:r>
-              <w:t xml:space="preserve">C</w:t>
-            </w:r>
-          </w:p>
-        </w:tc>
-        <w:tc>
-          <w:tcPr/>
-          <w:p>
-            <w:pPr>
-              <w:jc w:val="left"/>
-            </w:pPr>
-            <w:r>
-              <w:t xml:space="preserve">Each object in</w:t>
-            </w:r>
-            <w:r>
-              <w:t xml:space="preserve"> </w:t>
-            </w:r>
-            <w:r>
-              <w:rPr>
-                <w:rStyle w:val="VerbatimChar"/>
-              </w:rPr>
-              <w:t xml:space="preserve">parameters</w:t>
-            </w:r>
-            <w:r>
-              <w:t xml:space="preserve"> </w:t>
-            </w:r>
-            <w:r>
-              <w:t xml:space="preserve">SHALL have a property</w:t>
-            </w:r>
-            <w:r>
-              <w:t xml:space="preserve"> </w:t>
-            </w:r>
-            <w:r>
-              <w:rPr>
-                <w:rStyle w:val="VerbatimChar"/>
-              </w:rPr>
-              <w:t xml:space="preserve">metocean:level</w:t>
-            </w:r>
-            <w:r>
-              <w:t xml:space="preserve">.</w:t>
+              <w:t xml:space="preserve">All data queries SHALL support at least CoverageJSON as response format.</w:t>
             </w:r>
           </w:p>
         </w:tc>
       </w:tr>
     </w:tbl>
-    <w:bookmarkEnd w:id="95"/>
-    <w:bookmarkStart w:id="96" w:name="X5608b28c0d4c84c847c10b1c0bf86c63d7ab4e7"/>
+    <w:bookmarkEnd w:id="94"/>
+    <w:bookmarkStart w:id="95" w:name="X3289918131f46d187c89ae9aa5d3690deec1560"/>
     <w:p>
       <w:pPr>
         <w:pStyle w:val="Heading2"/>
       </w:pPr>
       <w:r>
-        <w:t xml:space="preserve">CoverageJSON referencing</w:t>
+        <w:t xml:space="preserve">CoverageJSON parameters</w:t>
       </w:r>
     </w:p>
     <w:p>
@@ -6089,7 +5898,7 @@
         <w:pStyle w:val="FirstParagraph"/>
       </w:pPr>
       <w:r>
-        <w:t xml:space="preserve">Coordinate referencing metadata in CoverageJSON.</w:t>
+        <w:t xml:space="preserve">The metadata about parameters in CoverageJSON.</w:t>
       </w:r>
     </w:p>
     <w:tbl>
@@ -6115,6 +5924,278 @@
                 <w:bCs/>
                 <w:b/>
               </w:rPr>
+              <w:t xml:space="preserve">Requirement 15</w:t>
+            </w:r>
+          </w:p>
+        </w:tc>
+        <w:tc>
+          <w:tcPr/>
+          <w:p>
+            <w:pPr>
+              <w:jc w:val="left"/>
+            </w:pPr>
+            <w:r>
+              <w:rPr>
+                <w:bCs/>
+                <w:b/>
+              </w:rPr>
+              <w:t xml:space="preserve">/req/insitu-observations/coveragejson_parameters</w:t>
+            </w:r>
+          </w:p>
+        </w:tc>
+      </w:tr>
+      <w:tr>
+        <w:tc>
+          <w:tcPr/>
+          <w:p>
+            <w:pPr>
+              <w:jc w:val="center"/>
+            </w:pPr>
+            <w:r>
+              <w:t xml:space="preserve">A</w:t>
+            </w:r>
+          </w:p>
+        </w:tc>
+        <w:tc>
+          <w:tcPr/>
+          <w:p>
+            <w:pPr>
+              <w:jc w:val="left"/>
+            </w:pPr>
+            <w:r>
+              <w:t xml:space="preserve">Each object in</w:t>
+            </w:r>
+            <w:r>
+              <w:t xml:space="preserve"> </w:t>
+            </w:r>
+            <w:r>
+              <w:rPr>
+                <w:rStyle w:val="VerbatimChar"/>
+              </w:rPr>
+              <w:t xml:space="preserve">parameters</w:t>
+            </w:r>
+            <w:r>
+              <w:t xml:space="preserve"> </w:t>
+            </w:r>
+            <w:r>
+              <w:t xml:space="preserve">in a</w:t>
+            </w:r>
+            <w:r>
+              <w:t xml:space="preserve"> </w:t>
+            </w:r>
+            <w:r>
+              <w:rPr>
+                <w:rStyle w:val="VerbatimChar"/>
+              </w:rPr>
+              <w:t xml:space="preserve">coverage</w:t>
+            </w:r>
+            <w:r>
+              <w:t xml:space="preserve"> </w:t>
+            </w:r>
+            <w:r>
+              <w:t xml:space="preserve">object SHALL have a property</w:t>
+            </w:r>
+            <w:r>
+              <w:t xml:space="preserve"> </w:t>
+            </w:r>
+            <w:r>
+              <w:rPr>
+                <w:rStyle w:val="VerbatimChar"/>
+              </w:rPr>
+              <w:t xml:space="preserve">metocean:measurementType</w:t>
+            </w:r>
+            <w:r>
+              <w:t xml:space="preserve">. This object SHALL have the same properties as</w:t>
+            </w:r>
+            <w:r>
+              <w:t xml:space="preserve"> </w:t>
+            </w:r>
+            <w:r>
+              <w:rPr>
+                <w:rStyle w:val="VerbatimChar"/>
+              </w:rPr>
+              <w:t xml:space="preserve">measurementType</w:t>
+            </w:r>
+            <w:r>
+              <w:t xml:space="preserve"> </w:t>
+            </w:r>
+            <w:r>
+              <w:t xml:space="preserve">in an object in</w:t>
+            </w:r>
+            <w:r>
+              <w:t xml:space="preserve"> </w:t>
+            </w:r>
+            <w:r>
+              <w:rPr>
+                <w:rStyle w:val="VerbatimChar"/>
+              </w:rPr>
+              <w:t xml:space="preserve">parameter_names</w:t>
+            </w:r>
+            <w:r>
+              <w:t xml:space="preserve"> </w:t>
+            </w:r>
+            <w:r>
+              <w:t xml:space="preserve">in a</w:t>
+            </w:r>
+            <w:r>
+              <w:t xml:space="preserve"> </w:t>
+            </w:r>
+            <w:r>
+              <w:rPr>
+                <w:rStyle w:val="VerbatimChar"/>
+              </w:rPr>
+              <w:t xml:space="preserve">collection</w:t>
+            </w:r>
+            <w:r>
+              <w:t xml:space="preserve">.</w:t>
+            </w:r>
+          </w:p>
+        </w:tc>
+      </w:tr>
+      <w:tr>
+        <w:tc>
+          <w:tcPr/>
+          <w:p>
+            <w:pPr>
+              <w:jc w:val="center"/>
+            </w:pPr>
+            <w:r>
+              <w:t xml:space="preserve">B</w:t>
+            </w:r>
+          </w:p>
+        </w:tc>
+        <w:tc>
+          <w:tcPr/>
+          <w:p>
+            <w:pPr>
+              <w:jc w:val="left"/>
+            </w:pPr>
+            <w:r>
+              <w:t xml:space="preserve">Each object in</w:t>
+            </w:r>
+            <w:r>
+              <w:t xml:space="preserve"> </w:t>
+            </w:r>
+            <w:r>
+              <w:rPr>
+                <w:rStyle w:val="VerbatimChar"/>
+              </w:rPr>
+              <w:t xml:space="preserve">parameters</w:t>
+            </w:r>
+            <w:r>
+              <w:t xml:space="preserve"> </w:t>
+            </w:r>
+            <w:r>
+              <w:t xml:space="preserve">SHALL have a property</w:t>
+            </w:r>
+            <w:r>
+              <w:t xml:space="preserve"> </w:t>
+            </w:r>
+            <w:r>
+              <w:rPr>
+                <w:rStyle w:val="VerbatimChar"/>
+              </w:rPr>
+              <w:t xml:space="preserve">metocean:standard_name</w:t>
+            </w:r>
+            <w:r>
+              <w:t xml:space="preserve">.</w:t>
+            </w:r>
+          </w:p>
+        </w:tc>
+      </w:tr>
+      <w:tr>
+        <w:tc>
+          <w:tcPr/>
+          <w:p>
+            <w:pPr>
+              <w:jc w:val="center"/>
+            </w:pPr>
+            <w:r>
+              <w:t xml:space="preserve">C</w:t>
+            </w:r>
+          </w:p>
+        </w:tc>
+        <w:tc>
+          <w:tcPr/>
+          <w:p>
+            <w:pPr>
+              <w:jc w:val="left"/>
+            </w:pPr>
+            <w:r>
+              <w:t xml:space="preserve">Each object in</w:t>
+            </w:r>
+            <w:r>
+              <w:t xml:space="preserve"> </w:t>
+            </w:r>
+            <w:r>
+              <w:rPr>
+                <w:rStyle w:val="VerbatimChar"/>
+              </w:rPr>
+              <w:t xml:space="preserve">parameters</w:t>
+            </w:r>
+            <w:r>
+              <w:t xml:space="preserve"> </w:t>
+            </w:r>
+            <w:r>
+              <w:t xml:space="preserve">SHALL have a property</w:t>
+            </w:r>
+            <w:r>
+              <w:t xml:space="preserve"> </w:t>
+            </w:r>
+            <w:r>
+              <w:rPr>
+                <w:rStyle w:val="VerbatimChar"/>
+              </w:rPr>
+              <w:t xml:space="preserve">metocean:level</w:t>
+            </w:r>
+            <w:r>
+              <w:t xml:space="preserve">.</w:t>
+            </w:r>
+          </w:p>
+        </w:tc>
+      </w:tr>
+    </w:tbl>
+    <w:bookmarkEnd w:id="95"/>
+    <w:bookmarkStart w:id="96" w:name="X5608b28c0d4c84c847c10b1c0bf86c63d7ab4e7"/>
+    <w:p>
+      <w:pPr>
+        <w:pStyle w:val="Heading2"/>
+      </w:pPr>
+      <w:r>
+        <w:t xml:space="preserve">CoverageJSON referencing</w:t>
+      </w:r>
+    </w:p>
+    <w:p>
+      <w:pPr>
+        <w:pStyle w:val="FirstParagraph"/>
+      </w:pPr>
+      <w:r>
+        <w:t xml:space="preserve">Coordinate referencing metadata in CoverageJSON.</w:t>
+      </w:r>
+    </w:p>
+    <w:tbl>
+      <w:tblPr>
+        <w:tblStyle w:val="Table"/>
+        <w:tblW w:type="pct" w:w="4500"/>
+        <w:tblLook w:firstRow="0" w:lastRow="0" w:firstColumn="0" w:lastColumn="0" w:noHBand="0" w:noVBand="0" w:val="0000"/>
+        <w:jc w:val="start"/>
+      </w:tblPr>
+      <w:tblGrid>
+        <w:gridCol w:w="1782"/>
+        <w:gridCol w:w="5346"/>
+      </w:tblGrid>
+      <w:tr>
+        <w:tc>
+          <w:tcPr/>
+          <w:p>
+            <w:pPr>
+              <w:jc w:val="center"/>
+            </w:pPr>
+            <w:r>
+              <w:rPr>
+                <w:bCs/>
+                <w:b/>
+              </w:rPr>
               <w:t xml:space="preserve">Requirement 16</w:t>
             </w:r>
           </w:p>
@@ -9370,12 +9451,163 @@
       </w:r>
     </w:p>
     <w:bookmarkEnd w:id="113"/>
-    <w:bookmarkStart w:id="114" w:name="X66b8b3768902becc045e51aa2ad877e7ddd6331"/>
+    <w:bookmarkStart w:id="114" w:name="Xd71b9bae7eb3b57f3ac10f04c0ee05e88ff7019"/>
     <w:p>
       <w:pPr>
         <w:pStyle w:val="Heading3"/>
       </w:pPr>
       <w:r>
+        <w:t xml:space="preserve">Data query response format</w:t>
+      </w:r>
+    </w:p>
+    <w:p>
+      <w:pPr>
+        <w:pStyle w:val="DefinitionTerm"/>
+      </w:pPr>
+      <w:r>
+        <w:t xml:space="preserve">label</w:t>
+      </w:r>
+    </w:p>
+    <w:p>
+      <w:pPr>
+        <w:pStyle w:val="Definition"/>
+      </w:pPr>
+      <w:r>
+        <w:t xml:space="preserve">/conf/insitu-observations/data_query_response_format</w:t>
+      </w:r>
+    </w:p>
+    <w:p>
+      <w:pPr>
+        <w:pStyle w:val="DefinitionTerm"/>
+      </w:pPr>
+      <w:r>
+        <w:t xml:space="preserve">subject</w:t>
+      </w:r>
+    </w:p>
+    <w:p>
+      <w:pPr>
+        <w:pStyle w:val="Definition"/>
+      </w:pPr>
+      <w:r>
+        <w:t xml:space="preserve">/req/insitu-observations/data_query_response_format</w:t>
+      </w:r>
+    </w:p>
+    <w:p>
+      <w:pPr>
+        <w:pStyle w:val="DefinitionTerm"/>
+      </w:pPr>
+      <w:r>
+        <w:t xml:space="preserve">test-purpose</w:t>
+      </w:r>
+    </w:p>
+    <w:p>
+      <w:pPr>
+        <w:pStyle w:val="Definition"/>
+      </w:pPr>
+      <w:r>
+        <w:t xml:space="preserve">Validate that a MetOcean EDR Insitu observations Profile API has correct response format for data queries.</w:t>
+      </w:r>
+    </w:p>
+    <w:p>
+      <w:pPr>
+        <w:pStyle w:val="FirstParagraph"/>
+      </w:pPr>
+      <w:r>
+        <w:t xml:space="preserve">Issue an HTTP GET request to path</w:t>
+      </w:r>
+      <w:r>
+        <w:t xml:space="preserve"> </w:t>
+      </w:r>
+      <w:r>
+        <w:rPr>
+          <w:rStyle w:val="VerbatimChar"/>
+        </w:rPr>
+        <w:t xml:space="preserve">/collections</w:t>
+      </w:r>
+      <w:r>
+        <w:t xml:space="preserve">.</w:t>
+      </w:r>
+    </w:p>
+    <w:p>
+      <w:pPr>
+        <w:pStyle w:val="BodyText"/>
+      </w:pPr>
+      <w:r>
+        <w:t xml:space="preserve">Check that the value of the returned HTTP status header is 200.</w:t>
+      </w:r>
+    </w:p>
+    <w:p>
+      <w:pPr>
+        <w:pStyle w:val="BodyText"/>
+      </w:pPr>
+      <w:r>
+        <w:t xml:space="preserve">In the returned document, for each object in</w:t>
+      </w:r>
+      <w:r>
+        <w:t xml:space="preserve"> </w:t>
+      </w:r>
+      <w:r>
+        <w:rPr>
+          <w:rStyle w:val="VerbatimChar"/>
+        </w:rPr>
+        <w:t xml:space="preserve">data_queries</w:t>
+      </w:r>
+      <w:r>
+        <w:t xml:space="preserve"> </w:t>
+      </w:r>
+      <w:r>
+        <w:t xml:space="preserve">for each collection in</w:t>
+      </w:r>
+      <w:r>
+        <w:t xml:space="preserve"> </w:t>
+      </w:r>
+      <w:r>
+        <w:rPr>
+          <w:rStyle w:val="VerbatimChar"/>
+        </w:rPr>
+        <w:t xml:space="preserve">collections</w:t>
+      </w:r>
+      <w:r>
+        <w:t xml:space="preserve"> </w:t>
+      </w:r>
+      <w:r>
+        <w:t xml:space="preserve">make a corresponding data query request and check that the returned response has status 200 and has a http response header</w:t>
+      </w:r>
+      <w:r>
+        <w:t xml:space="preserve"> </w:t>
+      </w:r>
+      <w:r>
+        <w:rPr>
+          <w:rStyle w:val="VerbatimChar"/>
+        </w:rPr>
+        <w:t xml:space="preserve">Content-Type</w:t>
+      </w:r>
+      <w:r>
+        <w:t xml:space="preserve"> </w:t>
+      </w:r>
+      <w:r>
+        <w:t xml:space="preserve">with value</w:t>
+      </w:r>
+      <w:r>
+        <w:t xml:space="preserve"> </w:t>
+      </w:r>
+      <w:r>
+        <w:rPr>
+          <w:rStyle w:val="VerbatimChar"/>
+        </w:rPr>
+        <w:t xml:space="preserve">application/vnd.cov+json</w:t>
+      </w:r>
+      <w:r>
+        <w:t xml:space="preserve">.</w:t>
+      </w:r>
+    </w:p>
+    <w:bookmarkEnd w:id="114"/>
+    <w:bookmarkStart w:id="115" w:name="X66b8b3768902becc045e51aa2ad877e7ddd6331"/>
+    <w:p>
+      <w:pPr>
+        <w:pStyle w:val="Heading3"/>
+      </w:pPr>
+      <w:r>
         <w:t xml:space="preserve">Collection custom dimensions</w:t>
       </w:r>
     </w:p>
@@ -9615,14 +9847,14 @@
         <w:t xml:space="preserve">.</w:t>
       </w:r>
     </w:p>
-    <w:bookmarkEnd w:id="114"/>
-    <w:bookmarkStart w:id="115" w:name="X23d9c1e8e659a9051a797f6044a60eaea74f16d"/>
+    <w:bookmarkEnd w:id="115"/>
+    <w:bookmarkStart w:id="116" w:name="X23d9c1e8e659a9051a797f6044a60eaea74f16d"/>
     <w:p>
       <w:pPr>
         <w:pStyle w:val="Heading3"/>
       </w:pPr>
       <w:r>
-        <w:t xml:space="preserve">Coveragejson parameters</w:t>
+        <w:t xml:space="preserve">CoverageJSON parameters</w:t>
       </w:r>
     </w:p>
     <w:p>
@@ -9908,157 +10140,6 @@
       </w:r>
       <w:r>
         <w:t xml:space="preserve">of type string.</w:t>
-      </w:r>
-    </w:p>
-    <w:bookmarkEnd w:id="115"/>
-    <w:bookmarkStart w:id="116" w:name="Xd71b9bae7eb3b57f3ac10f04c0ee05e88ff7019"/>
-    <w:p>
-      <w:pPr>
-        <w:pStyle w:val="Heading3"/>
-      </w:pPr>
-      <w:r>
-        <w:t xml:space="preserve">Data query response format</w:t>
-      </w:r>
-    </w:p>
-    <w:p>
-      <w:pPr>
-        <w:pStyle w:val="DefinitionTerm"/>
-      </w:pPr>
-      <w:r>
-        <w:t xml:space="preserve">label</w:t>
-      </w:r>
-    </w:p>
-    <w:p>
-      <w:pPr>
-        <w:pStyle w:val="Definition"/>
-      </w:pPr>
-      <w:r>
-        <w:t xml:space="preserve">/conf/insitu-observations/data_query_response_format</w:t>
-      </w:r>
-    </w:p>
-    <w:p>
-      <w:pPr>
-        <w:pStyle w:val="DefinitionTerm"/>
-      </w:pPr>
-      <w:r>
-        <w:t xml:space="preserve">subject</w:t>
-      </w:r>
-    </w:p>
-    <w:p>
-      <w:pPr>
-        <w:pStyle w:val="Definition"/>
-      </w:pPr>
-      <w:r>
-        <w:t xml:space="preserve">/req/insitu-observations/data_query_response_format</w:t>
-      </w:r>
-    </w:p>
-    <w:p>
-      <w:pPr>
-        <w:pStyle w:val="DefinitionTerm"/>
-      </w:pPr>
-      <w:r>
-        <w:t xml:space="preserve">test-purpose</w:t>
-      </w:r>
-    </w:p>
-    <w:p>
-      <w:pPr>
-        <w:pStyle w:val="Definition"/>
-      </w:pPr>
-      <w:r>
-        <w:t xml:space="preserve">Validate that a MetOcean EDR Insitu observations Profile API has correct response format for data queries.</w:t>
-      </w:r>
-    </w:p>
-    <w:p>
-      <w:pPr>
-        <w:pStyle w:val="FirstParagraph"/>
-      </w:pPr>
-      <w:r>
-        <w:t xml:space="preserve">Issue an HTTP GET request to path</w:t>
-      </w:r>
-      <w:r>
-        <w:t xml:space="preserve"> </w:t>
-      </w:r>
-      <w:r>
-        <w:rPr>
-          <w:rStyle w:val="VerbatimChar"/>
-        </w:rPr>
-        <w:t xml:space="preserve">/collections</w:t>
-      </w:r>
-      <w:r>
-        <w:t xml:space="preserve">.</w:t>
-      </w:r>
-    </w:p>
-    <w:p>
-      <w:pPr>
-        <w:pStyle w:val="BodyText"/>
-      </w:pPr>
-      <w:r>
-        <w:t xml:space="preserve">Check that the value of the returned HTTP status header is 200.</w:t>
-      </w:r>
-    </w:p>
-    <w:p>
-      <w:pPr>
-        <w:pStyle w:val="BodyText"/>
-      </w:pPr>
-      <w:r>
-        <w:t xml:space="preserve">In the returned document, for each object in</w:t>
-      </w:r>
-      <w:r>
-        <w:t xml:space="preserve"> </w:t>
-      </w:r>
-      <w:r>
-        <w:rPr>
-          <w:rStyle w:val="VerbatimChar"/>
-        </w:rPr>
-        <w:t xml:space="preserve">data_queries</w:t>
-      </w:r>
-      <w:r>
-        <w:t xml:space="preserve"> </w:t>
-      </w:r>
-      <w:r>
-        <w:t xml:space="preserve">for each collection in</w:t>
-      </w:r>
-      <w:r>
-        <w:t xml:space="preserve"> </w:t>
-      </w:r>
-      <w:r>
-        <w:rPr>
-          <w:rStyle w:val="VerbatimChar"/>
-        </w:rPr>
-        <w:t xml:space="preserve">collections</w:t>
-      </w:r>
-      <w:r>
-        <w:t xml:space="preserve"> </w:t>
-      </w:r>
-      <w:r>
-        <w:t xml:space="preserve">make a corresponding data query request and check that the returned response has status 200 and has a http response header</w:t>
-      </w:r>
-      <w:r>
-        <w:t xml:space="preserve"> </w:t>
-      </w:r>
-      <w:r>
-        <w:rPr>
-          <w:rStyle w:val="VerbatimChar"/>
-        </w:rPr>
-        <w:t xml:space="preserve">Content-Type</w:t>
-      </w:r>
-      <w:r>
-        <w:t xml:space="preserve"> </w:t>
-      </w:r>
-      <w:r>
-        <w:t xml:space="preserve">with value</w:t>
-      </w:r>
-      <w:r>
-        <w:t xml:space="preserve"> </w:t>
-      </w:r>
-      <w:r>
-        <w:rPr>
-          <w:rStyle w:val="VerbatimChar"/>
-        </w:rPr>
-        <w:t xml:space="preserve">application/vnd.cov+json</w:t>
-      </w:r>
-      <w:r>
-        <w:t xml:space="preserve">.</w:t>
       </w:r>
     </w:p>
     <w:bookmarkEnd w:id="116"/>

--- a/standard/metocean-edr-profile-DRAFT.docx
+++ b/standard/metocean-edr-profile-DRAFT.docx
@@ -27,7 +27,7 @@
         <w:pStyle w:val="Date"/>
       </w:pPr>
       <w:r>
-        <w:t xml:space="preserve">2026-01-22</w:t>
+        <w:t xml:space="preserve">2026-05-05</w:t>
       </w:r>
     </w:p>
     <w:p>
@@ -80,7 +80,7 @@
               <w:jc w:val="left"/>
             </w:pPr>
             <w:r>
-              <w:t xml:space="preserve">Date: 2026-01-22</w:t>
+              <w:t xml:space="preserve">Date: 2026-05-05</w:t>
             </w:r>
           </w:p>
         </w:tc>
@@ -464,7 +464,7 @@
         </w:numPr>
       </w:pPr>
       <w:r>
-        <w:t xml:space="preserve">"Core": baseline requirements class required by all other requirements classes in this document</w:t>
+        <w:t xml:space="preserve">"Core"</w:t>
       </w:r>
     </w:p>
     <w:p>
@@ -475,7 +475,7 @@
         </w:numPr>
       </w:pPr>
       <w:r>
-        <w:t xml:space="preserve">"Observations": TBD</w:t>
+        <w:t xml:space="preserve">"Observations"</w:t>
       </w:r>
     </w:p>
     <w:p>
@@ -486,7 +486,7 @@
         </w:numPr>
       </w:pPr>
       <w:r>
-        <w:t xml:space="preserve">"Radar": TBD</w:t>
+        <w:t xml:space="preserve">"Numerical Weather Prediction"</w:t>
       </w:r>
     </w:p>
     <w:p>
@@ -498,7 +498,7 @@
       </w:r>
     </w:p>
     <w:bookmarkEnd w:id="23"/>
-    <w:bookmarkStart w:id="50" w:name="X7dc5ec89ace04afa0dfcc5c2c63a457bc733b57"/>
+    <w:bookmarkStart w:id="53" w:name="X7dc5ec89ace04afa0dfcc5c2c63a457bc733b57"/>
     <w:p>
       <w:pPr>
         <w:pStyle w:val="Heading1"/>
@@ -614,8 +614,13 @@
           <w:numId w:val="1002"/>
         </w:numPr>
       </w:pPr>
-      <w:r>
-        <w:t xml:space="preserve">W3C/OGC: Spatial Data on the Web Best Practices, W3C Working Group Note (2017)</w:t>
+      <w:bookmarkStart w:id="36" w:name="rfc3339"/>
+      <w:bookmarkEnd w:id="36"/>
+      <w:r>
+        <w:t xml:space="preserve"> </w:t>
+      </w:r>
+      <w:r>
+        <w:t xml:space="preserve">IETF: RFC-3339 Date and Time on the Internet: Timestamps. RFC Publisher (2002)</w:t>
       </w:r>
       <w:r>
         <w:t xml:space="preserve"> </w:t>
@@ -624,7 +629,7 @@
         <w:rPr>
           <w:rStyle w:val="FootnoteReference"/>
         </w:rPr>
-        <w:footnoteReference w:id="36"/>
+        <w:footnoteReference w:id="37"/>
       </w:r>
     </w:p>
     <w:p>
@@ -635,7 +640,7 @@
         </w:numPr>
       </w:pPr>
       <w:r>
-        <w:t xml:space="preserve">W3C: Data on the Web Best Practices, W3C Recommendation (2017)</w:t>
+        <w:t xml:space="preserve">W3C/OGC: Spatial Data on the Web Best Practices, W3C Working Group Note (2017)</w:t>
       </w:r>
       <w:r>
         <w:t xml:space="preserve"> </w:t>
@@ -644,7 +649,7 @@
         <w:rPr>
           <w:rStyle w:val="FootnoteReference"/>
         </w:rPr>
-        <w:footnoteReference w:id="38"/>
+        <w:footnoteReference w:id="39"/>
       </w:r>
     </w:p>
     <w:p>
@@ -655,7 +660,7 @@
         </w:numPr>
       </w:pPr>
       <w:r>
-        <w:t xml:space="preserve">IANA: Link Relation Types (2020)</w:t>
+        <w:t xml:space="preserve">W3C: Data on the Web Best Practices, W3C Recommendation (2017)</w:t>
       </w:r>
       <w:r>
         <w:t xml:space="preserve"> </w:t>
@@ -664,7 +669,7 @@
         <w:rPr>
           <w:rStyle w:val="FootnoteReference"/>
         </w:rPr>
-        <w:footnoteReference w:id="40"/>
+        <w:footnoteReference w:id="41"/>
       </w:r>
     </w:p>
     <w:p>
@@ -675,7 +680,7 @@
         </w:numPr>
       </w:pPr>
       <w:r>
-        <w:t xml:space="preserve">IANA: Media Types (2023)</w:t>
+        <w:t xml:space="preserve">IANA: Link Relation Types (2020)</w:t>
       </w:r>
       <w:r>
         <w:t xml:space="preserve"> </w:t>
@@ -684,7 +689,7 @@
         <w:rPr>
           <w:rStyle w:val="FootnoteReference"/>
         </w:rPr>
-        <w:footnoteReference w:id="42"/>
+        <w:footnoteReference w:id="43"/>
       </w:r>
     </w:p>
     <w:p>
@@ -694,13 +699,8 @@
           <w:numId w:val="1002"/>
         </w:numPr>
       </w:pPr>
-      <w:bookmarkStart w:id="44" w:name="json-schema"/>
-      <w:bookmarkEnd w:id="44"/>
-      <w:r>
-        <w:t xml:space="preserve"> </w:t>
-      </w:r>
-      <w:r>
-        <w:t xml:space="preserve">IETF: JSON Schema (2022)</w:t>
+      <w:r>
+        <w:t xml:space="preserve">IANA: Media Types (2023)</w:t>
       </w:r>
       <w:r>
         <w:t xml:space="preserve"> </w:t>
@@ -719,12 +719,37 @@
           <w:numId w:val="1002"/>
         </w:numPr>
       </w:pPr>
-      <w:bookmarkStart w:id="47" w:name="openapi"/>
+      <w:bookmarkStart w:id="47" w:name="json-schema"/>
       <w:bookmarkEnd w:id="47"/>
       <w:r>
         <w:t xml:space="preserve"> </w:t>
       </w:r>
       <w:r>
+        <w:t xml:space="preserve">IETF: JSON Schema (2022)</w:t>
+      </w:r>
+      <w:r>
+        <w:t xml:space="preserve"> </w:t>
+      </w:r>
+      <w:r>
+        <w:rPr>
+          <w:rStyle w:val="FootnoteReference"/>
+        </w:rPr>
+        <w:footnoteReference w:id="48"/>
+      </w:r>
+    </w:p>
+    <w:p>
+      <w:pPr>
+        <w:numPr>
+          <w:ilvl w:val="0"/>
+          <w:numId w:val="1002"/>
+        </w:numPr>
+      </w:pPr>
+      <w:bookmarkStart w:id="50" w:name="openapi"/>
+      <w:bookmarkEnd w:id="50"/>
+      <w:r>
+        <w:t xml:space="preserve"> </w:t>
+      </w:r>
+      <w:r>
         <w:t xml:space="preserve">OpenAPI Specification 3.1.0 (2022)</w:t>
       </w:r>
       <w:r>
@@ -734,11 +759,11 @@
         <w:rPr>
           <w:rStyle w:val="FootnoteReference"/>
         </w:rPr>
-        <w:footnoteReference w:id="48"/>
-      </w:r>
-    </w:p>
-    <w:bookmarkEnd w:id="50"/>
-    <w:bookmarkStart w:id="54" w:name="Xf17c8383fae2ebb7cd7431905910c5a97b905d8"/>
+        <w:footnoteReference w:id="51"/>
+      </w:r>
+    </w:p>
+    <w:bookmarkEnd w:id="53"/>
+    <w:bookmarkStart w:id="57" w:name="Xf17c8383fae2ebb7cd7431905910c5a97b905d8"/>
     <w:p>
       <w:pPr>
         <w:pStyle w:val="Heading1"/>
@@ -757,7 +782,7 @@
       <w:r>
         <w:t xml:space="preserve"> </w:t>
       </w:r>
-      <w:hyperlink r:id="rId51">
+      <w:hyperlink r:id="rId54">
         <w:r>
           <w:rPr>
             <w:rStyle w:val="Hyperlink"/>
@@ -776,7 +801,7 @@
       <w:r>
         <w:t xml:space="preserve">This document also uses terms defined in the OGC Standard for Modular specifications (</w:t>
       </w:r>
-      <w:hyperlink r:id="rId52">
+      <w:hyperlink r:id="rId55">
         <w:r>
           <w:rPr>
             <w:rStyle w:val="Hyperlink"/>
@@ -796,7 +821,7 @@
         <w:t xml:space="preserve">The following additional terms and definitions also apply.</w:t>
       </w:r>
     </w:p>
-    <w:bookmarkStart w:id="53" w:name="X54e275d746a583d0fab5702dec00410ae636698"/>
+    <w:bookmarkStart w:id="56" w:name="X54e275d746a583d0fab5702dec00410ae636698"/>
     <w:p>
       <w:pPr>
         <w:pStyle w:val="Heading2"/>
@@ -1527,9 +1552,9 @@
         </w:tc>
       </w:tr>
     </w:tbl>
-    <w:bookmarkEnd w:id="53"/>
-    <w:bookmarkEnd w:id="54"/>
-    <w:bookmarkStart w:id="63" w:name="X092135ba5a88783865c456c6e3593fb42502819"/>
+    <w:bookmarkEnd w:id="56"/>
+    <w:bookmarkEnd w:id="57"/>
+    <w:bookmarkStart w:id="66" w:name="X092135ba5a88783865c456c6e3593fb42502819"/>
     <w:p>
       <w:pPr>
         <w:pStyle w:val="Heading1"/>
@@ -1546,7 +1571,7 @@
         <w:t xml:space="preserve">This section provides details and examples for any conventions used in the document. Examples of conventions are symbols, abbreviations, use of JSON and / or JSON schema, or special notes regarding how to read the document.</w:t>
       </w:r>
     </w:p>
-    <w:bookmarkStart w:id="56" w:name="Xd36e39716b76592b350f106ac5ed38f15d24141"/>
+    <w:bookmarkStart w:id="59" w:name="Xd36e39716b76592b350f106ac5ed38f15d24141"/>
     <w:p>
       <w:pPr>
         <w:pStyle w:val="Heading2"/>
@@ -1567,7 +1592,7 @@
       <w:pPr>
         <w:pStyle w:val="BodyText"/>
       </w:pPr>
-      <w:hyperlink r:id="rId55">
+      <w:hyperlink r:id="rId58">
         <w:r>
           <w:rPr>
             <w:rStyle w:val="Hyperlink"/>
@@ -1584,8 +1609,8 @@
         <w:t xml:space="preserve">All requirements and conformance tests that appear in this document are denoted by partial URIs which are relative to this base.</w:t>
       </w:r>
     </w:p>
-    <w:bookmarkEnd w:id="56"/>
-    <w:bookmarkStart w:id="57" w:name="X70860ddc704121b08ffd7850543538547ce4efd"/>
+    <w:bookmarkEnd w:id="59"/>
+    <w:bookmarkStart w:id="60" w:name="X70860ddc704121b08ffd7850543538547ce4efd"/>
     <w:p>
       <w:pPr>
         <w:pStyle w:val="Heading2"/>
@@ -1602,8 +1627,8 @@
         <w:t xml:space="preserve">Examples provided in this specification are encoded as JSON, GeoJSON or CoverageJSON.</w:t>
       </w:r>
     </w:p>
-    <w:bookmarkEnd w:id="57"/>
-    <w:bookmarkStart w:id="61" w:name="Xdb1c944d8a2f930464777656f10fba2a74d95df"/>
+    <w:bookmarkEnd w:id="60"/>
+    <w:bookmarkStart w:id="64" w:name="Xdb1c944d8a2f930464777656f10fba2a74d95df"/>
     <w:p>
       <w:pPr>
         <w:pStyle w:val="Heading2"/>
@@ -1626,7 +1651,7 @@
         <w:rPr>
           <w:rStyle w:val="FootnoteReference"/>
         </w:rPr>
-        <w:footnoteReference w:id="58"/>
+        <w:footnoteReference w:id="61"/>
       </w:r>
       <w:r>
         <w:t xml:space="preserve"> </w:t>
@@ -1647,7 +1672,7 @@
         <w:rPr>
           <w:rStyle w:val="FootnoteReference"/>
         </w:rPr>
-        <w:footnoteReference w:id="59"/>
+        <w:footnoteReference w:id="62"/>
       </w:r>
       <w:r>
         <w:t xml:space="preserve">.</w:t>
@@ -1659,8 +1684,8 @@
         <w:t xml:space="preserve">YAML is a superset of JSON, and in this standard are regarded as equivalent.</w:t>
       </w:r>
     </w:p>
-    <w:bookmarkEnd w:id="61"/>
-    <w:bookmarkStart w:id="62" w:name="X37714c48d157262c66f03d58cc254f353ae1551"/>
+    <w:bookmarkEnd w:id="64"/>
+    <w:bookmarkStart w:id="65" w:name="X37714c48d157262c66f03d58cc254f353ae1551"/>
     <w:p>
       <w:pPr>
         <w:pStyle w:val="Heading2"/>
@@ -1677,9 +1702,9 @@
         <w:t xml:space="preserve">For simplicity, this document only refers to the HTTP protocol. This is not meant to exclude the use of HTTPS and simply is a shorthand notation for "HTTP or HTTPS." In fact, most servers are expected to use HTTPS, not HTTP.</w:t>
       </w:r>
     </w:p>
-    <w:bookmarkEnd w:id="62"/>
-    <w:bookmarkEnd w:id="63"/>
-    <w:bookmarkStart w:id="68" w:name="X1ea7cbd003469405f98a7976943980a7b23bcee"/>
+    <w:bookmarkEnd w:id="65"/>
+    <w:bookmarkEnd w:id="66"/>
+    <w:bookmarkStart w:id="71" w:name="X1ea7cbd003469405f98a7976943980a7b23bcee"/>
     <w:p>
       <w:pPr>
         <w:pStyle w:val="Heading1"/>
@@ -1702,7 +1727,7 @@
         <w:rPr>
           <w:rStyle w:val="FootnoteReference"/>
         </w:rPr>
-        <w:footnoteReference w:id="64"/>
+        <w:footnoteReference w:id="67"/>
       </w:r>
       <w:r>
         <w:t xml:space="preserve">.</w:t>
@@ -1732,7 +1757,7 @@
         <w:t xml:space="preserve">The project is funded by the EU Digital Europe Program (DIGITAL) and EUMETNET.</w:t>
       </w:r>
     </w:p>
-    <w:bookmarkStart w:id="66" w:name="Xfce48e2ee2908f04c1755a85ea240aae800516c"/>
+    <w:bookmarkStart w:id="69" w:name="Xfce48e2ee2908f04c1755a85ea240aae800516c"/>
     <w:p>
       <w:pPr>
         <w:pStyle w:val="Heading2"/>
@@ -1823,8 +1848,8 @@
         <w:t xml:space="preserve">Making HVDs available from the project partners</w:t>
       </w:r>
     </w:p>
-    <w:bookmarkEnd w:id="66"/>
-    <w:bookmarkStart w:id="67" w:name="X3c36f8f0575027be1bfd28943008cb90a771200"/>
+    <w:bookmarkEnd w:id="69"/>
+    <w:bookmarkStart w:id="70" w:name="X3c36f8f0575027be1bfd28943008cb90a771200"/>
     <w:p>
       <w:pPr>
         <w:pStyle w:val="Heading2"/>
@@ -1849,9 +1874,9 @@
         <w:t xml:space="preserve">Overall, better data availability leads to better warnings, forecasts, and services to the public and weather-critical industries, and contributes to the safe and efficient functioning of society with multiple benefits across the European economy, industry, and society.</w:t>
       </w:r>
     </w:p>
-    <w:bookmarkEnd w:id="67"/>
-    <w:bookmarkEnd w:id="68"/>
-    <w:bookmarkStart w:id="86" w:name="Xe6abd2c383b5b9b0c57e0c354add71a3404e9d7"/>
+    <w:bookmarkEnd w:id="70"/>
+    <w:bookmarkEnd w:id="71"/>
+    <w:bookmarkStart w:id="89" w:name="Xe6abd2c383b5b9b0c57e0c354add71a3404e9d7"/>
     <w:p>
       <w:pPr>
         <w:pStyle w:val="Heading1"/>
@@ -1860,7 +1885,7 @@
         <w:t xml:space="preserve">Core</w:t>
       </w:r>
     </w:p>
-    <w:bookmarkStart w:id="71" w:name="Xe7dd03bbc14d2710c1b6d57d62e70cf12cedd14"/>
+    <w:bookmarkStart w:id="74" w:name="Xe7dd03bbc14d2710c1b6d57d62e70cf12cedd14"/>
     <w:p>
       <w:pPr>
         <w:pStyle w:val="Heading2"/>
@@ -1898,7 +1923,7 @@
             <w:pPr>
               <w:jc w:val="left"/>
             </w:pPr>
-            <w:hyperlink r:id="rId69">
+            <w:hyperlink r:id="rId72">
               <w:r>
                 <w:rPr>
                   <w:rStyle w:val="Hyperlink"/>
@@ -1961,7 +1986,7 @@
               <w:rPr>
                 <w:rStyle w:val="FootnoteReference"/>
               </w:rPr>
-              <w:footnoteReference w:id="70"/>
+              <w:footnoteReference w:id="73"/>
             </w:r>
           </w:p>
         </w:tc>
@@ -1991,8 +2016,8 @@
         </w:tc>
       </w:tr>
     </w:tbl>
-    <w:bookmarkEnd w:id="71"/>
-    <w:bookmarkStart w:id="72" w:name="Xab704452613d69c4d03ecde2f3a4ebd6517a116"/>
+    <w:bookmarkEnd w:id="74"/>
+    <w:bookmarkStart w:id="75" w:name="Xab704452613d69c4d03ecde2f3a4ebd6517a116"/>
     <w:p>
       <w:pPr>
         <w:pStyle w:val="Heading2"/>
@@ -2275,8 +2300,8 @@
         </w:tc>
       </w:tr>
     </w:tbl>
-    <w:bookmarkEnd w:id="72"/>
-    <w:bookmarkStart w:id="73" w:name="X4eea99d7f158701bdd2f72fc5e7e1fcf062ae7c"/>
+    <w:bookmarkEnd w:id="75"/>
+    <w:bookmarkStart w:id="76" w:name="X4eea99d7f158701bdd2f72fc5e7e1fcf062ae7c"/>
     <w:p>
       <w:pPr>
         <w:pStyle w:val="Heading2"/>
@@ -2409,8 +2434,8 @@
         </w:tc>
       </w:tr>
     </w:tbl>
-    <w:bookmarkEnd w:id="73"/>
-    <w:bookmarkStart w:id="74" w:name="X08001dbd29d0e6be037bc524a83e87c4a507bb2"/>
+    <w:bookmarkEnd w:id="76"/>
+    <w:bookmarkStart w:id="77" w:name="X08001dbd29d0e6be037bc524a83e87c4a507bb2"/>
     <w:p>
       <w:pPr>
         <w:pStyle w:val="Heading2"/>
@@ -2591,8 +2616,8 @@
         </w:tc>
       </w:tr>
     </w:tbl>
-    <w:bookmarkEnd w:id="74"/>
-    <w:bookmarkStart w:id="75" w:name="X89061f03edf08760a38c66a833d9eb1ac1e6529"/>
+    <w:bookmarkEnd w:id="77"/>
+    <w:bookmarkStart w:id="78" w:name="X89061f03edf08760a38c66a833d9eb1ac1e6529"/>
     <w:p>
       <w:pPr>
         <w:pStyle w:val="Heading2"/>
@@ -2875,14 +2900,14 @@
         </w:tc>
       </w:tr>
     </w:tbl>
-    <w:bookmarkEnd w:id="75"/>
-    <w:bookmarkStart w:id="76" w:name="Xe81e0dfeb4d1c1d2c35325f09911039c796d1bc"/>
+    <w:bookmarkEnd w:id="78"/>
+    <w:bookmarkStart w:id="79" w:name="X27de3de8a831ad5d88c106de7a234a45183d51e"/>
     <w:p>
       <w:pPr>
         <w:pStyle w:val="Heading2"/>
       </w:pPr>
       <w:r>
-        <w:t xml:space="preserve">Collection temporal extent</w:t>
+        <w:t xml:space="preserve">Collection spatial extent</w:t>
       </w:r>
     </w:p>
     <w:p>
@@ -2890,7 +2915,7 @@
         <w:pStyle w:val="FirstParagraph"/>
       </w:pPr>
       <w:r>
-        <w:t xml:space="preserve">Temporal extent of a collction.</w:t>
+        <w:t xml:space="preserve">Spatial extent of a collection.</w:t>
       </w:r>
     </w:p>
     <w:tbl>
@@ -2931,7 +2956,7 @@
                 <w:bCs/>
                 <w:b/>
               </w:rPr>
-              <w:t xml:space="preserve">/req/core/collection_temporal_extent</w:t>
+              <w:t xml:space="preserve">/req/core/collection_spatial_extent</w:t>
             </w:r>
           </w:p>
         </w:tc>
@@ -2964,7 +2989,7 @@
               <w:rPr>
                 <w:rStyle w:val="VerbatimChar"/>
               </w:rPr>
-              <w:t xml:space="preserve">extent.temporal.trs</w:t>
+              <w:t xml:space="preserve">extent.spatial.crs</w:t>
             </w:r>
             <w:r>
               <w:t xml:space="preserve"> </w:t>
@@ -2979,7 +3004,7 @@
               <w:rPr>
                 <w:rStyle w:val="VerbatimChar"/>
               </w:rPr>
-              <w:t xml:space="preserve">Gregorian</w:t>
+              <w:t xml:space="preserve">OGC:CRS84</w:t>
             </w:r>
             <w:r>
               <w:t xml:space="preserve">.</w:t>
@@ -2987,15 +3012,243 @@
           </w:p>
         </w:tc>
       </w:tr>
+      <w:tr>
+        <w:tc>
+          <w:tcPr/>
+          <w:p>
+            <w:pPr>
+              <w:jc w:val="center"/>
+            </w:pPr>
+            <w:r>
+              <w:t xml:space="preserve">B</w:t>
+            </w:r>
+          </w:p>
+        </w:tc>
+        <w:tc>
+          <w:tcPr/>
+          <w:p>
+            <w:pPr>
+              <w:jc w:val="left"/>
+            </w:pPr>
+            <w:r>
+              <w:t xml:space="preserve">The value of</w:t>
+            </w:r>
+            <w:r>
+              <w:t xml:space="preserve"> </w:t>
+            </w:r>
+            <w:r>
+              <w:rPr>
+                <w:rStyle w:val="VerbatimChar"/>
+              </w:rPr>
+              <w:t xml:space="preserve">crs</w:t>
+            </w:r>
+            <w:r>
+              <w:t xml:space="preserve"> </w:t>
+            </w:r>
+            <w:r>
+              <w:t xml:space="preserve">SHALL include the element</w:t>
+            </w:r>
+            <w:r>
+              <w:t xml:space="preserve"> </w:t>
+            </w:r>
+            <w:r>
+              <w:rPr>
+                <w:rStyle w:val="VerbatimChar"/>
+              </w:rPr>
+              <w:t xml:space="preserve">OGC:CRS84</w:t>
+            </w:r>
+            <w:r>
+              <w:t xml:space="preserve">.</w:t>
+            </w:r>
+          </w:p>
+        </w:tc>
+      </w:tr>
+      <w:tr>
+        <w:tc>
+          <w:tcPr/>
+          <w:p>
+            <w:pPr>
+              <w:jc w:val="center"/>
+            </w:pPr>
+            <w:r>
+              <w:t xml:space="preserve">C</w:t>
+            </w:r>
+          </w:p>
+        </w:tc>
+        <w:tc>
+          <w:tcPr/>
+          <w:p>
+            <w:pPr>
+              <w:jc w:val="left"/>
+            </w:pPr>
+            <w:r>
+              <w:t xml:space="preserve">If</w:t>
+            </w:r>
+            <w:r>
+              <w:t xml:space="preserve"> </w:t>
+            </w:r>
+            <w:r>
+              <w:rPr>
+                <w:rStyle w:val="VerbatimChar"/>
+              </w:rPr>
+              <w:t xml:space="preserve">crs_details</w:t>
+            </w:r>
+            <w:r>
+              <w:t xml:space="preserve"> </w:t>
+            </w:r>
+            <w:r>
+              <w:t xml:space="preserve">is specified for a</w:t>
+            </w:r>
+            <w:r>
+              <w:t xml:space="preserve"> </w:t>
+            </w:r>
+            <w:r>
+              <w:rPr>
+                <w:rStyle w:val="VerbatimChar"/>
+              </w:rPr>
+              <w:t xml:space="preserve">data_queries</w:t>
+            </w:r>
+            <w:r>
+              <w:t xml:space="preserve"> </w:t>
+            </w:r>
+            <w:r>
+              <w:t xml:space="preserve">object, the</w:t>
+            </w:r>
+            <w:r>
+              <w:t xml:space="preserve"> </w:t>
+            </w:r>
+            <w:r>
+              <w:rPr>
+                <w:rStyle w:val="VerbatimChar"/>
+              </w:rPr>
+              <w:t xml:space="preserve">crs_details</w:t>
+            </w:r>
+            <w:r>
+              <w:t xml:space="preserve"> </w:t>
+            </w:r>
+            <w:r>
+              <w:t xml:space="preserve">array SHALL include an object whose</w:t>
+            </w:r>
+            <w:r>
+              <w:t xml:space="preserve"> </w:t>
+            </w:r>
+            <w:r>
+              <w:rPr>
+                <w:rStyle w:val="VerbatimChar"/>
+              </w:rPr>
+              <w:t xml:space="preserve">crs</w:t>
+            </w:r>
+            <w:r>
+              <w:t xml:space="preserve"> </w:t>
+            </w:r>
+            <w:r>
+              <w:t xml:space="preserve">value is</w:t>
+            </w:r>
+            <w:r>
+              <w:t xml:space="preserve"> </w:t>
+            </w:r>
+            <w:r>
+              <w:rPr>
+                <w:rStyle w:val="VerbatimChar"/>
+              </w:rPr>
+              <w:t xml:space="preserve">OGC:CRS84</w:t>
+            </w:r>
+            <w:r>
+              <w:t xml:space="preserve">.</w:t>
+            </w:r>
+          </w:p>
+        </w:tc>
+      </w:tr>
+      <w:tr>
+        <w:tc>
+          <w:tcPr/>
+          <w:p>
+            <w:pPr>
+              <w:jc w:val="center"/>
+            </w:pPr>
+            <w:r>
+              <w:t xml:space="preserve">D</w:t>
+            </w:r>
+          </w:p>
+        </w:tc>
+        <w:tc>
+          <w:tcPr/>
+          <w:p>
+            <w:pPr>
+              <w:jc w:val="left"/>
+            </w:pPr>
+            <w:r>
+              <w:t xml:space="preserve">If a collection supports more CRSs than</w:t>
+            </w:r>
+            <w:r>
+              <w:t xml:space="preserve"> </w:t>
+            </w:r>
+            <w:r>
+              <w:rPr>
+                <w:rStyle w:val="VerbatimChar"/>
+              </w:rPr>
+              <w:t xml:space="preserve">OGC:CRS84</w:t>
+            </w:r>
+            <w:r>
+              <w:t xml:space="preserve">, these values SHOULD be presented on the syntax</w:t>
+            </w:r>
+            <w:r>
+              <w:t xml:space="preserve"> </w:t>
+            </w:r>
+            <w:r>
+              <w:rPr>
+                <w:rStyle w:val="VerbatimChar"/>
+              </w:rPr>
+              <w:t xml:space="preserve">EPSG:&lt;code&gt;</w:t>
+            </w:r>
+            <w:r>
+              <w:t xml:space="preserve"> </w:t>
+            </w:r>
+            <w:r>
+              <w:t xml:space="preserve">in</w:t>
+            </w:r>
+            <w:r>
+              <w:t xml:space="preserve"> </w:t>
+            </w:r>
+            <w:r>
+              <w:rPr>
+                <w:rStyle w:val="VerbatimChar"/>
+              </w:rPr>
+              <w:t xml:space="preserve">crs</w:t>
+            </w:r>
+            <w:r>
+              <w:t xml:space="preserve"> </w:t>
+            </w:r>
+            <w:r>
+              <w:t xml:space="preserve">and</w:t>
+            </w:r>
+            <w:r>
+              <w:t xml:space="preserve"> </w:t>
+            </w:r>
+            <w:r>
+              <w:rPr>
+                <w:rStyle w:val="VerbatimChar"/>
+              </w:rPr>
+              <w:t xml:space="preserve">data_queries.*.crs_details.crs</w:t>
+            </w:r>
+            <w:r>
+              <w:t xml:space="preserve"> </w:t>
+            </w:r>
+            <w:r>
+              <w:t xml:space="preserve">if an epsg code is available.</w:t>
+            </w:r>
+          </w:p>
+        </w:tc>
+      </w:tr>
     </w:tbl>
-    <w:bookmarkEnd w:id="76"/>
-    <w:bookmarkStart w:id="77" w:name="X27de3de8a831ad5d88c106de7a234a45183d51e"/>
+    <w:bookmarkEnd w:id="79"/>
+    <w:bookmarkStart w:id="80" w:name="Xe81e0dfeb4d1c1d2c35325f09911039c796d1bc"/>
     <w:p>
       <w:pPr>
         <w:pStyle w:val="Heading2"/>
       </w:pPr>
       <w:r>
-        <w:t xml:space="preserve">Collection spatial extent</w:t>
+        <w:t xml:space="preserve">Collection temporal extent</w:t>
       </w:r>
     </w:p>
     <w:p>
@@ -3003,7 +3256,7 @@
         <w:pStyle w:val="FirstParagraph"/>
       </w:pPr>
       <w:r>
-        <w:t xml:space="preserve">Spatial extent of a collction.</w:t>
+        <w:t xml:space="preserve">Temporal extent of a collction.</w:t>
       </w:r>
     </w:p>
     <w:tbl>
@@ -3044,7 +3297,7 @@
                 <w:bCs/>
                 <w:b/>
               </w:rPr>
-              <w:t xml:space="preserve">/req/core/collection_spatial_extent</w:t>
+              <w:t xml:space="preserve">/req/core/collection_temporal_extent</w:t>
             </w:r>
           </w:p>
         </w:tc>
@@ -3077,7 +3330,7 @@
               <w:rPr>
                 <w:rStyle w:val="VerbatimChar"/>
               </w:rPr>
-              <w:t xml:space="preserve">extent.spatial.crs</w:t>
+              <w:t xml:space="preserve">extent.temporal.trs</w:t>
             </w:r>
             <w:r>
               <w:t xml:space="preserve"> </w:t>
@@ -3092,7 +3345,7 @@
               <w:rPr>
                 <w:rStyle w:val="VerbatimChar"/>
               </w:rPr>
-              <w:t xml:space="preserve">OGC:CRS84</w:t>
+              <w:t xml:space="preserve">Gregorian</w:t>
             </w:r>
             <w:r>
               <w:t xml:space="preserve">.</w:t>
@@ -3100,243 +3353,15 @@
           </w:p>
         </w:tc>
       </w:tr>
-      <w:tr>
-        <w:tc>
-          <w:tcPr/>
-          <w:p>
-            <w:pPr>
-              <w:jc w:val="center"/>
-            </w:pPr>
-            <w:r>
-              <w:t xml:space="preserve">B</w:t>
-            </w:r>
-          </w:p>
-        </w:tc>
-        <w:tc>
-          <w:tcPr/>
-          <w:p>
-            <w:pPr>
-              <w:jc w:val="left"/>
-            </w:pPr>
-            <w:r>
-              <w:t xml:space="preserve">The value of</w:t>
-            </w:r>
-            <w:r>
-              <w:t xml:space="preserve"> </w:t>
-            </w:r>
-            <w:r>
-              <w:rPr>
-                <w:rStyle w:val="VerbatimChar"/>
-              </w:rPr>
-              <w:t xml:space="preserve">crs</w:t>
-            </w:r>
-            <w:r>
-              <w:t xml:space="preserve"> </w:t>
-            </w:r>
-            <w:r>
-              <w:t xml:space="preserve">SHALL include the element</w:t>
-            </w:r>
-            <w:r>
-              <w:t xml:space="preserve"> </w:t>
-            </w:r>
-            <w:r>
-              <w:rPr>
-                <w:rStyle w:val="VerbatimChar"/>
-              </w:rPr>
-              <w:t xml:space="preserve">OGC:CRS84</w:t>
-            </w:r>
-            <w:r>
-              <w:t xml:space="preserve">.</w:t>
-            </w:r>
-          </w:p>
-        </w:tc>
-      </w:tr>
-      <w:tr>
-        <w:tc>
-          <w:tcPr/>
-          <w:p>
-            <w:pPr>
-              <w:jc w:val="center"/>
-            </w:pPr>
-            <w:r>
-              <w:t xml:space="preserve">C</w:t>
-            </w:r>
-          </w:p>
-        </w:tc>
-        <w:tc>
-          <w:tcPr/>
-          <w:p>
-            <w:pPr>
-              <w:jc w:val="left"/>
-            </w:pPr>
-            <w:r>
-              <w:t xml:space="preserve">If</w:t>
-            </w:r>
-            <w:r>
-              <w:t xml:space="preserve"> </w:t>
-            </w:r>
-            <w:r>
-              <w:rPr>
-                <w:rStyle w:val="VerbatimChar"/>
-              </w:rPr>
-              <w:t xml:space="preserve">crs_details</w:t>
-            </w:r>
-            <w:r>
-              <w:t xml:space="preserve"> </w:t>
-            </w:r>
-            <w:r>
-              <w:t xml:space="preserve">is specified for a</w:t>
-            </w:r>
-            <w:r>
-              <w:t xml:space="preserve"> </w:t>
-            </w:r>
-            <w:r>
-              <w:rPr>
-                <w:rStyle w:val="VerbatimChar"/>
-              </w:rPr>
-              <w:t xml:space="preserve">data_queries</w:t>
-            </w:r>
-            <w:r>
-              <w:t xml:space="preserve"> </w:t>
-            </w:r>
-            <w:r>
-              <w:t xml:space="preserve">object, the</w:t>
-            </w:r>
-            <w:r>
-              <w:t xml:space="preserve"> </w:t>
-            </w:r>
-            <w:r>
-              <w:rPr>
-                <w:rStyle w:val="VerbatimChar"/>
-              </w:rPr>
-              <w:t xml:space="preserve">crs_details</w:t>
-            </w:r>
-            <w:r>
-              <w:t xml:space="preserve"> </w:t>
-            </w:r>
-            <w:r>
-              <w:t xml:space="preserve">array SHALL include an object whose</w:t>
-            </w:r>
-            <w:r>
-              <w:t xml:space="preserve"> </w:t>
-            </w:r>
-            <w:r>
-              <w:rPr>
-                <w:rStyle w:val="VerbatimChar"/>
-              </w:rPr>
-              <w:t xml:space="preserve">crs</w:t>
-            </w:r>
-            <w:r>
-              <w:t xml:space="preserve"> </w:t>
-            </w:r>
-            <w:r>
-              <w:t xml:space="preserve">value is</w:t>
-            </w:r>
-            <w:r>
-              <w:t xml:space="preserve"> </w:t>
-            </w:r>
-            <w:r>
-              <w:rPr>
-                <w:rStyle w:val="VerbatimChar"/>
-              </w:rPr>
-              <w:t xml:space="preserve">OGC:CRS84</w:t>
-            </w:r>
-            <w:r>
-              <w:t xml:space="preserve">.</w:t>
-            </w:r>
-          </w:p>
-        </w:tc>
-      </w:tr>
-      <w:tr>
-        <w:tc>
-          <w:tcPr/>
-          <w:p>
-            <w:pPr>
-              <w:jc w:val="center"/>
-            </w:pPr>
-            <w:r>
-              <w:t xml:space="preserve">D</w:t>
-            </w:r>
-          </w:p>
-        </w:tc>
-        <w:tc>
-          <w:tcPr/>
-          <w:p>
-            <w:pPr>
-              <w:jc w:val="left"/>
-            </w:pPr>
-            <w:r>
-              <w:t xml:space="preserve">If a collection supports more CRSs than</w:t>
-            </w:r>
-            <w:r>
-              <w:t xml:space="preserve"> </w:t>
-            </w:r>
-            <w:r>
-              <w:rPr>
-                <w:rStyle w:val="VerbatimChar"/>
-              </w:rPr>
-              <w:t xml:space="preserve">OGC:CRS84</w:t>
-            </w:r>
-            <w:r>
-              <w:t xml:space="preserve">, these values SHOULD be presented on the syntax</w:t>
-            </w:r>
-            <w:r>
-              <w:t xml:space="preserve"> </w:t>
-            </w:r>
-            <w:r>
-              <w:rPr>
-                <w:rStyle w:val="VerbatimChar"/>
-              </w:rPr>
-              <w:t xml:space="preserve">EPSG:&lt;code&gt;</w:t>
-            </w:r>
-            <w:r>
-              <w:t xml:space="preserve"> </w:t>
-            </w:r>
-            <w:r>
-              <w:t xml:space="preserve">in</w:t>
-            </w:r>
-            <w:r>
-              <w:t xml:space="preserve"> </w:t>
-            </w:r>
-            <w:r>
-              <w:rPr>
-                <w:rStyle w:val="VerbatimChar"/>
-              </w:rPr>
-              <w:t xml:space="preserve">crs</w:t>
-            </w:r>
-            <w:r>
-              <w:t xml:space="preserve"> </w:t>
-            </w:r>
-            <w:r>
-              <w:t xml:space="preserve">and</w:t>
-            </w:r>
-            <w:r>
-              <w:t xml:space="preserve"> </w:t>
-            </w:r>
-            <w:r>
-              <w:rPr>
-                <w:rStyle w:val="VerbatimChar"/>
-              </w:rPr>
-              <w:t xml:space="preserve">data_queries.*.crs_details.crs</w:t>
-            </w:r>
-            <w:r>
-              <w:t xml:space="preserve"> </w:t>
-            </w:r>
-            <w:r>
-              <w:t xml:space="preserve">if an epsg code is available.</w:t>
-            </w:r>
-          </w:p>
-        </w:tc>
-      </w:tr>
     </w:tbl>
-    <w:bookmarkEnd w:id="77"/>
-    <w:bookmarkStart w:id="78" w:name="X78c8556fdd177e53f98af78cb65c75ae0e2c8f5"/>
+    <w:bookmarkEnd w:id="80"/>
+    <w:bookmarkStart w:id="81" w:name="X7e9880afc1b46969c3866aea7c36924c7e6ef2b"/>
     <w:p>
       <w:pPr>
         <w:pStyle w:val="Heading2"/>
       </w:pPr>
       <w:r>
-        <w:t xml:space="preserve">Data query response metadata</w:t>
+        <w:t xml:space="preserve">Collection vertical extent</w:t>
       </w:r>
     </w:p>
     <w:p>
@@ -3344,7 +3369,7 @@
         <w:pStyle w:val="FirstParagraph"/>
       </w:pPr>
       <w:r>
-        <w:t xml:space="preserve">Metadata in the response to a data query.</w:t>
+        <w:t xml:space="preserve">Vertical extent of a collection.</w:t>
       </w:r>
     </w:p>
     <w:tbl>
@@ -3385,7 +3410,7 @@
                 <w:bCs/>
                 <w:b/>
               </w:rPr>
-              <w:t xml:space="preserve">/rec/core/data_query_response_metadata</w:t>
+              <w:t xml:space="preserve">/rec/core/collection_vertical_extent</w:t>
             </w:r>
           </w:p>
         </w:tc>
@@ -3409,20 +3434,110 @@
               <w:jc w:val="left"/>
             </w:pPr>
             <w:r>
-              <w:t xml:space="preserve">The metadata in the response to a data query, e.g crs, parameters and units, SHOULD mirror as closely as possible the terms and vocabularies used in the collection metadata.</w:t>
+              <w:t xml:space="preserve">If</w:t>
+            </w:r>
+            <w:r>
+              <w:t xml:space="preserve"> </w:t>
+            </w:r>
+            <w:r>
+              <w:rPr>
+                <w:rStyle w:val="VerbatimChar"/>
+              </w:rPr>
+              <w:t xml:space="preserve">extent.vertical</w:t>
+            </w:r>
+            <w:r>
+              <w:t xml:space="preserve"> </w:t>
+            </w:r>
+            <w:r>
+              <w:t xml:space="preserve">is defined, the value of</w:t>
+            </w:r>
+            <w:r>
+              <w:t xml:space="preserve"> </w:t>
+            </w:r>
+            <w:r>
+              <w:rPr>
+                <w:rStyle w:val="VerbatimChar"/>
+              </w:rPr>
+              <w:t xml:space="preserve">extent.vertical.vrs</w:t>
+            </w:r>
+            <w:r>
+              <w:t xml:space="preserve"> </w:t>
+            </w:r>
+            <w:r>
+              <w:t xml:space="preserve">SHOULD be one the following values:</w:t>
+            </w:r>
+            <w:r>
+              <w:t xml:space="preserve"> </w:t>
+            </w:r>
+            <w:r>
+              <w:rPr>
+                <w:rStyle w:val="VerbatimChar"/>
+              </w:rPr>
+              <w:t xml:space="preserve">Pressure level in hPa</w:t>
+            </w:r>
+            <w:r>
+              <w:t xml:space="preserve">,</w:t>
+            </w:r>
+            <w:r>
+              <w:t xml:space="preserve"> </w:t>
+            </w:r>
+            <w:r>
+              <w:rPr>
+                <w:rStyle w:val="VerbatimChar"/>
+              </w:rPr>
+              <w:t xml:space="preserve">Geopotential height in gpm</w:t>
+            </w:r>
+            <w:r>
+              <w:t xml:space="preserve">,</w:t>
+            </w:r>
+            <w:r>
+              <w:t xml:space="preserve"> </w:t>
+            </w:r>
+            <w:r>
+              <w:rPr>
+                <w:rStyle w:val="VerbatimChar"/>
+              </w:rPr>
+              <w:t xml:space="preserve">Geometrical altitude above mean sea level in meters</w:t>
+            </w:r>
+            <w:r>
+              <w:t xml:space="preserve">,</w:t>
+            </w:r>
+            <w:r>
+              <w:t xml:space="preserve"> </w:t>
+            </w:r>
+            <w:r>
+              <w:rPr>
+                <w:rStyle w:val="VerbatimChar"/>
+              </w:rPr>
+              <w:t xml:space="preserve">Height above ground in meters</w:t>
+            </w:r>
+            <w:r>
+              <w:t xml:space="preserve">,</w:t>
+            </w:r>
+            <w:r>
+              <w:t xml:space="preserve"> </w:t>
+            </w:r>
+            <w:r>
+              <w:rPr>
+                <w:rStyle w:val="VerbatimChar"/>
+              </w:rPr>
+              <w:t xml:space="preserve">Flight level</w:t>
+            </w:r>
+            <w:r>
+              <w:t xml:space="preserve">.</w:t>
             </w:r>
           </w:p>
         </w:tc>
       </w:tr>
     </w:tbl>
-    <w:bookmarkEnd w:id="78"/>
-    <w:bookmarkStart w:id="79" w:name="X7e9880afc1b46969c3866aea7c36924c7e6ef2b"/>
+    <w:bookmarkEnd w:id="81"/>
+    <w:bookmarkStart w:id="82" w:name="X442e9eb1340fd858df1f5cbdd92d37e99ab4df6"/>
     <w:p>
       <w:pPr>
         <w:pStyle w:val="Heading2"/>
       </w:pPr>
       <w:r>
-        <w:t xml:space="preserve">Collection vertical extent</w:t>
+        <w:t xml:space="preserve">Collection parameter names</w:t>
       </w:r>
     </w:p>
     <w:p>
@@ -3430,7 +3545,7 @@
         <w:pStyle w:val="FirstParagraph"/>
       </w:pPr>
       <w:r>
-        <w:t xml:space="preserve">Vertical extent of a collection.</w:t>
+        <w:t xml:space="preserve">Parameter names is an object, containing parameter objects with metadata about all parameters the collection contains.</w:t>
       </w:r>
     </w:p>
     <w:tbl>
@@ -3456,7 +3571,7 @@
                 <w:bCs/>
                 <w:b/>
               </w:rPr>
-              <w:t xml:space="preserve">Recommendation 2</w:t>
+              <w:t xml:space="preserve">Requirement 7</w:t>
             </w:r>
           </w:p>
         </w:tc>
@@ -3471,7 +3586,7 @@
                 <w:bCs/>
                 <w:b/>
               </w:rPr>
-              <w:t xml:space="preserve">/rec/core/collection_vertical_extent</w:t>
+              <w:t xml:space="preserve">/req/core/collection_parameter_names</w:t>
             </w:r>
           </w:p>
         </w:tc>
@@ -3495,7 +3610,7 @@
               <w:jc w:val="left"/>
             </w:pPr>
             <w:r>
-              <w:t xml:space="preserve">If</w:t>
+              <w:t xml:space="preserve">The keys in</w:t>
             </w:r>
             <w:r>
               <w:t xml:space="preserve"> </w:t>
@@ -3504,13 +3619,13 @@
               <w:rPr>
                 <w:rStyle w:val="VerbatimChar"/>
               </w:rPr>
-              <w:t xml:space="preserve">extent.vertical</w:t>
-            </w:r>
-            <w:r>
-              <w:t xml:space="preserve"> </w:t>
-            </w:r>
-            <w:r>
-              <w:t xml:space="preserve">is defined, the value of</w:t>
+              <w:t xml:space="preserve">parameter_names</w:t>
+            </w:r>
+            <w:r>
+              <w:t xml:space="preserve"> </w:t>
+            </w:r>
+            <w:r>
+              <w:t xml:space="preserve">and</w:t>
             </w:r>
             <w:r>
               <w:t xml:space="preserve"> </w:t>
@@ -3519,13 +3634,37 @@
               <w:rPr>
                 <w:rStyle w:val="VerbatimChar"/>
               </w:rPr>
-              <w:t xml:space="preserve">extent.vertical.vrs</w:t>
-            </w:r>
-            <w:r>
-              <w:t xml:space="preserve"> </w:t>
-            </w:r>
-            <w:r>
-              <w:t xml:space="preserve">SHOULD be one the following values:</w:t>
+              <w:t xml:space="preserve">id</w:t>
+            </w:r>
+            <w:r>
+              <w:t xml:space="preserve"> </w:t>
+            </w:r>
+            <w:r>
+              <w:t xml:space="preserve">in the parameter object SHALL NOT be used to convey structured metadata.</w:t>
+            </w:r>
+          </w:p>
+        </w:tc>
+      </w:tr>
+      <w:tr>
+        <w:tc>
+          <w:tcPr/>
+          <w:p>
+            <w:pPr>
+              <w:jc w:val="center"/>
+            </w:pPr>
+            <w:r>
+              <w:t xml:space="preserve">B</w:t>
+            </w:r>
+          </w:p>
+        </w:tc>
+        <w:tc>
+          <w:tcPr/>
+          <w:p>
+            <w:pPr>
+              <w:jc w:val="left"/>
+            </w:pPr>
+            <w:r>
+              <w:t xml:space="preserve">A</w:t>
             </w:r>
             <w:r>
               <w:t xml:space="preserve"> </w:t>
@@ -3534,7 +3673,22 @@
               <w:rPr>
                 <w:rStyle w:val="VerbatimChar"/>
               </w:rPr>
-              <w:t xml:space="preserve">Pressure level in hPa</w:t>
+              <w:t xml:space="preserve">parameter</w:t>
+            </w:r>
+            <w:r>
+              <w:t xml:space="preserve"> </w:t>
+            </w:r>
+            <w:r>
+              <w:t xml:space="preserve">object SHALL specify the following fields:</w:t>
+            </w:r>
+            <w:r>
+              <w:t xml:space="preserve"> </w:t>
+            </w:r>
+            <w:r>
+              <w:rPr>
+                <w:rStyle w:val="VerbatimChar"/>
+              </w:rPr>
+              <w:t xml:space="preserve">label</w:t>
             </w:r>
             <w:r>
               <w:t xml:space="preserve">,</w:t>
@@ -3546,7 +3700,7 @@
               <w:rPr>
                 <w:rStyle w:val="VerbatimChar"/>
               </w:rPr>
-              <w:t xml:space="preserve">Geopotential height in gpm</w:t>
+              <w:t xml:space="preserve">description</w:t>
             </w:r>
             <w:r>
               <w:t xml:space="preserve">,</w:t>
@@ -3558,47 +3712,257 @@
               <w:rPr>
                 <w:rStyle w:val="VerbatimChar"/>
               </w:rPr>
-              <w:t xml:space="preserve">Geometrical altitude above mean sea level in meters</w:t>
-            </w:r>
-            <w:r>
-              <w:t xml:space="preserve">,</w:t>
-            </w:r>
-            <w:r>
-              <w:t xml:space="preserve"> </w:t>
-            </w:r>
+              <w:t xml:space="preserve">unit</w:t>
+            </w:r>
+          </w:p>
+        </w:tc>
+      </w:tr>
+      <w:tr>
+        <w:tc>
+          <w:tcPr/>
+          <w:p>
+            <w:pPr>
+              <w:jc w:val="center"/>
+            </w:pPr>
+            <w:r>
+              <w:t xml:space="preserve">C</w:t>
+            </w:r>
+          </w:p>
+        </w:tc>
+        <w:tc>
+          <w:tcPr/>
+          <w:p>
+            <w:pPr>
+              <w:jc w:val="left"/>
+            </w:pPr>
             <w:r>
               <w:rPr>
                 <w:rStyle w:val="VerbatimChar"/>
               </w:rPr>
-              <w:t xml:space="preserve">Height above ground in meters</w:t>
-            </w:r>
-            <w:r>
-              <w:t xml:space="preserve">,</w:t>
-            </w:r>
-            <w:r>
-              <w:t xml:space="preserve"> </w:t>
-            </w:r>
+              <w:t xml:space="preserve">label</w:t>
+            </w:r>
+            <w:r>
+              <w:t xml:space="preserve"> </w:t>
+            </w:r>
+            <w:r>
+              <w:t xml:space="preserve">SHALL NOT have more than 50 characters.</w:t>
+            </w:r>
+          </w:p>
+        </w:tc>
+      </w:tr>
+      <w:tr>
+        <w:tc>
+          <w:tcPr/>
+          <w:p>
+            <w:pPr>
+              <w:jc w:val="center"/>
+            </w:pPr>
+            <w:r>
+              <w:t xml:space="preserve">D</w:t>
+            </w:r>
+          </w:p>
+        </w:tc>
+        <w:tc>
+          <w:tcPr/>
+          <w:p>
+            <w:pPr>
+              <w:jc w:val="left"/>
+            </w:pPr>
             <w:r>
               <w:rPr>
                 <w:rStyle w:val="VerbatimChar"/>
               </w:rPr>
-              <w:t xml:space="preserve">Flight level</w:t>
-            </w:r>
-            <w:r>
-              <w:t xml:space="preserve">.</w:t>
+              <w:t xml:space="preserve">label</w:t>
+            </w:r>
+            <w:r>
+              <w:t xml:space="preserve"> </w:t>
+            </w:r>
+            <w:r>
+              <w:t xml:space="preserve">SHALL be written in English.</w:t>
+            </w:r>
+          </w:p>
+        </w:tc>
+      </w:tr>
+      <w:tr>
+        <w:tc>
+          <w:tcPr/>
+          <w:p>
+            <w:pPr>
+              <w:jc w:val="center"/>
+            </w:pPr>
+            <w:r>
+              <w:t xml:space="preserve">E</w:t>
+            </w:r>
+          </w:p>
+        </w:tc>
+        <w:tc>
+          <w:tcPr/>
+          <w:p>
+            <w:pPr>
+              <w:jc w:val="left"/>
+            </w:pPr>
+            <w:r>
+              <w:rPr>
+                <w:rStyle w:val="VerbatimChar"/>
+              </w:rPr>
+              <w:t xml:space="preserve">unit</w:t>
+            </w:r>
+            <w:r>
+              <w:t xml:space="preserve"> </w:t>
+            </w:r>
+            <w:r>
+              <w:t xml:space="preserve">SHALL use QUDT as vocabulary, and</w:t>
+            </w:r>
+            <w:r>
+              <w:t xml:space="preserve"> </w:t>
+            </w:r>
+            <w:r>
+              <w:rPr>
+                <w:rStyle w:val="VerbatimChar"/>
+              </w:rPr>
+              <w:t xml:space="preserve">unit.symbol.type</w:t>
+            </w:r>
+            <w:r>
+              <w:t xml:space="preserve"> </w:t>
+            </w:r>
+            <w:r>
+              <w:t xml:space="preserve">SHALL be on the form</w:t>
+            </w:r>
+            <w:r>
+              <w:t xml:space="preserve"> </w:t>
+            </w:r>
+            <w:r>
+              <w:rPr>
+                <w:rStyle w:val="VerbatimChar"/>
+              </w:rPr>
+              <w:t xml:space="preserve">https://qudt.org/vocab/unit/&lt;unit&gt;</w:t>
+            </w:r>
+            <w:r>
+              <w:t xml:space="preserve"> </w:t>
+            </w:r>
+            <w:r>
+              <w:t xml:space="preserve">and</w:t>
+            </w:r>
+            <w:r>
+              <w:t xml:space="preserve"> </w:t>
+            </w:r>
+            <w:r>
+              <w:rPr>
+                <w:rStyle w:val="VerbatimChar"/>
+              </w:rPr>
+              <w:t xml:space="preserve">unit.symbol.value</w:t>
+            </w:r>
+            <w:r>
+              <w:t xml:space="preserve"> </w:t>
+            </w:r>
+            <w:r>
+              <w:t xml:space="preserve">SHALL be set to the value of</w:t>
+            </w:r>
+            <w:r>
+              <w:t xml:space="preserve"> </w:t>
+            </w:r>
+            <w:r>
+              <w:rPr>
+                <w:rStyle w:val="VerbatimChar"/>
+              </w:rPr>
+              <w:t xml:space="preserve">qudt:symbol</w:t>
+            </w:r>
+            <w:r>
+              <w:t xml:space="preserve"> </w:t>
+            </w:r>
+            <w:r>
+              <w:t xml:space="preserve">for that unit.</w:t>
+            </w:r>
+          </w:p>
+        </w:tc>
+      </w:tr>
+      <w:tr>
+        <w:tc>
+          <w:tcPr/>
+          <w:p>
+            <w:pPr>
+              <w:jc w:val="center"/>
+            </w:pPr>
+            <w:r>
+              <w:t xml:space="preserve">F</w:t>
+            </w:r>
+          </w:p>
+        </w:tc>
+        <w:tc>
+          <w:tcPr/>
+          <w:p>
+            <w:pPr>
+              <w:jc w:val="left"/>
+            </w:pPr>
+            <w:r>
+              <w:rPr>
+                <w:rStyle w:val="VerbatimChar"/>
+              </w:rPr>
+              <w:t xml:space="preserve">observedProperty</w:t>
+            </w:r>
+            <w:r>
+              <w:t xml:space="preserve"> </w:t>
+            </w:r>
+            <w:r>
+              <w:t xml:space="preserve">SHALL use the CF-convention if a suitable value is available and set</w:t>
+            </w:r>
+            <w:r>
+              <w:t xml:space="preserve"> </w:t>
+            </w:r>
+            <w:r>
+              <w:rPr>
+                <w:rStyle w:val="VerbatimChar"/>
+              </w:rPr>
+              <w:t xml:space="preserve">observedProperty.id</w:t>
+            </w:r>
+            <w:r>
+              <w:t xml:space="preserve"> </w:t>
+            </w:r>
+            <w:r>
+              <w:t xml:space="preserve">to value</w:t>
+            </w:r>
+            <w:r>
+              <w:t xml:space="preserve"> </w:t>
+            </w:r>
+            <w:r>
+              <w:rPr>
+                <w:rStyle w:val="VerbatimChar"/>
+              </w:rPr>
+              <w:t xml:space="preserve">https://vocab.nerc.ac.uk/standard_name/&lt;standard_name&gt;</w:t>
+            </w:r>
+            <w:r>
+              <w:t xml:space="preserve"> </w:t>
+            </w:r>
+            <w:r>
+              <w:t xml:space="preserve">If not, use</w:t>
+            </w:r>
+            <w:r>
+              <w:t xml:space="preserve"> </w:t>
+            </w:r>
+            <w:r>
+              <w:rPr>
+                <w:rStyle w:val="VerbatimChar"/>
+              </w:rPr>
+              <w:t xml:space="preserve">observedProperty.description</w:t>
+            </w:r>
+            <w:r>
+              <w:t xml:space="preserve"> </w:t>
+            </w:r>
+            <w:r>
+              <w:t xml:space="preserve">to describe it.</w:t>
             </w:r>
           </w:p>
         </w:tc>
       </w:tr>
     </w:tbl>
-    <w:bookmarkEnd w:id="79"/>
-    <w:bookmarkStart w:id="80" w:name="X442e9eb1340fd858df1f5cbdd92d37e99ab4df6"/>
+    <w:bookmarkEnd w:id="82"/>
+    <w:bookmarkStart w:id="84" w:name="Xa102e34ce8eabbc97a8a5c6597a0dbf611f5b39"/>
     <w:p>
       <w:pPr>
         <w:pStyle w:val="Heading2"/>
       </w:pPr>
       <w:r>
-        <w:t xml:space="preserve">Collection parameter names</w:t>
+        <w:t xml:space="preserve">Collection radius data query</w:t>
       </w:r>
     </w:p>
     <w:p>
@@ -3606,7 +3970,7 @@
         <w:pStyle w:val="FirstParagraph"/>
       </w:pPr>
       <w:r>
-        <w:t xml:space="preserve">Parameter names is an object, containing parameter objects with metadata about all parameters the collection contains.</w:t>
+        <w:t xml:space="preserve">Metadata about the radius data query in a collection.</w:t>
       </w:r>
     </w:p>
     <w:tbl>
@@ -3632,7 +3996,7 @@
                 <w:bCs/>
                 <w:b/>
               </w:rPr>
-              <w:t xml:space="preserve">Requirement 7</w:t>
+              <w:t xml:space="preserve">Requirement 8</w:t>
             </w:r>
           </w:p>
         </w:tc>
@@ -3647,7 +4011,7 @@
                 <w:bCs/>
                 <w:b/>
               </w:rPr>
-              <w:t xml:space="preserve">/req/core/collection_parameter_names</w:t>
+              <w:t xml:space="preserve">/req/core/collection_radius_data_query</w:t>
             </w:r>
           </w:p>
         </w:tc>
@@ -3671,7 +4035,7 @@
               <w:jc w:val="left"/>
             </w:pPr>
             <w:r>
-              <w:t xml:space="preserve">The keys in</w:t>
+              <w:t xml:space="preserve">The</w:t>
             </w:r>
             <w:r>
               <w:t xml:space="preserve"> </w:t>
@@ -3680,13 +4044,13 @@
               <w:rPr>
                 <w:rStyle w:val="VerbatimChar"/>
               </w:rPr>
-              <w:t xml:space="preserve">parameter_names</w:t>
-            </w:r>
-            <w:r>
-              <w:t xml:space="preserve"> </w:t>
-            </w:r>
-            <w:r>
-              <w:t xml:space="preserve">and</w:t>
+              <w:t xml:space="preserve">within_units</w:t>
+            </w:r>
+            <w:r>
+              <w:t xml:space="preserve"> </w:t>
+            </w:r>
+            <w:r>
+              <w:t xml:space="preserve">array in a</w:t>
             </w:r>
             <w:r>
               <w:t xml:space="preserve"> </w:t>
@@ -3695,13 +4059,25 @@
               <w:rPr>
                 <w:rStyle w:val="VerbatimChar"/>
               </w:rPr>
-              <w:t xml:space="preserve">id</w:t>
-            </w:r>
-            <w:r>
-              <w:t xml:space="preserve"> </w:t>
-            </w:r>
-            <w:r>
-              <w:t xml:space="preserve">in the parameter object SHALL NOT be used to convey structured metadata.</w:t>
+              <w:t xml:space="preserve">variables</w:t>
+            </w:r>
+            <w:r>
+              <w:t xml:space="preserve"> </w:t>
+            </w:r>
+            <w:r>
+              <w:t xml:space="preserve">object for a radius data query SHALL contain</w:t>
+            </w:r>
+            <w:r>
+              <w:t xml:space="preserve"> </w:t>
+            </w:r>
+            <w:r>
+              <w:rPr>
+                <w:rStyle w:val="VerbatimChar"/>
+              </w:rPr>
+              <w:t xml:space="preserve">m</w:t>
+            </w:r>
+            <w:r>
+              <w:t xml:space="preserve">, interpreted as the SI unit of length.</w:t>
             </w:r>
           </w:p>
         </w:tc>
@@ -3725,22 +4101,54 @@
               <w:jc w:val="left"/>
             </w:pPr>
             <w:r>
-              <w:t xml:space="preserve">A</w:t>
-            </w:r>
-            <w:r>
-              <w:t xml:space="preserve"> </w:t>
-            </w:r>
-            <w:r>
               <w:rPr>
                 <w:rStyle w:val="VerbatimChar"/>
               </w:rPr>
-              <w:t xml:space="preserve">parameter</w:t>
-            </w:r>
-            <w:r>
-              <w:t xml:space="preserve"> </w:t>
-            </w:r>
-            <w:r>
-              <w:t xml:space="preserve">object SHALL specify the following fields:</w:t>
+              <w:t xml:space="preserve">within_units</w:t>
+            </w:r>
+            <w:r>
+              <w:t xml:space="preserve"> </w:t>
+            </w:r>
+            <w:r>
+              <w:t xml:space="preserve">can contain more values, but all values in the array SHALL be defined as a unit</w:t>
+            </w:r>
+            <w:r>
+              <w:t xml:space="preserve"> </w:t>
+            </w:r>
+            <w:hyperlink r:id="rId83">
+              <w:r>
+                <w:rPr>
+                  <w:rStyle w:val="Hyperlink"/>
+                </w:rPr>
+                <w:t xml:space="preserve">https://qudt.org</w:t>
+              </w:r>
+            </w:hyperlink>
+            <w:r>
+              <w:t xml:space="preserve">, and SHALL use the symbol of the unit.</w:t>
+            </w:r>
+          </w:p>
+        </w:tc>
+      </w:tr>
+      <w:tr>
+        <w:tc>
+          <w:tcPr/>
+          <w:p>
+            <w:pPr>
+              <w:jc w:val="center"/>
+            </w:pPr>
+            <w:r>
+              <w:t xml:space="preserve">C</w:t>
+            </w:r>
+          </w:p>
+        </w:tc>
+        <w:tc>
+          <w:tcPr/>
+          <w:p>
+            <w:pPr>
+              <w:jc w:val="left"/>
+            </w:pPr>
+            <w:r>
+              <w:t xml:space="preserve">When performing a radius query which includes the</w:t>
             </w:r>
             <w:r>
               <w:t xml:space="preserve"> </w:t>
@@ -3749,281 +4157,26 @@
               <w:rPr>
                 <w:rStyle w:val="VerbatimChar"/>
               </w:rPr>
-              <w:t xml:space="preserve">label</w:t>
-            </w:r>
-            <w:r>
-              <w:t xml:space="preserve">,</w:t>
-            </w:r>
-            <w:r>
-              <w:t xml:space="preserve"> </w:t>
-            </w:r>
-            <w:r>
-              <w:rPr>
-                <w:rStyle w:val="VerbatimChar"/>
-              </w:rPr>
-              <w:t xml:space="preserve">description</w:t>
-            </w:r>
-            <w:r>
-              <w:t xml:space="preserve">,</w:t>
-            </w:r>
-            <w:r>
-              <w:t xml:space="preserve"> </w:t>
-            </w:r>
-            <w:r>
-              <w:rPr>
-                <w:rStyle w:val="VerbatimChar"/>
-              </w:rPr>
-              <w:t xml:space="preserve">unit</w:t>
-            </w:r>
-          </w:p>
-        </w:tc>
-      </w:tr>
-      <w:tr>
-        <w:tc>
-          <w:tcPr/>
-          <w:p>
-            <w:pPr>
-              <w:jc w:val="center"/>
-            </w:pPr>
-            <w:r>
-              <w:t xml:space="preserve">C</w:t>
-            </w:r>
-          </w:p>
-        </w:tc>
-        <w:tc>
-          <w:tcPr/>
-          <w:p>
-            <w:pPr>
-              <w:jc w:val="left"/>
-            </w:pPr>
-            <w:r>
-              <w:rPr>
-                <w:rStyle w:val="VerbatimChar"/>
-              </w:rPr>
-              <w:t xml:space="preserve">label</w:t>
-            </w:r>
-            <w:r>
-              <w:t xml:space="preserve"> </w:t>
-            </w:r>
-            <w:r>
-              <w:t xml:space="preserve">SHALL NOT have more than 50 characters.</w:t>
-            </w:r>
-          </w:p>
-        </w:tc>
-      </w:tr>
-      <w:tr>
-        <w:tc>
-          <w:tcPr/>
-          <w:p>
-            <w:pPr>
-              <w:jc w:val="center"/>
-            </w:pPr>
-            <w:r>
-              <w:t xml:space="preserve">D</w:t>
-            </w:r>
-          </w:p>
-        </w:tc>
-        <w:tc>
-          <w:tcPr/>
-          <w:p>
-            <w:pPr>
-              <w:jc w:val="left"/>
-            </w:pPr>
-            <w:r>
-              <w:rPr>
-                <w:rStyle w:val="VerbatimChar"/>
-              </w:rPr>
-              <w:t xml:space="preserve">label</w:t>
-            </w:r>
-            <w:r>
-              <w:t xml:space="preserve"> </w:t>
-            </w:r>
-            <w:r>
-              <w:t xml:space="preserve">SHALL be written in English.</w:t>
-            </w:r>
-          </w:p>
-        </w:tc>
-      </w:tr>
-      <w:tr>
-        <w:tc>
-          <w:tcPr/>
-          <w:p>
-            <w:pPr>
-              <w:jc w:val="center"/>
-            </w:pPr>
-            <w:r>
-              <w:t xml:space="preserve">E</w:t>
-            </w:r>
-          </w:p>
-        </w:tc>
-        <w:tc>
-          <w:tcPr/>
-          <w:p>
-            <w:pPr>
-              <w:jc w:val="left"/>
-            </w:pPr>
-            <w:r>
-              <w:rPr>
-                <w:rStyle w:val="VerbatimChar"/>
-              </w:rPr>
-              <w:t xml:space="preserve">unit</w:t>
-            </w:r>
-            <w:r>
-              <w:t xml:space="preserve"> </w:t>
-            </w:r>
-            <w:r>
-              <w:t xml:space="preserve">SHALL use QUDT as vocabulary, and</w:t>
-            </w:r>
-            <w:r>
-              <w:t xml:space="preserve"> </w:t>
-            </w:r>
-            <w:r>
-              <w:rPr>
-                <w:rStyle w:val="VerbatimChar"/>
-              </w:rPr>
-              <w:t xml:space="preserve">unit.symbol.type</w:t>
-            </w:r>
-            <w:r>
-              <w:t xml:space="preserve"> </w:t>
-            </w:r>
-            <w:r>
-              <w:t xml:space="preserve">SHALL be on the form</w:t>
-            </w:r>
-            <w:r>
-              <w:t xml:space="preserve"> </w:t>
-            </w:r>
-            <w:r>
-              <w:rPr>
-                <w:rStyle w:val="VerbatimChar"/>
-              </w:rPr>
-              <w:t xml:space="preserve">https://qudt.org/vocab/unit/&lt;unit&gt;</w:t>
-            </w:r>
-            <w:r>
-              <w:t xml:space="preserve"> </w:t>
-            </w:r>
-            <w:r>
-              <w:t xml:space="preserve">and</w:t>
-            </w:r>
-            <w:r>
-              <w:t xml:space="preserve"> </w:t>
-            </w:r>
-            <w:r>
-              <w:rPr>
-                <w:rStyle w:val="VerbatimChar"/>
-              </w:rPr>
-              <w:t xml:space="preserve">unit.symbol.value</w:t>
-            </w:r>
-            <w:r>
-              <w:t xml:space="preserve"> </w:t>
-            </w:r>
-            <w:r>
-              <w:t xml:space="preserve">SHALL be set to the value of</w:t>
-            </w:r>
-            <w:r>
-              <w:t xml:space="preserve"> </w:t>
-            </w:r>
-            <w:r>
-              <w:rPr>
-                <w:rStyle w:val="VerbatimChar"/>
-              </w:rPr>
-              <w:t xml:space="preserve">qudt:symbol</w:t>
-            </w:r>
-            <w:r>
-              <w:t xml:space="preserve"> </w:t>
-            </w:r>
-            <w:r>
-              <w:t xml:space="preserve">for that unit.</w:t>
-            </w:r>
-          </w:p>
-        </w:tc>
-      </w:tr>
-      <w:tr>
-        <w:tc>
-          <w:tcPr/>
-          <w:p>
-            <w:pPr>
-              <w:jc w:val="center"/>
-            </w:pPr>
-            <w:r>
-              <w:t xml:space="preserve">F</w:t>
-            </w:r>
-          </w:p>
-        </w:tc>
-        <w:tc>
-          <w:tcPr/>
-          <w:p>
-            <w:pPr>
-              <w:jc w:val="left"/>
-            </w:pPr>
-            <w:r>
-              <w:rPr>
-                <w:rStyle w:val="VerbatimChar"/>
-              </w:rPr>
-              <w:t xml:space="preserve">observedProperty</w:t>
-            </w:r>
-            <w:r>
-              <w:t xml:space="preserve"> </w:t>
-            </w:r>
-            <w:r>
-              <w:t xml:space="preserve">SHALL use the CF-convention if a suitable value is available and set</w:t>
-            </w:r>
-            <w:r>
-              <w:t xml:space="preserve"> </w:t>
-            </w:r>
-            <w:r>
-              <w:rPr>
-                <w:rStyle w:val="VerbatimChar"/>
-              </w:rPr>
-              <w:t xml:space="preserve">observedProperty.id</w:t>
-            </w:r>
-            <w:r>
-              <w:t xml:space="preserve"> </w:t>
-            </w:r>
-            <w:r>
-              <w:t xml:space="preserve">to value</w:t>
-            </w:r>
-            <w:r>
-              <w:t xml:space="preserve"> </w:t>
-            </w:r>
-            <w:r>
-              <w:rPr>
-                <w:rStyle w:val="VerbatimChar"/>
-              </w:rPr>
-              <w:t xml:space="preserve">https://vocab.nerc.ac.uk/standard_name/&lt;standard_name&gt;</w:t>
-            </w:r>
-            <w:r>
-              <w:t xml:space="preserve"> </w:t>
-            </w:r>
-            <w:r>
-              <w:t xml:space="preserve">If not, use</w:t>
-            </w:r>
-            <w:r>
-              <w:t xml:space="preserve"> </w:t>
-            </w:r>
-            <w:r>
-              <w:rPr>
-                <w:rStyle w:val="VerbatimChar"/>
-              </w:rPr>
-              <w:t xml:space="preserve">observedProperty.description</w:t>
-            </w:r>
-            <w:r>
-              <w:t xml:space="preserve"> </w:t>
-            </w:r>
-            <w:r>
-              <w:t xml:space="preserve">to describe it.</w:t>
+              <w:t xml:space="preserve">limit</w:t>
+            </w:r>
+            <w:r>
+              <w:t xml:space="preserve"> </w:t>
+            </w:r>
+            <w:r>
+              <w:t xml:space="preserve">query parameter, this SHOULD be interpreted as requesting the limited amount of data items that are closest to the specified center of the radius.</w:t>
             </w:r>
           </w:p>
         </w:tc>
       </w:tr>
     </w:tbl>
-    <w:bookmarkEnd w:id="80"/>
-    <w:bookmarkStart w:id="82" w:name="Xa102e34ce8eabbc97a8a5c6597a0dbf611f5b39"/>
+    <w:bookmarkEnd w:id="84"/>
+    <w:bookmarkStart w:id="85" w:name="X50e36e461c5db8b0d9a9c0b70e17d4a126c843a"/>
     <w:p>
       <w:pPr>
         <w:pStyle w:val="Heading2"/>
       </w:pPr>
       <w:r>
-        <w:t xml:space="preserve">Collection radius data query</w:t>
+        <w:t xml:space="preserve">Locations query response format</w:t>
       </w:r>
     </w:p>
     <w:p>
@@ -4031,7 +4184,7 @@
         <w:pStyle w:val="FirstParagraph"/>
       </w:pPr>
       <w:r>
-        <w:t xml:space="preserve">Metadata about the radius data query in a collection.</w:t>
+        <w:t xml:space="preserve">Structure of the response document for a /locations query.</w:t>
       </w:r>
     </w:p>
     <w:tbl>
@@ -4057,7 +4210,7 @@
                 <w:bCs/>
                 <w:b/>
               </w:rPr>
-              <w:t xml:space="preserve">Requirement 8</w:t>
+              <w:t xml:space="preserve">Requirement 9</w:t>
             </w:r>
           </w:p>
         </w:tc>
@@ -4072,7 +4225,7 @@
                 <w:bCs/>
                 <w:b/>
               </w:rPr>
-              <w:t xml:space="preserve">/req/core/collection_radius_data_query</w:t>
+              <w:t xml:space="preserve">/req/core/locations_query_response_format</w:t>
             </w:r>
           </w:p>
         </w:tc>
@@ -4096,7 +4249,7 @@
               <w:jc w:val="left"/>
             </w:pPr>
             <w:r>
-              <w:t xml:space="preserve">The</w:t>
+              <w:t xml:space="preserve">The response document for a</w:t>
             </w:r>
             <w:r>
               <w:t xml:space="preserve"> </w:t>
@@ -4105,13 +4258,13 @@
               <w:rPr>
                 <w:rStyle w:val="VerbatimChar"/>
               </w:rPr>
-              <w:t xml:space="preserve">within_units</w:t>
-            </w:r>
-            <w:r>
-              <w:t xml:space="preserve"> </w:t>
-            </w:r>
-            <w:r>
-              <w:t xml:space="preserve">array in a</w:t>
+              <w:t xml:space="preserve">/locations</w:t>
+            </w:r>
+            <w:r>
+              <w:t xml:space="preserve"> </w:t>
+            </w:r>
+            <w:r>
+              <w:t xml:space="preserve">query to a</w:t>
             </w:r>
             <w:r>
               <w:t xml:space="preserve"> </w:t>
@@ -4120,13 +4273,13 @@
               <w:rPr>
                 <w:rStyle w:val="VerbatimChar"/>
               </w:rPr>
-              <w:t xml:space="preserve">variables</w:t>
-            </w:r>
-            <w:r>
-              <w:t xml:space="preserve"> </w:t>
-            </w:r>
-            <w:r>
-              <w:t xml:space="preserve">object for a radius data query SHALL at least contain</w:t>
+              <w:t xml:space="preserve">collection</w:t>
+            </w:r>
+            <w:r>
+              <w:t xml:space="preserve"> </w:t>
+            </w:r>
+            <w:r>
+              <w:t xml:space="preserve">or an</w:t>
             </w:r>
             <w:r>
               <w:t xml:space="preserve"> </w:t>
@@ -4135,10 +4288,28 @@
               <w:rPr>
                 <w:rStyle w:val="VerbatimChar"/>
               </w:rPr>
-              <w:t xml:space="preserve">m</w:t>
-            </w:r>
-            <w:r>
-              <w:t xml:space="preserve">, interpreted as the SI unit of length.</w:t>
+              <w:t xml:space="preserve">instance</w:t>
+            </w:r>
+            <w:r>
+              <w:t xml:space="preserve"> </w:t>
+            </w:r>
+            <w:r>
+              <w:t xml:space="preserve">of a</w:t>
+            </w:r>
+            <w:r>
+              <w:t xml:space="preserve"> </w:t>
+            </w:r>
+            <w:r>
+              <w:rPr>
+                <w:rStyle w:val="VerbatimChar"/>
+              </w:rPr>
+              <w:t xml:space="preserve">collection</w:t>
+            </w:r>
+            <w:r>
+              <w:t xml:space="preserve"> </w:t>
+            </w:r>
+            <w:r>
+              <w:t xml:space="preserve">SHALL be a GeoJSON document with a FeatureCollection object.</w:t>
             </w:r>
           </w:p>
         </w:tc>
@@ -4162,30 +4333,37 @@
               <w:jc w:val="left"/>
             </w:pPr>
             <w:r>
+              <w:t xml:space="preserve">Each Feature object in the FeatureCollection SHALL have the following properties:</w:t>
+            </w:r>
+            <w:r>
+              <w:t xml:space="preserve"> </w:t>
+            </w:r>
+            <w:r>
               <w:rPr>
                 <w:rStyle w:val="VerbatimChar"/>
               </w:rPr>
-              <w:t xml:space="preserve">within_units</w:t>
-            </w:r>
-            <w:r>
-              <w:t xml:space="preserve"> </w:t>
-            </w:r>
-            <w:r>
-              <w:t xml:space="preserve">can contain more values, but all values in the array SHALL be defined as a unit</w:t>
-            </w:r>
-            <w:r>
-              <w:t xml:space="preserve"> </w:t>
-            </w:r>
-            <w:hyperlink r:id="rId81">
-              <w:r>
-                <w:rPr>
-                  <w:rStyle w:val="Hyperlink"/>
-                </w:rPr>
-                <w:t xml:space="preserve">https://qudt.org</w:t>
-              </w:r>
-            </w:hyperlink>
-            <w:r>
-              <w:t xml:space="preserve">, and SHALL use the symbol of the unit.</w:t>
+              <w:t xml:space="preserve">id</w:t>
+            </w:r>
+            <w:r>
+              <w:t xml:space="preserve"> </w:t>
+            </w:r>
+            <w:r>
+              <w:t xml:space="preserve">of type string,</w:t>
+            </w:r>
+            <w:r>
+              <w:t xml:space="preserve"> </w:t>
+            </w:r>
+            <w:r>
+              <w:rPr>
+                <w:rStyle w:val="VerbatimChar"/>
+              </w:rPr>
+              <w:t xml:space="preserve">properties.name</w:t>
+            </w:r>
+            <w:r>
+              <w:t xml:space="preserve"> </w:t>
+            </w:r>
+            <w:r>
+              <w:t xml:space="preserve">of type string.</w:t>
             </w:r>
           </w:p>
         </w:tc>
@@ -4209,7 +4387,7 @@
               <w:jc w:val="left"/>
             </w:pPr>
             <w:r>
-              <w:t xml:space="preserve">When performing a radius query which includes the</w:t>
+              <w:t xml:space="preserve">If the data for a location do not provide all parameters listed in the</w:t>
             </w:r>
             <w:r>
               <w:t xml:space="preserve"> </w:t>
@@ -4218,26 +4396,182 @@
               <w:rPr>
                 <w:rStyle w:val="VerbatimChar"/>
               </w:rPr>
-              <w:t xml:space="preserve">limit</w:t>
-            </w:r>
-            <w:r>
-              <w:t xml:space="preserve"> </w:t>
-            </w:r>
-            <w:r>
-              <w:t xml:space="preserve">query parameter, this SHOULD be interpreted as requesting the limited amount of data items that are closest to the specified center of the radius.</w:t>
+              <w:t xml:space="preserve">collection</w:t>
+            </w:r>
+            <w:r>
+              <w:t xml:space="preserve">, it SHALL include</w:t>
+            </w:r>
+            <w:r>
+              <w:t xml:space="preserve"> </w:t>
+            </w:r>
+            <w:r>
+              <w:rPr>
+                <w:rStyle w:val="VerbatimChar"/>
+              </w:rPr>
+              <w:t xml:space="preserve">properties.parameter-name</w:t>
+            </w:r>
+            <w:r>
+              <w:t xml:space="preserve"> </w:t>
+            </w:r>
+            <w:r>
+              <w:t xml:space="preserve">which SHALL be a list of strings. This list SHALL be a subset of the list of keys from the</w:t>
+            </w:r>
+            <w:r>
+              <w:t xml:space="preserve"> </w:t>
+            </w:r>
+            <w:r>
+              <w:rPr>
+                <w:rStyle w:val="VerbatimChar"/>
+              </w:rPr>
+              <w:t xml:space="preserve">parameter_names</w:t>
+            </w:r>
+            <w:r>
+              <w:t xml:space="preserve"> </w:t>
+            </w:r>
+            <w:r>
+              <w:t xml:space="preserve">object in the collection.</w:t>
+            </w:r>
+          </w:p>
+        </w:tc>
+      </w:tr>
+      <w:tr>
+        <w:tc>
+          <w:tcPr/>
+          <w:p>
+            <w:pPr>
+              <w:jc w:val="center"/>
+            </w:pPr>
+            <w:r>
+              <w:t xml:space="preserve">D</w:t>
+            </w:r>
+          </w:p>
+        </w:tc>
+        <w:tc>
+          <w:tcPr/>
+          <w:p>
+            <w:pPr>
+              <w:jc w:val="left"/>
+            </w:pPr>
+            <w:r>
+              <w:t xml:space="preserve">If there are links with more information about the location they SHALL be included in</w:t>
+            </w:r>
+            <w:r>
+              <w:t xml:space="preserve"> </w:t>
+            </w:r>
+            <w:r>
+              <w:rPr>
+                <w:rStyle w:val="VerbatimChar"/>
+              </w:rPr>
+              <w:t xml:space="preserve">properties.links</w:t>
+            </w:r>
+            <w:r>
+              <w:t xml:space="preserve"> </w:t>
+            </w:r>
+            <w:r>
+              <w:t xml:space="preserve">as a list of</w:t>
+            </w:r>
+            <w:r>
+              <w:t xml:space="preserve"> </w:t>
+            </w:r>
+            <w:r>
+              <w:rPr>
+                <w:rStyle w:val="VerbatimChar"/>
+              </w:rPr>
+              <w:t xml:space="preserve">link</w:t>
+            </w:r>
+            <w:r>
+              <w:t xml:space="preserve"> </w:t>
+            </w:r>
+            <w:r>
+              <w:t xml:space="preserve">objects. The</w:t>
+            </w:r>
+            <w:r>
+              <w:t xml:space="preserve"> </w:t>
+            </w:r>
+            <w:r>
+              <w:rPr>
+                <w:rStyle w:val="VerbatimChar"/>
+              </w:rPr>
+              <w:t xml:space="preserve">link</w:t>
+            </w:r>
+            <w:r>
+              <w:t xml:space="preserve"> </w:t>
+            </w:r>
+            <w:r>
+              <w:t xml:space="preserve">object SHALL have identical structure as link objects defined by OGC API - Common Part 1: Core.</w:t>
+            </w:r>
+          </w:p>
+        </w:tc>
+      </w:tr>
+      <w:tr>
+        <w:tc>
+          <w:tcPr/>
+          <w:p>
+            <w:pPr>
+              <w:jc w:val="center"/>
+            </w:pPr>
+            <w:r>
+              <w:t xml:space="preserve">E</w:t>
+            </w:r>
+          </w:p>
+        </w:tc>
+        <w:tc>
+          <w:tcPr/>
+          <w:p>
+            <w:pPr>
+              <w:jc w:val="left"/>
+            </w:pPr>
+            <w:r>
+              <w:t xml:space="preserve">A more detailed description of the location MAY also be provided via</w:t>
+            </w:r>
+            <w:r>
+              <w:t xml:space="preserve"> </w:t>
+            </w:r>
+            <w:r>
+              <w:rPr>
+                <w:rStyle w:val="VerbatimChar"/>
+              </w:rPr>
+              <w:t xml:space="preserve">properties.description</w:t>
+            </w:r>
+            <w:r>
+              <w:t xml:space="preserve">.</w:t>
+            </w:r>
+          </w:p>
+        </w:tc>
+      </w:tr>
+      <w:tr>
+        <w:tc>
+          <w:tcPr/>
+          <w:p>
+            <w:pPr>
+              <w:jc w:val="center"/>
+            </w:pPr>
+            <w:r>
+              <w:t xml:space="preserve">F</w:t>
+            </w:r>
+          </w:p>
+        </w:tc>
+        <w:tc>
+          <w:tcPr/>
+          <w:p>
+            <w:pPr>
+              <w:jc w:val="left"/>
+            </w:pPr>
+            <w:r>
+              <w:t xml:space="preserve">All strings SHALL be in english.</w:t>
             </w:r>
           </w:p>
         </w:tc>
       </w:tr>
     </w:tbl>
-    <w:bookmarkEnd w:id="82"/>
-    <w:bookmarkStart w:id="83" w:name="X50e36e461c5db8b0d9a9c0b70e17d4a126c843a"/>
+    <w:bookmarkEnd w:id="85"/>
+    <w:bookmarkStart w:id="87" w:name="X44ca42f6b6a0c43f0a2df66f81ed9f4273d9804"/>
     <w:p>
       <w:pPr>
         <w:pStyle w:val="Heading2"/>
       </w:pPr>
       <w:r>
-        <w:t xml:space="preserve">Locations query response format</w:t>
+        <w:t xml:space="preserve">Error handling</w:t>
       </w:r>
     </w:p>
     <w:p>
@@ -4245,7 +4579,7 @@
         <w:pStyle w:val="FirstParagraph"/>
       </w:pPr>
       <w:r>
-        <w:t xml:space="preserve">Structure of the response document for a /locations query.</w:t>
+        <w:t xml:space="preserve">HTTP status codes and response documents for responding to errors.</w:t>
       </w:r>
     </w:p>
     <w:tbl>
@@ -4271,7 +4605,7 @@
                 <w:bCs/>
                 <w:b/>
               </w:rPr>
-              <w:t xml:space="preserve">Requirement 9</w:t>
+              <w:t xml:space="preserve">Requirement 10</w:t>
             </w:r>
           </w:p>
         </w:tc>
@@ -4286,7 +4620,7 @@
                 <w:bCs/>
                 <w:b/>
               </w:rPr>
-              <w:t xml:space="preserve">/req/core/locations_query_response_format</w:t>
+              <w:t xml:space="preserve">/req/core/error_handling</w:t>
             </w:r>
           </w:p>
         </w:tc>
@@ -4310,7 +4644,7 @@
               <w:jc w:val="left"/>
             </w:pPr>
             <w:r>
-              <w:t xml:space="preserve">The response document for a</w:t>
+              <w:t xml:space="preserve">A query for data inside the extent of a collection that results in no data SHALL have a HTTP status code of</w:t>
             </w:r>
             <w:r>
               <w:t xml:space="preserve"> </w:t>
@@ -4319,58 +4653,10 @@
               <w:rPr>
                 <w:rStyle w:val="VerbatimChar"/>
               </w:rPr>
-              <w:t xml:space="preserve">/locations</w:t>
-            </w:r>
-            <w:r>
-              <w:t xml:space="preserve"> </w:t>
-            </w:r>
-            <w:r>
-              <w:t xml:space="preserve">query to a</w:t>
-            </w:r>
-            <w:r>
-              <w:t xml:space="preserve"> </w:t>
-            </w:r>
-            <w:r>
-              <w:rPr>
-                <w:rStyle w:val="VerbatimChar"/>
-              </w:rPr>
-              <w:t xml:space="preserve">collection</w:t>
-            </w:r>
-            <w:r>
-              <w:t xml:space="preserve"> </w:t>
-            </w:r>
-            <w:r>
-              <w:t xml:space="preserve">or an</w:t>
-            </w:r>
-            <w:r>
-              <w:t xml:space="preserve"> </w:t>
-            </w:r>
-            <w:r>
-              <w:rPr>
-                <w:rStyle w:val="VerbatimChar"/>
-              </w:rPr>
-              <w:t xml:space="preserve">instance</w:t>
-            </w:r>
-            <w:r>
-              <w:t xml:space="preserve"> </w:t>
-            </w:r>
-            <w:r>
-              <w:t xml:space="preserve">of a</w:t>
-            </w:r>
-            <w:r>
-              <w:t xml:space="preserve"> </w:t>
-            </w:r>
-            <w:r>
-              <w:rPr>
-                <w:rStyle w:val="VerbatimChar"/>
-              </w:rPr>
-              <w:t xml:space="preserve">collection</w:t>
-            </w:r>
-            <w:r>
-              <w:t xml:space="preserve"> </w:t>
-            </w:r>
-            <w:r>
-              <w:t xml:space="preserve">SHALL be a GeoJSON document with a FeatureCollection object.</w:t>
+              <w:t xml:space="preserve">204</w:t>
+            </w:r>
+            <w:r>
+              <w:t xml:space="preserve">, and return no content.</w:t>
             </w:r>
           </w:p>
         </w:tc>
@@ -4394,37 +4680,7 @@
               <w:jc w:val="left"/>
             </w:pPr>
             <w:r>
-              <w:t xml:space="preserve">Each Feature object in the FeatureCollection SHALL have the following properties:</w:t>
-            </w:r>
-            <w:r>
-              <w:t xml:space="preserve"> </w:t>
-            </w:r>
-            <w:r>
-              <w:rPr>
-                <w:rStyle w:val="VerbatimChar"/>
-              </w:rPr>
-              <w:t xml:space="preserve">id</w:t>
-            </w:r>
-            <w:r>
-              <w:t xml:space="preserve"> </w:t>
-            </w:r>
-            <w:r>
-              <w:t xml:space="preserve">of type string,</w:t>
-            </w:r>
-            <w:r>
-              <w:t xml:space="preserve"> </w:t>
-            </w:r>
-            <w:r>
-              <w:rPr>
-                <w:rStyle w:val="VerbatimChar"/>
-              </w:rPr>
-              <w:t xml:space="preserve">properties.name</w:t>
-            </w:r>
-            <w:r>
-              <w:t xml:space="preserve"> </w:t>
-            </w:r>
-            <w:r>
-              <w:t xml:space="preserve">of type string.</w:t>
+              <w:t xml:space="preserve">A data query that is partially within the extent SHALL respond as if it is within the extent, but SHOULD only respond with data for the part of the geographical area in the query that is inside the extent.</w:t>
             </w:r>
           </w:p>
         </w:tc>
@@ -4448,191 +4704,34 @@
               <w:jc w:val="left"/>
             </w:pPr>
             <w:r>
-              <w:t xml:space="preserve">If the data for a location do not provide all parameters listed in the</w:t>
-            </w:r>
-            <w:r>
-              <w:t xml:space="preserve"> </w:t>
-            </w:r>
-            <w:r>
-              <w:rPr>
-                <w:rStyle w:val="VerbatimChar"/>
-              </w:rPr>
-              <w:t xml:space="preserve">collection</w:t>
-            </w:r>
-            <w:r>
-              <w:t xml:space="preserve">, it SHALL include</w:t>
-            </w:r>
-            <w:r>
-              <w:t xml:space="preserve"> </w:t>
-            </w:r>
-            <w:r>
-              <w:rPr>
-                <w:rStyle w:val="VerbatimChar"/>
-              </w:rPr>
-              <w:t xml:space="preserve">properties.parameter-name</w:t>
-            </w:r>
-            <w:r>
-              <w:t xml:space="preserve"> </w:t>
-            </w:r>
-            <w:r>
-              <w:t xml:space="preserve">which SHALL be a list of strings. This list SHALL be a subset of the list of keys from the</w:t>
-            </w:r>
-            <w:r>
-              <w:t xml:space="preserve"> </w:t>
-            </w:r>
-            <w:r>
-              <w:rPr>
-                <w:rStyle w:val="VerbatimChar"/>
-              </w:rPr>
-              <w:t xml:space="preserve">parameter_names</w:t>
-            </w:r>
-            <w:r>
-              <w:t xml:space="preserve"> </w:t>
-            </w:r>
-            <w:r>
-              <w:t xml:space="preserve">object in the collection.</w:t>
-            </w:r>
-          </w:p>
-        </w:tc>
-      </w:tr>
-      <w:tr>
-        <w:tc>
-          <w:tcPr/>
-          <w:p>
-            <w:pPr>
-              <w:jc w:val="center"/>
-            </w:pPr>
-            <w:r>
-              <w:t xml:space="preserve">D</w:t>
-            </w:r>
-          </w:p>
-        </w:tc>
-        <w:tc>
-          <w:tcPr/>
-          <w:p>
-            <w:pPr>
-              <w:jc w:val="left"/>
-            </w:pPr>
-            <w:r>
-              <w:t xml:space="preserve">If there are links with more information about the location they SHALL be included in</w:t>
-            </w:r>
-            <w:r>
-              <w:t xml:space="preserve"> </w:t>
-            </w:r>
-            <w:r>
-              <w:rPr>
-                <w:rStyle w:val="VerbatimChar"/>
-              </w:rPr>
-              <w:t xml:space="preserve">properties.links</w:t>
-            </w:r>
-            <w:r>
-              <w:t xml:space="preserve"> </w:t>
-            </w:r>
-            <w:r>
-              <w:t xml:space="preserve">as a list of</w:t>
-            </w:r>
-            <w:r>
-              <w:t xml:space="preserve"> </w:t>
-            </w:r>
-            <w:r>
-              <w:rPr>
-                <w:rStyle w:val="VerbatimChar"/>
-              </w:rPr>
-              <w:t xml:space="preserve">link</w:t>
-            </w:r>
-            <w:r>
-              <w:t xml:space="preserve"> </w:t>
-            </w:r>
-            <w:r>
-              <w:t xml:space="preserve">objects. The</w:t>
-            </w:r>
-            <w:r>
-              <w:t xml:space="preserve"> </w:t>
-            </w:r>
-            <w:r>
-              <w:rPr>
-                <w:rStyle w:val="VerbatimChar"/>
-              </w:rPr>
-              <w:t xml:space="preserve">link</w:t>
-            </w:r>
-            <w:r>
-              <w:t xml:space="preserve"> </w:t>
-            </w:r>
-            <w:r>
-              <w:t xml:space="preserve">object SHALL have identical structure as link objects defined by OGC API - Common Part 1: Core.</w:t>
-            </w:r>
-          </w:p>
-        </w:tc>
-      </w:tr>
-      <w:tr>
-        <w:tc>
-          <w:tcPr/>
-          <w:p>
-            <w:pPr>
-              <w:jc w:val="center"/>
-            </w:pPr>
-            <w:r>
-              <w:t xml:space="preserve">E</w:t>
-            </w:r>
-          </w:p>
-        </w:tc>
-        <w:tc>
-          <w:tcPr/>
-          <w:p>
-            <w:pPr>
-              <w:jc w:val="left"/>
-            </w:pPr>
-            <w:r>
-              <w:t xml:space="preserve">A more detailed description of the location MAY also be provided via</w:t>
-            </w:r>
-            <w:r>
-              <w:t xml:space="preserve"> </w:t>
-            </w:r>
-            <w:r>
-              <w:rPr>
-                <w:rStyle w:val="VerbatimChar"/>
-              </w:rPr>
-              <w:t xml:space="preserve">properties.description</w:t>
-            </w:r>
+              <w:t xml:space="preserve">Any http request that results in a response with a 4xx HTTP status code SHOULD give a response which complies with</w:t>
+            </w:r>
+            <w:r>
+              <w:t xml:space="preserve"> </w:t>
+            </w:r>
+            <w:hyperlink r:id="rId86">
+              <w:r>
+                <w:rPr>
+                  <w:rStyle w:val="Hyperlink"/>
+                </w:rPr>
+                <w:t xml:space="preserve">RFC 9457 Problem Details for HTTP API</w:t>
+              </w:r>
+            </w:hyperlink>
             <w:r>
               <w:t xml:space="preserve">.</w:t>
             </w:r>
           </w:p>
         </w:tc>
       </w:tr>
-      <w:tr>
-        <w:tc>
-          <w:tcPr/>
-          <w:p>
-            <w:pPr>
-              <w:jc w:val="center"/>
-            </w:pPr>
-            <w:r>
-              <w:t xml:space="preserve">F</w:t>
-            </w:r>
-          </w:p>
-        </w:tc>
-        <w:tc>
-          <w:tcPr/>
-          <w:p>
-            <w:pPr>
-              <w:jc w:val="left"/>
-            </w:pPr>
-            <w:r>
-              <w:t xml:space="preserve">All strings SHALL be in english.</w:t>
-            </w:r>
-          </w:p>
-        </w:tc>
-      </w:tr>
     </w:tbl>
-    <w:bookmarkEnd w:id="83"/>
-    <w:bookmarkStart w:id="85" w:name="X44ca42f6b6a0c43f0a2df66f81ed9f4273d9804"/>
+    <w:bookmarkEnd w:id="87"/>
+    <w:bookmarkStart w:id="88" w:name="X78c8556fdd177e53f98af78cb65c75ae0e2c8f5"/>
     <w:p>
       <w:pPr>
         <w:pStyle w:val="Heading2"/>
       </w:pPr>
       <w:r>
-        <w:t xml:space="preserve">Error handling</w:t>
+        <w:t xml:space="preserve">Data query response metadata</w:t>
       </w:r>
     </w:p>
     <w:p>
@@ -4640,7 +4739,7 @@
         <w:pStyle w:val="FirstParagraph"/>
       </w:pPr>
       <w:r>
-        <w:t xml:space="preserve">HTTP status codes and response documents for responding to errors.</w:t>
+        <w:t xml:space="preserve">Metadata in the response to a data query.</w:t>
       </w:r>
     </w:p>
     <w:tbl>
@@ -4666,7 +4765,7 @@
                 <w:bCs/>
                 <w:b/>
               </w:rPr>
-              <w:t xml:space="preserve">Requirement 10</w:t>
+              <w:t xml:space="preserve">Recommendation 2</w:t>
             </w:r>
           </w:p>
         </w:tc>
@@ -4681,7 +4780,7 @@
                 <w:bCs/>
                 <w:b/>
               </w:rPr>
-              <w:t xml:space="preserve">/req/core/error_handling</w:t>
+              <w:t xml:space="preserve">/rec/core/data_query_response_metadata</w:t>
             </w:r>
           </w:p>
         </w:tc>
@@ -4705,89 +4804,15 @@
               <w:jc w:val="left"/>
             </w:pPr>
             <w:r>
-              <w:t xml:space="preserve">A query for data inside the extent of a collection that results in no data SHALL have a HTTP status code of</w:t>
-            </w:r>
-            <w:r>
-              <w:t xml:space="preserve"> </w:t>
-            </w:r>
-            <w:r>
-              <w:rPr>
-                <w:rStyle w:val="VerbatimChar"/>
-              </w:rPr>
-              <w:t xml:space="preserve">204</w:t>
-            </w:r>
-            <w:r>
-              <w:t xml:space="preserve">, and return no content.</w:t>
-            </w:r>
-          </w:p>
-        </w:tc>
-      </w:tr>
-      <w:tr>
-        <w:tc>
-          <w:tcPr/>
-          <w:p>
-            <w:pPr>
-              <w:jc w:val="center"/>
-            </w:pPr>
-            <w:r>
-              <w:t xml:space="preserve">B</w:t>
-            </w:r>
-          </w:p>
-        </w:tc>
-        <w:tc>
-          <w:tcPr/>
-          <w:p>
-            <w:pPr>
-              <w:jc w:val="left"/>
-            </w:pPr>
-            <w:r>
-              <w:t xml:space="preserve">A data query that is partially within the extent SHALL respond as if it is within the extent, but SHOULD only respond with data for the part of the geographical area in the query that is inside the extent.</w:t>
-            </w:r>
-          </w:p>
-        </w:tc>
-      </w:tr>
-      <w:tr>
-        <w:tc>
-          <w:tcPr/>
-          <w:p>
-            <w:pPr>
-              <w:jc w:val="center"/>
-            </w:pPr>
-            <w:r>
-              <w:t xml:space="preserve">C</w:t>
-            </w:r>
-          </w:p>
-        </w:tc>
-        <w:tc>
-          <w:tcPr/>
-          <w:p>
-            <w:pPr>
-              <w:jc w:val="left"/>
-            </w:pPr>
-            <w:r>
-              <w:t xml:space="preserve">Any http request that results in a response with a 4xx HTTP status code SHOULD give a response which complies with</w:t>
-            </w:r>
-            <w:r>
-              <w:t xml:space="preserve"> </w:t>
-            </w:r>
-            <w:hyperlink r:id="rId84">
-              <w:r>
-                <w:rPr>
-                  <w:rStyle w:val="Hyperlink"/>
-                </w:rPr>
-                <w:t xml:space="preserve">RFC 9457 Problem Details for HTTP API</w:t>
-              </w:r>
-            </w:hyperlink>
-            <w:r>
-              <w:t xml:space="preserve">.</w:t>
+              <w:t xml:space="preserve">The metadata in the response to a data query, e.g crs, parameters and units, SHOULD mirror as closely as possible the terms and vocabularies used in the collection metadata.</w:t>
             </w:r>
           </w:p>
         </w:tc>
       </w:tr>
     </w:tbl>
-    <w:bookmarkEnd w:id="85"/>
-    <w:bookmarkEnd w:id="86"/>
-    <w:bookmarkStart w:id="97" w:name="X618053ec8e42adb37d8631ea9b0fcd6619ebfb6"/>
+    <w:bookmarkEnd w:id="88"/>
+    <w:bookmarkEnd w:id="89"/>
+    <w:bookmarkStart w:id="98" w:name="X618053ec8e42adb37d8631ea9b0fcd6619ebfb6"/>
     <w:p>
       <w:pPr>
         <w:pStyle w:val="Heading1"/>
@@ -4796,7 +4821,7 @@
         <w:t xml:space="preserve">Insitu observations</w:t>
       </w:r>
     </w:p>
-    <w:bookmarkStart w:id="88" w:name="Xee8c0234e2503344d2846a6c257202cd28dcd73"/>
+    <w:bookmarkStart w:id="91" w:name="Xee8c0234e2503344d2846a6c257202cd28dcd73"/>
     <w:p>
       <w:pPr>
         <w:pStyle w:val="Heading2"/>
@@ -4834,7 +4859,7 @@
             <w:pPr>
               <w:jc w:val="left"/>
             </w:pPr>
-            <w:hyperlink r:id="rId87">
+            <w:hyperlink r:id="rId90">
               <w:r>
                 <w:rPr>
                   <w:rStyle w:val="Hyperlink"/>
@@ -4898,9 +4923,38 @@
           </w:p>
         </w:tc>
       </w:tr>
+      <w:tr>
+        <w:tc>
+          <w:tcPr/>
+          <w:p>
+            <w:pPr>
+              <w:jc w:val="left"/>
+            </w:pPr>
+            <w:r>
+              <w:t xml:space="preserve">Dependency</w:t>
+            </w:r>
+          </w:p>
+        </w:tc>
+        <w:tc>
+          <w:tcPr/>
+          <w:p>
+            <w:pPr>
+              <w:jc w:val="left"/>
+            </w:pPr>
+            <w:hyperlink w:anchor="rc_data-query-response-format">
+              <w:r>
+                <w:rPr>
+                  <w:rStyle w:val="Hyperlink"/>
+                </w:rPr>
+                <w:t xml:space="preserve">Data query response format</w:t>
+              </w:r>
+            </w:hyperlink>
+          </w:p>
+        </w:tc>
+      </w:tr>
     </w:tbl>
-    <w:bookmarkEnd w:id="88"/>
-    <w:bookmarkStart w:id="89" w:name="Xcdaa6a89fe8eb085a436ad253feeed8b85ad788"/>
+    <w:bookmarkEnd w:id="91"/>
+    <w:bookmarkStart w:id="92" w:name="Xcdaa6a89fe8eb085a436ad253feeed8b85ad788"/>
     <w:p>
       <w:pPr>
         <w:pStyle w:val="Heading2"/>
@@ -4985,8 +5039,8 @@
         </w:tc>
       </w:tr>
     </w:tbl>
-    <w:bookmarkEnd w:id="89"/>
-    <w:bookmarkStart w:id="92" w:name="X23ada98fdb7a8210241d65a66f064b07d6e4de2"/>
+    <w:bookmarkEnd w:id="92"/>
+    <w:bookmarkStart w:id="95" w:name="X23ada98fdb7a8210241d65a66f064b07d6e4de2"/>
     <w:p>
       <w:pPr>
         <w:pStyle w:val="Heading2"/>
@@ -5388,7 +5442,7 @@
             <w:r>
               <w:t xml:space="preserve"> </w:t>
             </w:r>
-            <w:hyperlink r:id="rId90">
+            <w:hyperlink r:id="rId93">
               <w:r>
                 <w:rPr>
                   <w:rStyle w:val="Hyperlink"/>
@@ -5405,7 +5459,7 @@
             <w:r>
               <w:t xml:space="preserve"> </w:t>
             </w:r>
-            <w:hyperlink r:id="rId91">
+            <w:hyperlink r:id="rId94">
               <w:r>
                 <w:rPr>
                   <w:rStyle w:val="Hyperlink"/>
@@ -5420,8 +5474,8 @@
         </w:tc>
       </w:tr>
     </w:tbl>
-    <w:bookmarkEnd w:id="92"/>
-    <w:bookmarkStart w:id="93" w:name="X40f5ae79a58e5f4d5605583f81c47a9b83d58a5"/>
+    <w:bookmarkEnd w:id="95"/>
+    <w:bookmarkStart w:id="96" w:name="X40f5ae79a58e5f4d5605583f81c47a9b83d58a5"/>
     <w:p>
       <w:pPr>
         <w:pStyle w:val="Heading2"/>
@@ -5797,14 +5851,14 @@
         </w:tc>
       </w:tr>
     </w:tbl>
-    <w:bookmarkEnd w:id="93"/>
-    <w:bookmarkStart w:id="94" w:name="X246e551602e8cf7c501c3e0ee8f1452c9e2d339"/>
+    <w:bookmarkEnd w:id="96"/>
+    <w:bookmarkStart w:id="97" w:name="X3289918131f46d187c89ae9aa5d3690deec1560"/>
     <w:p>
       <w:pPr>
         <w:pStyle w:val="Heading2"/>
       </w:pPr>
       <w:r>
-        <w:t xml:space="preserve">Data query response format</w:t>
+        <w:t xml:space="preserve">CoverageJSON parameters</w:t>
       </w:r>
     </w:p>
     <w:p>
@@ -5812,7 +5866,7 @@
         <w:pStyle w:val="FirstParagraph"/>
       </w:pPr>
       <w:r>
-        <w:t xml:space="preserve">The response format for data queries.</w:t>
+        <w:t xml:space="preserve">The metadata about parameters in CoverageJSON.</w:t>
       </w:r>
     </w:p>
     <w:tbl>
@@ -5853,7 +5907,7 @@
                 <w:bCs/>
                 <w:b/>
               </w:rPr>
-              <w:t xml:space="preserve">/req/insitu-observations/data_query_response_format</w:t>
+              <w:t xml:space="preserve">/req/insitu-observations/coveragejson_parameters</w:t>
             </w:r>
           </w:p>
         </w:tc>
@@ -5877,20 +5931,349 @@
               <w:jc w:val="left"/>
             </w:pPr>
             <w:r>
-              <w:t xml:space="preserve">All data queries SHALL support at least CoverageJSON as response format.</w:t>
+              <w:t xml:space="preserve">Each object in</w:t>
+            </w:r>
+            <w:r>
+              <w:t xml:space="preserve"> </w:t>
+            </w:r>
+            <w:r>
+              <w:rPr>
+                <w:rStyle w:val="VerbatimChar"/>
+              </w:rPr>
+              <w:t xml:space="preserve">parameters</w:t>
+            </w:r>
+            <w:r>
+              <w:t xml:space="preserve"> </w:t>
+            </w:r>
+            <w:r>
+              <w:t xml:space="preserve">in a</w:t>
+            </w:r>
+            <w:r>
+              <w:t xml:space="preserve"> </w:t>
+            </w:r>
+            <w:r>
+              <w:rPr>
+                <w:rStyle w:val="VerbatimChar"/>
+              </w:rPr>
+              <w:t xml:space="preserve">coverage</w:t>
+            </w:r>
+            <w:r>
+              <w:t xml:space="preserve"> </w:t>
+            </w:r>
+            <w:r>
+              <w:t xml:space="preserve">object SHALL have a property</w:t>
+            </w:r>
+            <w:r>
+              <w:t xml:space="preserve"> </w:t>
+            </w:r>
+            <w:r>
+              <w:rPr>
+                <w:rStyle w:val="VerbatimChar"/>
+              </w:rPr>
+              <w:t xml:space="preserve">metocean:measurementType</w:t>
+            </w:r>
+            <w:r>
+              <w:t xml:space="preserve">. This object SHALL have the same properties as</w:t>
+            </w:r>
+            <w:r>
+              <w:t xml:space="preserve"> </w:t>
+            </w:r>
+            <w:r>
+              <w:rPr>
+                <w:rStyle w:val="VerbatimChar"/>
+              </w:rPr>
+              <w:t xml:space="preserve">measurementType</w:t>
+            </w:r>
+            <w:r>
+              <w:t xml:space="preserve"> </w:t>
+            </w:r>
+            <w:r>
+              <w:t xml:space="preserve">in an object in</w:t>
+            </w:r>
+            <w:r>
+              <w:t xml:space="preserve"> </w:t>
+            </w:r>
+            <w:r>
+              <w:rPr>
+                <w:rStyle w:val="VerbatimChar"/>
+              </w:rPr>
+              <w:t xml:space="preserve">parameter_names</w:t>
+            </w:r>
+            <w:r>
+              <w:t xml:space="preserve"> </w:t>
+            </w:r>
+            <w:r>
+              <w:t xml:space="preserve">in a</w:t>
+            </w:r>
+            <w:r>
+              <w:t xml:space="preserve"> </w:t>
+            </w:r>
+            <w:r>
+              <w:rPr>
+                <w:rStyle w:val="VerbatimChar"/>
+              </w:rPr>
+              <w:t xml:space="preserve">collection</w:t>
+            </w:r>
+            <w:r>
+              <w:t xml:space="preserve">.</w:t>
+            </w:r>
+          </w:p>
+        </w:tc>
+      </w:tr>
+      <w:tr>
+        <w:tc>
+          <w:tcPr/>
+          <w:p>
+            <w:pPr>
+              <w:jc w:val="center"/>
+            </w:pPr>
+            <w:r>
+              <w:t xml:space="preserve">B</w:t>
+            </w:r>
+          </w:p>
+        </w:tc>
+        <w:tc>
+          <w:tcPr/>
+          <w:p>
+            <w:pPr>
+              <w:jc w:val="left"/>
+            </w:pPr>
+            <w:r>
+              <w:t xml:space="preserve">Each object in</w:t>
+            </w:r>
+            <w:r>
+              <w:t xml:space="preserve"> </w:t>
+            </w:r>
+            <w:r>
+              <w:rPr>
+                <w:rStyle w:val="VerbatimChar"/>
+              </w:rPr>
+              <w:t xml:space="preserve">parameters</w:t>
+            </w:r>
+            <w:r>
+              <w:t xml:space="preserve"> </w:t>
+            </w:r>
+            <w:r>
+              <w:t xml:space="preserve">SHALL have a property</w:t>
+            </w:r>
+            <w:r>
+              <w:t xml:space="preserve"> </w:t>
+            </w:r>
+            <w:r>
+              <w:rPr>
+                <w:rStyle w:val="VerbatimChar"/>
+              </w:rPr>
+              <w:t xml:space="preserve">metocean:standard_name</w:t>
+            </w:r>
+            <w:r>
+              <w:t xml:space="preserve">.</w:t>
+            </w:r>
+          </w:p>
+        </w:tc>
+      </w:tr>
+      <w:tr>
+        <w:tc>
+          <w:tcPr/>
+          <w:p>
+            <w:pPr>
+              <w:jc w:val="center"/>
+            </w:pPr>
+            <w:r>
+              <w:t xml:space="preserve">C</w:t>
+            </w:r>
+          </w:p>
+        </w:tc>
+        <w:tc>
+          <w:tcPr/>
+          <w:p>
+            <w:pPr>
+              <w:jc w:val="left"/>
+            </w:pPr>
+            <w:r>
+              <w:t xml:space="preserve">Each object in</w:t>
+            </w:r>
+            <w:r>
+              <w:t xml:space="preserve"> </w:t>
+            </w:r>
+            <w:r>
+              <w:rPr>
+                <w:rStyle w:val="VerbatimChar"/>
+              </w:rPr>
+              <w:t xml:space="preserve">parameters</w:t>
+            </w:r>
+            <w:r>
+              <w:t xml:space="preserve"> </w:t>
+            </w:r>
+            <w:r>
+              <w:t xml:space="preserve">SHALL have a property</w:t>
+            </w:r>
+            <w:r>
+              <w:t xml:space="preserve"> </w:t>
+            </w:r>
+            <w:r>
+              <w:rPr>
+                <w:rStyle w:val="VerbatimChar"/>
+              </w:rPr>
+              <w:t xml:space="preserve">metocean:level</w:t>
+            </w:r>
+            <w:r>
+              <w:t xml:space="preserve">.</w:t>
             </w:r>
           </w:p>
         </w:tc>
       </w:tr>
     </w:tbl>
-    <w:bookmarkEnd w:id="94"/>
-    <w:bookmarkStart w:id="95" w:name="X3289918131f46d187c89ae9aa5d3690deec1560"/>
+    <w:bookmarkEnd w:id="97"/>
+    <w:bookmarkEnd w:id="98"/>
+    <w:bookmarkStart w:id="105" w:name="X9b24a1a14472b88251c8a8a6602c924fb24cfbb"/>
+    <w:p>
+      <w:pPr>
+        <w:pStyle w:val="Heading1"/>
+      </w:pPr>
+      <w:r>
+        <w:t xml:space="preserve">Numerical Weather Prediction</w:t>
+      </w:r>
+    </w:p>
+    <w:bookmarkStart w:id="100" w:name="X284e58ccd01567ea83ea6f1887fd76eefabf137"/>
     <w:p>
       <w:pPr>
         <w:pStyle w:val="Heading2"/>
       </w:pPr>
       <w:r>
-        <w:t xml:space="preserve">CoverageJSON parameters</w:t>
+        <w:t xml:space="preserve">Requirements Class "Numerical Weather Prediction"</w:t>
+      </w:r>
+    </w:p>
+    <w:tbl>
+      <w:tblPr>
+        <w:tblStyle w:val="Table"/>
+        <w:tblW w:type="pct" w:w="4500"/>
+        <w:tblLook w:firstRow="0" w:lastRow="0" w:firstColumn="0" w:lastColumn="0" w:noHBand="0" w:noVBand="0" w:val="0000"/>
+        <w:jc w:val="start"/>
+      </w:tblPr>
+      <w:tblGrid>
+        <w:gridCol w:w="1425"/>
+        <w:gridCol w:w="5702"/>
+      </w:tblGrid>
+      <w:tr>
+        <w:tc>
+          <w:tcPr/>
+          <w:p>
+            <w:pPr>
+              <w:jc w:val="left"/>
+            </w:pPr>
+            <w:r>
+              <w:t xml:space="preserve">URI</w:t>
+            </w:r>
+          </w:p>
+        </w:tc>
+        <w:tc>
+          <w:tcPr/>
+          <w:p>
+            <w:pPr>
+              <w:jc w:val="left"/>
+            </w:pPr>
+            <w:hyperlink r:id="rId99">
+              <w:r>
+                <w:rPr>
+                  <w:rStyle w:val="Hyperlink"/>
+                </w:rPr>
+                <w:t xml:space="preserve">https://eumetnet.github.io/spec/metocean-edr-profile/1/req/nwp</w:t>
+              </w:r>
+            </w:hyperlink>
+          </w:p>
+        </w:tc>
+      </w:tr>
+      <w:tr>
+        <w:tc>
+          <w:tcPr/>
+          <w:p>
+            <w:pPr>
+              <w:jc w:val="left"/>
+            </w:pPr>
+            <w:r>
+              <w:t xml:space="preserve">Target type</w:t>
+            </w:r>
+          </w:p>
+        </w:tc>
+        <w:tc>
+          <w:tcPr/>
+          <w:p>
+            <w:pPr>
+              <w:jc w:val="left"/>
+            </w:pPr>
+            <w:r>
+              <w:t xml:space="preserve">Web API</w:t>
+            </w:r>
+          </w:p>
+        </w:tc>
+      </w:tr>
+      <w:tr>
+        <w:tc>
+          <w:tcPr/>
+          <w:p>
+            <w:pPr>
+              <w:jc w:val="left"/>
+            </w:pPr>
+            <w:r>
+              <w:t xml:space="preserve">Dependency</w:t>
+            </w:r>
+          </w:p>
+        </w:tc>
+        <w:tc>
+          <w:tcPr/>
+          <w:p>
+            <w:pPr>
+              <w:jc w:val="left"/>
+            </w:pPr>
+            <w:hyperlink w:anchor="rc_core">
+              <w:r>
+                <w:rPr>
+                  <w:rStyle w:val="Hyperlink"/>
+                </w:rPr>
+                <w:t xml:space="preserve">Core</w:t>
+              </w:r>
+            </w:hyperlink>
+          </w:p>
+        </w:tc>
+      </w:tr>
+      <w:tr>
+        <w:tc>
+          <w:tcPr/>
+          <w:p>
+            <w:pPr>
+              <w:jc w:val="left"/>
+            </w:pPr>
+            <w:r>
+              <w:t xml:space="preserve">Dependency</w:t>
+            </w:r>
+          </w:p>
+        </w:tc>
+        <w:tc>
+          <w:tcPr/>
+          <w:p>
+            <w:pPr>
+              <w:jc w:val="left"/>
+            </w:pPr>
+            <w:hyperlink w:anchor="rc_data-query-response-format">
+              <w:r>
+                <w:rPr>
+                  <w:rStyle w:val="Hyperlink"/>
+                </w:rPr>
+                <w:t xml:space="preserve">Data query response format</w:t>
+              </w:r>
+            </w:hyperlink>
+          </w:p>
+        </w:tc>
+      </w:tr>
+    </w:tbl>
+    <w:bookmarkEnd w:id="100"/>
+    <w:bookmarkStart w:id="102" w:name="X1b4fcc7569fdee461f4188b5670b00a0c4b325c"/>
+    <w:p>
+      <w:pPr>
+        <w:pStyle w:val="Heading2"/>
+      </w:pPr>
+      <w:r>
+        <w:t xml:space="preserve">Collection parameter names</w:t>
       </w:r>
     </w:p>
     <w:p>
@@ -5898,7 +6281,7 @@
         <w:pStyle w:val="FirstParagraph"/>
       </w:pPr>
       <w:r>
-        <w:t xml:space="preserve">The metadata about parameters in CoverageJSON.</w:t>
+        <w:t xml:space="preserve">Parameter names is an object, containing parameter objects with metadata about all parameters the collection contains.</w:t>
       </w:r>
     </w:p>
     <w:tbl>
@@ -5939,7 +6322,7 @@
                 <w:bCs/>
                 <w:b/>
               </w:rPr>
-              <w:t xml:space="preserve">/req/insitu-observations/coveragejson_parameters</w:t>
+              <w:t xml:space="preserve">/req/nwp/collection_parameter_names</w:t>
             </w:r>
           </w:p>
         </w:tc>
@@ -5963,7 +6346,79 @@
               <w:jc w:val="left"/>
             </w:pPr>
             <w:r>
-              <w:t xml:space="preserve">Each object in</w:t>
+              <w:t xml:space="preserve">Global Deterministic NWP parameters listed in APPENDIX 2.2.1. of the</w:t>
+            </w:r>
+            <w:r>
+              <w:t xml:space="preserve"> </w:t>
+            </w:r>
+            <w:hyperlink r:id="rId101">
+              <w:r>
+                <w:rPr>
+                  <w:rStyle w:val="Hyperlink"/>
+                </w:rPr>
+                <w:t xml:space="preserve">Manual on the WMO Integrated Processing and Prediction System (WMO-No. 485)</w:t>
+              </w:r>
+            </w:hyperlink>
+            <w:r>
+              <w:t xml:space="preserve"> </w:t>
+            </w:r>
+            <w:r>
+              <w:t xml:space="preserve">(WIPPS Manual) SHALL be provided by the server using ECMWF Short Names as described in the</w:t>
+            </w:r>
+            <w:r>
+              <w:t xml:space="preserve"> </w:t>
+            </w:r>
+            <w:hyperlink w:anchor="appendix-d">
+              <w:r>
+                <w:rPr>
+                  <w:rStyle w:val="Hyperlink"/>
+                </w:rPr>
+                <w:t xml:space="preserve">appendix_title</w:t>
+              </w:r>
+            </w:hyperlink>
+            <w:r>
+              <w:t xml:space="preserve">.</w:t>
+            </w:r>
+          </w:p>
+        </w:tc>
+      </w:tr>
+      <w:tr>
+        <w:tc>
+          <w:tcPr/>
+          <w:p>
+            <w:pPr>
+              <w:jc w:val="center"/>
+            </w:pPr>
+            <w:r>
+              <w:t xml:space="preserve">B</w:t>
+            </w:r>
+          </w:p>
+        </w:tc>
+        <w:tc>
+          <w:tcPr/>
+          <w:p>
+            <w:pPr>
+              <w:jc w:val="left"/>
+            </w:pPr>
+            <w:r>
+              <w:t xml:space="preserve">Parameter names as described in the</w:t>
+            </w:r>
+            <w:r>
+              <w:t xml:space="preserve"> </w:t>
+            </w:r>
+            <w:hyperlink w:anchor="appendix-d">
+              <w:r>
+                <w:rPr>
+                  <w:rStyle w:val="Hyperlink"/>
+                </w:rPr>
+                <w:t xml:space="preserve">appendix_title</w:t>
+              </w:r>
+            </w:hyperlink>
+            <w:r>
+              <w:t xml:space="preserve"> </w:t>
+            </w:r>
+            <w:r>
+              <w:t xml:space="preserve">SHALL be provided in a parameter name description using the</w:t>
             </w:r>
             <w:r>
               <w:t xml:space="preserve"> </w:t>
@@ -5972,13 +6427,54 @@
               <w:rPr>
                 <w:rStyle w:val="VerbatimChar"/>
               </w:rPr>
-              <w:t xml:space="preserve">parameters</w:t>
-            </w:r>
-            <w:r>
-              <w:t xml:space="preserve"> </w:t>
-            </w:r>
-            <w:r>
-              <w:t xml:space="preserve">in a</w:t>
+              <w:t xml:space="preserve">description</w:t>
+            </w:r>
+            <w:r>
+              <w:t xml:space="preserve"> </w:t>
+            </w:r>
+            <w:r>
+              <w:t xml:space="preserve">property.</w:t>
+            </w:r>
+          </w:p>
+        </w:tc>
+      </w:tr>
+      <w:tr>
+        <w:tc>
+          <w:tcPr/>
+          <w:p>
+            <w:pPr>
+              <w:jc w:val="center"/>
+            </w:pPr>
+            <w:r>
+              <w:t xml:space="preserve">C</w:t>
+            </w:r>
+          </w:p>
+        </w:tc>
+        <w:tc>
+          <w:tcPr/>
+          <w:p>
+            <w:pPr>
+              <w:jc w:val="left"/>
+            </w:pPr>
+            <w:r>
+              <w:t xml:space="preserve">ECMWF short names as described in the</w:t>
+            </w:r>
+            <w:r>
+              <w:t xml:space="preserve"> </w:t>
+            </w:r>
+            <w:hyperlink w:anchor="appendix-d">
+              <w:r>
+                <w:rPr>
+                  <w:rStyle w:val="Hyperlink"/>
+                </w:rPr>
+                <w:t xml:space="preserve">appendix_title</w:t>
+              </w:r>
+            </w:hyperlink>
+            <w:r>
+              <w:t xml:space="preserve"> </w:t>
+            </w:r>
+            <w:r>
+              <w:t xml:space="preserve">SHALL be provided in a parameter name description using the</w:t>
             </w:r>
             <w:r>
               <w:t xml:space="preserve"> </w:t>
@@ -5987,182 +6483,26 @@
               <w:rPr>
                 <w:rStyle w:val="VerbatimChar"/>
               </w:rPr>
-              <w:t xml:space="preserve">coverage</w:t>
-            </w:r>
-            <w:r>
-              <w:t xml:space="preserve"> </w:t>
-            </w:r>
-            <w:r>
-              <w:t xml:space="preserve">object SHALL have a property</w:t>
-            </w:r>
-            <w:r>
-              <w:t xml:space="preserve"> </w:t>
-            </w:r>
-            <w:r>
-              <w:rPr>
-                <w:rStyle w:val="VerbatimChar"/>
-              </w:rPr>
-              <w:t xml:space="preserve">metocean:measurementType</w:t>
-            </w:r>
-            <w:r>
-              <w:t xml:space="preserve">. This object SHALL have the same properties as</w:t>
-            </w:r>
-            <w:r>
-              <w:t xml:space="preserve"> </w:t>
-            </w:r>
-            <w:r>
-              <w:rPr>
-                <w:rStyle w:val="VerbatimChar"/>
-              </w:rPr>
-              <w:t xml:space="preserve">measurementType</w:t>
-            </w:r>
-            <w:r>
-              <w:t xml:space="preserve"> </w:t>
-            </w:r>
-            <w:r>
-              <w:t xml:space="preserve">in an object in</w:t>
-            </w:r>
-            <w:r>
-              <w:t xml:space="preserve"> </w:t>
-            </w:r>
-            <w:r>
-              <w:rPr>
-                <w:rStyle w:val="VerbatimChar"/>
-              </w:rPr>
-              <w:t xml:space="preserve">parameter_names</w:t>
-            </w:r>
-            <w:r>
-              <w:t xml:space="preserve"> </w:t>
-            </w:r>
-            <w:r>
-              <w:t xml:space="preserve">in a</w:t>
-            </w:r>
-            <w:r>
-              <w:t xml:space="preserve"> </w:t>
-            </w:r>
-            <w:r>
-              <w:rPr>
-                <w:rStyle w:val="VerbatimChar"/>
-              </w:rPr>
-              <w:t xml:space="preserve">collection</w:t>
-            </w:r>
-            <w:r>
-              <w:t xml:space="preserve">.</w:t>
-            </w:r>
-          </w:p>
-        </w:tc>
-      </w:tr>
-      <w:tr>
-        <w:tc>
-          <w:tcPr/>
-          <w:p>
-            <w:pPr>
-              <w:jc w:val="center"/>
-            </w:pPr>
-            <w:r>
-              <w:t xml:space="preserve">B</w:t>
-            </w:r>
-          </w:p>
-        </w:tc>
-        <w:tc>
-          <w:tcPr/>
-          <w:p>
-            <w:pPr>
-              <w:jc w:val="left"/>
-            </w:pPr>
-            <w:r>
-              <w:t xml:space="preserve">Each object in</w:t>
-            </w:r>
-            <w:r>
-              <w:t xml:space="preserve"> </w:t>
-            </w:r>
-            <w:r>
-              <w:rPr>
-                <w:rStyle w:val="VerbatimChar"/>
-              </w:rPr>
-              <w:t xml:space="preserve">parameters</w:t>
-            </w:r>
-            <w:r>
-              <w:t xml:space="preserve"> </w:t>
-            </w:r>
-            <w:r>
-              <w:t xml:space="preserve">SHALL have a property</w:t>
-            </w:r>
-            <w:r>
-              <w:t xml:space="preserve"> </w:t>
-            </w:r>
-            <w:r>
-              <w:rPr>
-                <w:rStyle w:val="VerbatimChar"/>
-              </w:rPr>
-              <w:t xml:space="preserve">metocean:standard_name</w:t>
-            </w:r>
-            <w:r>
-              <w:t xml:space="preserve">.</w:t>
-            </w:r>
-          </w:p>
-        </w:tc>
-      </w:tr>
-      <w:tr>
-        <w:tc>
-          <w:tcPr/>
-          <w:p>
-            <w:pPr>
-              <w:jc w:val="center"/>
-            </w:pPr>
-            <w:r>
-              <w:t xml:space="preserve">C</w:t>
-            </w:r>
-          </w:p>
-        </w:tc>
-        <w:tc>
-          <w:tcPr/>
-          <w:p>
-            <w:pPr>
-              <w:jc w:val="left"/>
-            </w:pPr>
-            <w:r>
-              <w:t xml:space="preserve">Each object in</w:t>
-            </w:r>
-            <w:r>
-              <w:t xml:space="preserve"> </w:t>
-            </w:r>
-            <w:r>
-              <w:rPr>
-                <w:rStyle w:val="VerbatimChar"/>
-              </w:rPr>
-              <w:t xml:space="preserve">parameters</w:t>
-            </w:r>
-            <w:r>
-              <w:t xml:space="preserve"> </w:t>
-            </w:r>
-            <w:r>
-              <w:t xml:space="preserve">SHALL have a property</w:t>
-            </w:r>
-            <w:r>
-              <w:t xml:space="preserve"> </w:t>
-            </w:r>
-            <w:r>
-              <w:rPr>
-                <w:rStyle w:val="VerbatimChar"/>
-              </w:rPr>
-              <w:t xml:space="preserve">metocean:level</w:t>
-            </w:r>
-            <w:r>
-              <w:t xml:space="preserve">.</w:t>
+              <w:t xml:space="preserve">id</w:t>
+            </w:r>
+            <w:r>
+              <w:t xml:space="preserve"> </w:t>
+            </w:r>
+            <w:r>
+              <w:t xml:space="preserve">property.</w:t>
             </w:r>
           </w:p>
         </w:tc>
       </w:tr>
     </w:tbl>
-    <w:bookmarkEnd w:id="95"/>
-    <w:bookmarkStart w:id="96" w:name="X5608b28c0d4c84c847c10b1c0bf86c63d7ab4e7"/>
+    <w:bookmarkEnd w:id="102"/>
+    <w:bookmarkStart w:id="103" w:name="Xb139a561b992357369c250894efe1e158a7e167"/>
     <w:p>
       <w:pPr>
         <w:pStyle w:val="Heading2"/>
       </w:pPr>
       <w:r>
-        <w:t xml:space="preserve">CoverageJSON referencing</w:t>
+        <w:t xml:space="preserve">Collection granularity</w:t>
       </w:r>
     </w:p>
     <w:p>
@@ -6170,7 +6510,7 @@
         <w:pStyle w:val="FirstParagraph"/>
       </w:pPr>
       <w:r>
-        <w:t xml:space="preserve">Coordinate referencing metadata in CoverageJSON.</w:t>
+        <w:t xml:space="preserve">The organization of NWP data advertised as collections/instances.</w:t>
       </w:r>
     </w:p>
     <w:tbl>
@@ -6211,7 +6551,7 @@
                 <w:bCs/>
                 <w:b/>
               </w:rPr>
-              <w:t xml:space="preserve">/req/insitu-observations/coveragejson_referencing</w:t>
+              <w:t xml:space="preserve">/req/nwp/collection_granularity</w:t>
             </w:r>
           </w:p>
         </w:tc>
@@ -6235,6 +6575,615 @@
               <w:jc w:val="left"/>
             </w:pPr>
             <w:r>
+              <w:t xml:space="preserve">A collection SHALL represent and describe a model (i.e.</w:t>
+            </w:r>
+            <w:r>
+              <w:t xml:space="preserve"> </w:t>
+            </w:r>
+            <w:r>
+              <w:rPr>
+                <w:rStyle w:val="VerbatimChar"/>
+              </w:rPr>
+              <w:t xml:space="preserve">/collections/{collectionId}</w:t>
+            </w:r>
+            <w:r>
+              <w:t xml:space="preserve">).</w:t>
+            </w:r>
+          </w:p>
+        </w:tc>
+      </w:tr>
+      <w:tr>
+        <w:tc>
+          <w:tcPr/>
+          <w:p>
+            <w:pPr>
+              <w:jc w:val="center"/>
+            </w:pPr>
+            <w:r>
+              <w:t xml:space="preserve">B</w:t>
+            </w:r>
+          </w:p>
+        </w:tc>
+        <w:tc>
+          <w:tcPr/>
+          <w:p>
+            <w:pPr>
+              <w:jc w:val="left"/>
+            </w:pPr>
+            <w:r>
+              <w:t xml:space="preserve">A collection instance SHALL represent and describe a model run (i.e.</w:t>
+            </w:r>
+            <w:r>
+              <w:t xml:space="preserve"> </w:t>
+            </w:r>
+            <w:r>
+              <w:rPr>
+                <w:rStyle w:val="VerbatimChar"/>
+              </w:rPr>
+              <w:t xml:space="preserve">/collections/{collectionId}/instances/{instanceId}</w:t>
+            </w:r>
+            <w:r>
+              <w:t xml:space="preserve">).</w:t>
+            </w:r>
+          </w:p>
+        </w:tc>
+      </w:tr>
+      <w:tr>
+        <w:tc>
+          <w:tcPr/>
+          <w:p>
+            <w:pPr>
+              <w:jc w:val="center"/>
+            </w:pPr>
+            <w:r>
+              <w:t xml:space="preserve">C</w:t>
+            </w:r>
+          </w:p>
+        </w:tc>
+        <w:tc>
+          <w:tcPr/>
+          <w:p>
+            <w:pPr>
+              <w:jc w:val="left"/>
+            </w:pPr>
+            <w:r>
+              <w:t xml:space="preserve">A collection instance identifier (</w:t>
+            </w:r>
+            <w:r>
+              <w:rPr>
+                <w:rStyle w:val="VerbatimChar"/>
+              </w:rPr>
+              <w:t xml:space="preserve">id</w:t>
+            </w:r>
+            <w:r>
+              <w:t xml:space="preserve">) SHALL be represented by an RFC3339 datestamp.</w:t>
+            </w:r>
+          </w:p>
+        </w:tc>
+      </w:tr>
+      <w:tr>
+        <w:tc>
+          <w:tcPr/>
+          <w:p>
+            <w:pPr>
+              <w:jc w:val="center"/>
+            </w:pPr>
+            <w:r>
+              <w:t xml:space="preserve">D</w:t>
+            </w:r>
+          </w:p>
+        </w:tc>
+        <w:tc>
+          <w:tcPr/>
+          <w:p>
+            <w:pPr>
+              <w:jc w:val="left"/>
+            </w:pPr>
+            <w:r>
+              <w:t xml:space="preserve">A collection’s temporal instance or interval SHALL represent a timestep or timesteps of a model run (e.g.</w:t>
+            </w:r>
+            <w:r>
+              <w:t xml:space="preserve"> </w:t>
+            </w:r>
+            <w:r>
+              <w:rPr>
+                <w:rStyle w:val="VerbatimChar"/>
+              </w:rPr>
+              <w:t xml:space="preserve">/collections/{collectionId}/instances/{instanceId}/position?datetime=2026-01-16T17:00:00Z</w:t>
+            </w:r>
+            <w:r>
+              <w:t xml:space="preserve">).</w:t>
+            </w:r>
+          </w:p>
+        </w:tc>
+      </w:tr>
+    </w:tbl>
+    <w:bookmarkEnd w:id="103"/>
+    <w:bookmarkStart w:id="104" w:name="X348d6dd9ff421393f837203eca929fe301f5423"/>
+    <w:p>
+      <w:pPr>
+        <w:pStyle w:val="Heading2"/>
+      </w:pPr>
+      <w:r>
+        <w:t xml:space="preserve">Collection data queries</w:t>
+      </w:r>
+    </w:p>
+    <w:p>
+      <w:pPr>
+        <w:pStyle w:val="FirstParagraph"/>
+      </w:pPr>
+      <w:r>
+        <w:t xml:space="preserve">The types of data queries implemented in a collection.</w:t>
+      </w:r>
+    </w:p>
+    <w:tbl>
+      <w:tblPr>
+        <w:tblStyle w:val="Table"/>
+        <w:tblW w:type="pct" w:w="4500"/>
+        <w:tblLook w:firstRow="0" w:lastRow="0" w:firstColumn="0" w:lastColumn="0" w:noHBand="0" w:noVBand="0" w:val="0000"/>
+        <w:jc w:val="start"/>
+      </w:tblPr>
+      <w:tblGrid>
+        <w:gridCol w:w="1782"/>
+        <w:gridCol w:w="5346"/>
+      </w:tblGrid>
+      <w:tr>
+        <w:tc>
+          <w:tcPr/>
+          <w:p>
+            <w:pPr>
+              <w:jc w:val="center"/>
+            </w:pPr>
+            <w:r>
+              <w:rPr>
+                <w:bCs/>
+                <w:b/>
+              </w:rPr>
+              <w:t xml:space="preserve">Requirement 17</w:t>
+            </w:r>
+          </w:p>
+        </w:tc>
+        <w:tc>
+          <w:tcPr/>
+          <w:p>
+            <w:pPr>
+              <w:jc w:val="left"/>
+            </w:pPr>
+            <w:r>
+              <w:rPr>
+                <w:bCs/>
+                <w:b/>
+              </w:rPr>
+              <w:t xml:space="preserve">/req/nwp/collection_data_queries</w:t>
+            </w:r>
+          </w:p>
+        </w:tc>
+      </w:tr>
+      <w:tr>
+        <w:tc>
+          <w:tcPr/>
+          <w:p>
+            <w:pPr>
+              <w:jc w:val="center"/>
+            </w:pPr>
+            <w:r>
+              <w:t xml:space="preserve">A</w:t>
+            </w:r>
+          </w:p>
+        </w:tc>
+        <w:tc>
+          <w:tcPr/>
+          <w:p>
+            <w:pPr>
+              <w:jc w:val="left"/>
+            </w:pPr>
+            <w:r>
+              <w:t xml:space="preserve">A collection SHALL support position and cube queries.</w:t>
+            </w:r>
+          </w:p>
+        </w:tc>
+      </w:tr>
+      <w:tr>
+        <w:tc>
+          <w:tcPr/>
+          <w:p>
+            <w:pPr>
+              <w:jc w:val="center"/>
+            </w:pPr>
+            <w:r>
+              <w:t xml:space="preserve">B</w:t>
+            </w:r>
+          </w:p>
+        </w:tc>
+        <w:tc>
+          <w:tcPr/>
+          <w:p>
+            <w:pPr>
+              <w:jc w:val="left"/>
+            </w:pPr>
+            <w:r>
+              <w:t xml:space="preserve">Data queries without an instance identified (i.e.</w:t>
+            </w:r>
+            <w:r>
+              <w:t xml:space="preserve"> </w:t>
+            </w:r>
+            <w:r>
+              <w:rPr>
+                <w:rStyle w:val="VerbatimChar"/>
+              </w:rPr>
+              <w:t xml:space="preserve">/collections/collectionId/position</w:t>
+            </w:r>
+            <w:r>
+              <w:t xml:space="preserve">) SHALL be interpreted by the server as the</w:t>
+            </w:r>
+            <w:r>
+              <w:t xml:space="preserve"> </w:t>
+            </w:r>
+            <w:r>
+              <w:rPr>
+                <w:bCs/>
+                <w:b/>
+              </w:rPr>
+              <w:t xml:space="preserve">latest</w:t>
+            </w:r>
+            <w:r>
+              <w:t xml:space="preserve"> </w:t>
+            </w:r>
+            <w:r>
+              <w:t xml:space="preserve">instance of a collection.</w:t>
+            </w:r>
+          </w:p>
+        </w:tc>
+      </w:tr>
+      <w:tr>
+        <w:tc>
+          <w:tcPr/>
+          <w:p>
+            <w:pPr>
+              <w:jc w:val="center"/>
+            </w:pPr>
+            <w:r>
+              <w:t xml:space="preserve">C</w:t>
+            </w:r>
+          </w:p>
+        </w:tc>
+        <w:tc>
+          <w:tcPr/>
+          <w:p>
+            <w:pPr>
+              <w:jc w:val="left"/>
+            </w:pPr>
+            <w:r>
+              <w:t xml:space="preserve">Data queries providing a</w:t>
+            </w:r>
+            <w:r>
+              <w:t xml:space="preserve"> </w:t>
+            </w:r>
+            <w:r>
+              <w:rPr>
+                <w:rStyle w:val="VerbatimChar"/>
+              </w:rPr>
+              <w:t xml:space="preserve">datetime</w:t>
+            </w:r>
+            <w:r>
+              <w:t xml:space="preserve"> </w:t>
+            </w:r>
+            <w:r>
+              <w:t xml:space="preserve">parameter (i.e. timestep(s)) that is between two given timestamps SHALL trigger an exception (HTTP 400 Bad Request).</w:t>
+            </w:r>
+          </w:p>
+        </w:tc>
+      </w:tr>
+    </w:tbl>
+    <w:bookmarkEnd w:id="104"/>
+    <w:bookmarkEnd w:id="105"/>
+    <w:bookmarkStart w:id="110" w:name="X246e551602e8cf7c501c3e0ee8f1452c9e2d339"/>
+    <w:p>
+      <w:pPr>
+        <w:pStyle w:val="Heading1"/>
+      </w:pPr>
+      <w:r>
+        <w:t xml:space="preserve">Data query response format</w:t>
+      </w:r>
+    </w:p>
+    <w:bookmarkStart w:id="107" w:name="X85f50626909cd12849a03a8a7a46403d17caa9c"/>
+    <w:p>
+      <w:pPr>
+        <w:pStyle w:val="Heading2"/>
+      </w:pPr>
+      <w:r>
+        <w:t xml:space="preserve">Requirements Class "Data query response format"</w:t>
+      </w:r>
+    </w:p>
+    <w:tbl>
+      <w:tblPr>
+        <w:tblStyle w:val="Table"/>
+        <w:tblW w:type="pct" w:w="4500"/>
+        <w:tblLook w:firstRow="0" w:lastRow="0" w:firstColumn="0" w:lastColumn="0" w:noHBand="0" w:noVBand="0" w:val="0000"/>
+        <w:jc w:val="start"/>
+      </w:tblPr>
+      <w:tblGrid>
+        <w:gridCol w:w="1425"/>
+        <w:gridCol w:w="5702"/>
+      </w:tblGrid>
+      <w:tr>
+        <w:tc>
+          <w:tcPr/>
+          <w:p>
+            <w:pPr>
+              <w:jc w:val="left"/>
+            </w:pPr>
+            <w:r>
+              <w:t xml:space="preserve">URI</w:t>
+            </w:r>
+          </w:p>
+        </w:tc>
+        <w:tc>
+          <w:tcPr/>
+          <w:p>
+            <w:pPr>
+              <w:jc w:val="left"/>
+            </w:pPr>
+            <w:hyperlink r:id="rId106">
+              <w:r>
+                <w:rPr>
+                  <w:rStyle w:val="Hyperlink"/>
+                </w:rPr>
+                <w:t xml:space="preserve">https://eumetnet.github.io/spec/metocean-edr-profile/1/req/data-query-response-format</w:t>
+              </w:r>
+            </w:hyperlink>
+          </w:p>
+        </w:tc>
+      </w:tr>
+      <w:tr>
+        <w:tc>
+          <w:tcPr/>
+          <w:p>
+            <w:pPr>
+              <w:jc w:val="left"/>
+            </w:pPr>
+            <w:r>
+              <w:t xml:space="preserve">Target type</w:t>
+            </w:r>
+          </w:p>
+        </w:tc>
+        <w:tc>
+          <w:tcPr/>
+          <w:p>
+            <w:pPr>
+              <w:jc w:val="left"/>
+            </w:pPr>
+            <w:r>
+              <w:t xml:space="preserve">Web API</w:t>
+            </w:r>
+          </w:p>
+        </w:tc>
+      </w:tr>
+      <w:tr>
+        <w:tc>
+          <w:tcPr/>
+          <w:p>
+            <w:pPr>
+              <w:jc w:val="left"/>
+            </w:pPr>
+            <w:r>
+              <w:t xml:space="preserve">Dependency</w:t>
+            </w:r>
+          </w:p>
+        </w:tc>
+        <w:tc>
+          <w:tcPr/>
+          <w:p>
+            <w:pPr>
+              <w:jc w:val="left"/>
+            </w:pPr>
+            <w:hyperlink w:anchor="rc_core">
+              <w:r>
+                <w:rPr>
+                  <w:rStyle w:val="Hyperlink"/>
+                </w:rPr>
+                <w:t xml:space="preserve">Core</w:t>
+              </w:r>
+            </w:hyperlink>
+          </w:p>
+        </w:tc>
+      </w:tr>
+      <w:tr>
+        <w:tc>
+          <w:tcPr/>
+          <w:p>
+            <w:pPr>
+              <w:jc w:val="left"/>
+            </w:pPr>
+            <w:r>
+              <w:t xml:space="preserve">Dependency</w:t>
+            </w:r>
+          </w:p>
+        </w:tc>
+        <w:tc>
+          <w:tcPr/>
+          <w:p>
+            <w:pPr>
+              <w:jc w:val="left"/>
+            </w:pPr>
+            <w:hyperlink w:anchor="ogc-covjson">
+              <w:r>
+                <w:rPr>
+                  <w:rStyle w:val="Hyperlink"/>
+                </w:rPr>
+                <w:t xml:space="preserve">CoverageJSON</w:t>
+              </w:r>
+            </w:hyperlink>
+          </w:p>
+        </w:tc>
+      </w:tr>
+    </w:tbl>
+    <w:bookmarkEnd w:id="107"/>
+    <w:bookmarkStart w:id="108" w:name="X3a04224f617536f2fb363349e0c2c664c06221f"/>
+    <w:p>
+      <w:pPr>
+        <w:pStyle w:val="Heading2"/>
+      </w:pPr>
+      <w:r>
+        <w:t xml:space="preserve">Encoding</w:t>
+      </w:r>
+    </w:p>
+    <w:p>
+      <w:pPr>
+        <w:pStyle w:val="FirstParagraph"/>
+      </w:pPr>
+      <w:r>
+        <w:t xml:space="preserve">The response format for data queries.</w:t>
+      </w:r>
+    </w:p>
+    <w:tbl>
+      <w:tblPr>
+        <w:tblStyle w:val="Table"/>
+        <w:tblW w:type="pct" w:w="4500"/>
+        <w:tblLook w:firstRow="0" w:lastRow="0" w:firstColumn="0" w:lastColumn="0" w:noHBand="0" w:noVBand="0" w:val="0000"/>
+        <w:jc w:val="start"/>
+      </w:tblPr>
+      <w:tblGrid>
+        <w:gridCol w:w="1782"/>
+        <w:gridCol w:w="5346"/>
+      </w:tblGrid>
+      <w:tr>
+        <w:tc>
+          <w:tcPr/>
+          <w:p>
+            <w:pPr>
+              <w:jc w:val="center"/>
+            </w:pPr>
+            <w:r>
+              <w:rPr>
+                <w:bCs/>
+                <w:b/>
+              </w:rPr>
+              <w:t xml:space="preserve">Requirement 18</w:t>
+            </w:r>
+          </w:p>
+        </w:tc>
+        <w:tc>
+          <w:tcPr/>
+          <w:p>
+            <w:pPr>
+              <w:jc w:val="left"/>
+            </w:pPr>
+            <w:r>
+              <w:rPr>
+                <w:bCs/>
+                <w:b/>
+              </w:rPr>
+              <w:t xml:space="preserve">/req/data-query-response-format/encoding</w:t>
+            </w:r>
+          </w:p>
+        </w:tc>
+      </w:tr>
+      <w:tr>
+        <w:tc>
+          <w:tcPr/>
+          <w:p>
+            <w:pPr>
+              <w:jc w:val="center"/>
+            </w:pPr>
+            <w:r>
+              <w:t xml:space="preserve">A</w:t>
+            </w:r>
+          </w:p>
+        </w:tc>
+        <w:tc>
+          <w:tcPr/>
+          <w:p>
+            <w:pPr>
+              <w:jc w:val="left"/>
+            </w:pPr>
+            <w:r>
+              <w:t xml:space="preserve">All data queries SHALL support CoverageJSON as a response format.</w:t>
+            </w:r>
+          </w:p>
+        </w:tc>
+      </w:tr>
+    </w:tbl>
+    <w:bookmarkEnd w:id="108"/>
+    <w:bookmarkStart w:id="109" w:name="X5608b28c0d4c84c847c10b1c0bf86c63d7ab4e7"/>
+    <w:p>
+      <w:pPr>
+        <w:pStyle w:val="Heading2"/>
+      </w:pPr>
+      <w:r>
+        <w:t xml:space="preserve">CoverageJSON referencing</w:t>
+      </w:r>
+    </w:p>
+    <w:p>
+      <w:pPr>
+        <w:pStyle w:val="FirstParagraph"/>
+      </w:pPr>
+      <w:r>
+        <w:t xml:space="preserve">Coordinate referencing metadata in CoverageJSON.</w:t>
+      </w:r>
+    </w:p>
+    <w:tbl>
+      <w:tblPr>
+        <w:tblStyle w:val="Table"/>
+        <w:tblW w:type="pct" w:w="4500"/>
+        <w:tblLook w:firstRow="0" w:lastRow="0" w:firstColumn="0" w:lastColumn="0" w:noHBand="0" w:noVBand="0" w:val="0000"/>
+        <w:jc w:val="start"/>
+      </w:tblPr>
+      <w:tblGrid>
+        <w:gridCol w:w="1782"/>
+        <w:gridCol w:w="5346"/>
+      </w:tblGrid>
+      <w:tr>
+        <w:tc>
+          <w:tcPr/>
+          <w:p>
+            <w:pPr>
+              <w:jc w:val="center"/>
+            </w:pPr>
+            <w:r>
+              <w:rPr>
+                <w:bCs/>
+                <w:b/>
+              </w:rPr>
+              <w:t xml:space="preserve">Requirement 19</w:t>
+            </w:r>
+          </w:p>
+        </w:tc>
+        <w:tc>
+          <w:tcPr/>
+          <w:p>
+            <w:pPr>
+              <w:jc w:val="left"/>
+            </w:pPr>
+            <w:r>
+              <w:rPr>
+                <w:bCs/>
+                <w:b/>
+              </w:rPr>
+              <w:t xml:space="preserve">/req/data-query-response-format/referencing</w:t>
+            </w:r>
+          </w:p>
+        </w:tc>
+      </w:tr>
+      <w:tr>
+        <w:tc>
+          <w:tcPr/>
+          <w:p>
+            <w:pPr>
+              <w:jc w:val="center"/>
+            </w:pPr>
+            <w:r>
+              <w:t xml:space="preserve">A</w:t>
+            </w:r>
+          </w:p>
+        </w:tc>
+        <w:tc>
+          <w:tcPr/>
+          <w:p>
+            <w:pPr>
+              <w:jc w:val="left"/>
+            </w:pPr>
+            <w:r>
               <w:t xml:space="preserve">When requesting data and crs query param is not specified the</w:t>
             </w:r>
             <w:r>
@@ -6367,9 +7316,9 @@
         </w:tc>
       </w:tr>
     </w:tbl>
-    <w:bookmarkEnd w:id="96"/>
-    <w:bookmarkEnd w:id="97"/>
-    <w:bookmarkStart w:id="118" w:name="X78fdb1f4716baf4c26796c550dad0531813f831"/>
+    <w:bookmarkEnd w:id="109"/>
+    <w:bookmarkEnd w:id="110"/>
+    <w:bookmarkStart w:id="138" w:name="X78fdb1f4716baf4c26796c550dad0531813f831"/>
     <w:p>
       <w:pPr>
         <w:pStyle w:val="Heading1"/>
@@ -6378,7 +7327,7 @@
         <w:t xml:space="preserve">Conformance Class Abstract Test Suite (Normative)</w:t>
       </w:r>
     </w:p>
-    <w:bookmarkStart w:id="110" w:name="X832d8df2233b24fd4778b0d5040958f69375ea7"/>
+    <w:bookmarkStart w:id="122" w:name="X832d8df2233b24fd4778b0d5040958f69375ea7"/>
     <w:p>
       <w:pPr>
         <w:pStyle w:val="Heading2"/>
@@ -6399,7 +7348,7 @@
       <w:pPr>
         <w:pStyle w:val="Definition"/>
       </w:pPr>
-      <w:hyperlink r:id="rId98">
+      <w:hyperlink r:id="rId111">
         <w:r>
           <w:rPr>
             <w:rStyle w:val="Hyperlink"/>
@@ -6421,7 +7370,7 @@
         <w:pStyle w:val="Definition"/>
       </w:pPr>
       <w:r>
-        <w:t xml:space="preserve">Requirements Class "core"</w:t>
+        <w:t xml:space="preserve">Requirements Class "Core"</w:t>
       </w:r>
     </w:p>
     <w:p>
@@ -6440,7 +7389,7 @@
         <w:t xml:space="preserve">Target Type:Web API</w:t>
       </w:r>
     </w:p>
-    <w:bookmarkStart w:id="99" w:name="Xd6f2056b3487d2dfbe0a79b03081435fb62c5f5"/>
+    <w:bookmarkStart w:id="112" w:name="Xd6f2056b3487d2dfbe0a79b03081435fb62c5f5"/>
     <w:p>
       <w:pPr>
         <w:pStyle w:val="Heading3"/>
@@ -6804,8 +7753,8 @@
         <w:t xml:space="preserve">.</w:t>
       </w:r>
     </w:p>
-    <w:bookmarkEnd w:id="99"/>
-    <w:bookmarkStart w:id="100" w:name="X75d657cfc5a7ba273f61e9f93902a79a40cc98d"/>
+    <w:bookmarkEnd w:id="112"/>
+    <w:bookmarkStart w:id="113" w:name="X75d657cfc5a7ba273f61e9f93902a79a40cc98d"/>
     <w:p>
       <w:pPr>
         <w:pStyle w:val="Heading3"/>
@@ -6870,8 +7819,8 @@
         <w:t xml:space="preserve">This requirement is not applicable to ATS testing.</w:t>
       </w:r>
     </w:p>
-    <w:bookmarkEnd w:id="100"/>
-    <w:bookmarkStart w:id="101" w:name="X230926959ff8f05e4b67418e37e7f554e413697"/>
+    <w:bookmarkEnd w:id="113"/>
+    <w:bookmarkStart w:id="114" w:name="X230926959ff8f05e4b67418e37e7f554e413697"/>
     <w:p>
       <w:pPr>
         <w:pStyle w:val="Heading3"/>
@@ -7017,8 +7966,8 @@
         <w:t xml:space="preserve">value, check that the value is less than or equal to 50 characters.</w:t>
       </w:r>
     </w:p>
-    <w:bookmarkEnd w:id="101"/>
-    <w:bookmarkStart w:id="102" w:name="Xa80c8bd34c1c7c950e95addd672e6e4013e6521"/>
+    <w:bookmarkEnd w:id="114"/>
+    <w:bookmarkStart w:id="115" w:name="Xa80c8bd34c1c7c950e95addd672e6e4013e6521"/>
     <w:p>
       <w:pPr>
         <w:pStyle w:val="Heading3"/>
@@ -7253,8 +8202,8 @@
         <w:t xml:space="preserve">.</w:t>
       </w:r>
     </w:p>
-    <w:bookmarkEnd w:id="102"/>
-    <w:bookmarkStart w:id="103" w:name="X42f9ff0423057b2e2c28e441913c477faa0f5b8"/>
+    <w:bookmarkEnd w:id="115"/>
+    <w:bookmarkStart w:id="116" w:name="X42f9ff0423057b2e2c28e441913c477faa0f5b8"/>
     <w:p>
       <w:pPr>
         <w:pStyle w:val="Heading3"/>
@@ -7537,8 +8486,8 @@
         <w:t xml:space="preserve">.</w:t>
       </w:r>
     </w:p>
-    <w:bookmarkEnd w:id="103"/>
-    <w:bookmarkStart w:id="104" w:name="X51dc791b506a78efaac55f7a6bbe864caf711be"/>
+    <w:bookmarkEnd w:id="116"/>
+    <w:bookmarkStart w:id="117" w:name="X51dc791b506a78efaac55f7a6bbe864caf711be"/>
     <w:p>
       <w:pPr>
         <w:pStyle w:val="Heading3"/>
@@ -7673,14 +8622,14 @@
         <w:t xml:space="preserve">.</w:t>
       </w:r>
     </w:p>
-    <w:bookmarkEnd w:id="104"/>
-    <w:bookmarkStart w:id="105" w:name="Xf725fa9fec845d79f89b969617f55c03e4fa1fa"/>
+    <w:bookmarkEnd w:id="117"/>
+    <w:bookmarkStart w:id="118" w:name="X4c9879ed1168d51a7d217c1147269b76e78b93a"/>
     <w:p>
       <w:pPr>
         <w:pStyle w:val="Heading3"/>
       </w:pPr>
       <w:r>
-        <w:t xml:space="preserve">CoverageJSON referencing</w:t>
+        <w:t xml:space="preserve">Collection parameter names</w:t>
       </w:r>
     </w:p>
     <w:p>
@@ -7696,7 +8645,7 @@
         <w:pStyle w:val="Definition"/>
       </w:pPr>
       <w:r>
-        <w:t xml:space="preserve">/conf/core/coveragejson_referencing</w:t>
+        <w:t xml:space="preserve">/conf/core/collection_parameter_names</w:t>
       </w:r>
     </w:p>
     <w:p>
@@ -7712,7 +8661,7 @@
         <w:pStyle w:val="Definition"/>
       </w:pPr>
       <w:r>
-        <w:t xml:space="preserve">/req/core/coveragejson_referencing</w:t>
+        <w:t xml:space="preserve">/req/core/collection_parameter_names</w:t>
       </w:r>
     </w:p>
     <w:p>
@@ -7728,7 +8677,7 @@
         <w:pStyle w:val="Definition"/>
       </w:pPr>
       <w:r>
-        <w:t xml:space="preserve">Validate that a MetOcean EDR Profile API CoverageJSON response document provides correct domain referencing values.</w:t>
+        <w:t xml:space="preserve">Validate that a MetOcean EDR Profile API provides a valid collection parameter_names</w:t>
       </w:r>
     </w:p>
     <w:p>
@@ -7764,7 +8713,7 @@
         <w:pStyle w:val="BodyText"/>
       </w:pPr>
       <w:r>
-        <w:t xml:space="preserve">For each object in the</w:t>
+        <w:t xml:space="preserve">In the response document, for each object in the</w:t>
       </w:r>
       <w:r>
         <w:t xml:space="preserve"> </w:t>
@@ -7779,7 +8728,296 @@
         <w:t xml:space="preserve"> </w:t>
       </w:r>
       <w:r>
-        <w:t xml:space="preserve">array, for each object in</w:t>
+        <w:t xml:space="preserve">array, check that each object in the</w:t>
+      </w:r>
+      <w:r>
+        <w:t xml:space="preserve"> </w:t>
+      </w:r>
+      <w:r>
+        <w:rPr>
+          <w:rStyle w:val="VerbatimChar"/>
+        </w:rPr>
+        <w:t xml:space="preserve">parameter_names</w:t>
+      </w:r>
+      <w:r>
+        <w:t xml:space="preserve"> </w:t>
+      </w:r>
+      <w:r>
+        <w:t xml:space="preserve">array has the properties</w:t>
+      </w:r>
+      <w:r>
+        <w:t xml:space="preserve"> </w:t>
+      </w:r>
+      <w:r>
+        <w:rPr>
+          <w:rStyle w:val="VerbatimChar"/>
+        </w:rPr>
+        <w:t xml:space="preserve">label</w:t>
+      </w:r>
+      <w:r>
+        <w:t xml:space="preserve">,</w:t>
+      </w:r>
+      <w:r>
+        <w:t xml:space="preserve"> </w:t>
+      </w:r>
+      <w:r>
+        <w:rPr>
+          <w:rStyle w:val="VerbatimChar"/>
+        </w:rPr>
+        <w:t xml:space="preserve">unit</w:t>
+      </w:r>
+      <w:r>
+        <w:t xml:space="preserve"> </w:t>
+      </w:r>
+      <w:r>
+        <w:t xml:space="preserve">and</w:t>
+      </w:r>
+      <w:r>
+        <w:t xml:space="preserve"> </w:t>
+      </w:r>
+      <w:r>
+        <w:rPr>
+          <w:rStyle w:val="VerbatimChar"/>
+        </w:rPr>
+        <w:t xml:space="preserve">description</w:t>
+      </w:r>
+      <w:r>
+        <w:t xml:space="preserve">.</w:t>
+      </w:r>
+    </w:p>
+    <w:p>
+      <w:pPr>
+        <w:pStyle w:val="BodyText"/>
+      </w:pPr>
+      <w:r>
+        <w:t xml:space="preserve">The value of a</w:t>
+      </w:r>
+      <w:r>
+        <w:t xml:space="preserve"> </w:t>
+      </w:r>
+      <w:r>
+        <w:rPr>
+          <w:rStyle w:val="VerbatimChar"/>
+        </w:rPr>
+        <w:t xml:space="preserve">label</w:t>
+      </w:r>
+      <w:r>
+        <w:t xml:space="preserve"> </w:t>
+      </w:r>
+      <w:r>
+        <w:t xml:space="preserve">property in a</w:t>
+      </w:r>
+      <w:r>
+        <w:t xml:space="preserve"> </w:t>
+      </w:r>
+      <w:r>
+        <w:rPr>
+          <w:rStyle w:val="VerbatimChar"/>
+        </w:rPr>
+        <w:t xml:space="preserve">parameter</w:t>
+      </w:r>
+      <w:r>
+        <w:t xml:space="preserve"> </w:t>
+      </w:r>
+      <w:r>
+        <w:t xml:space="preserve">object is less than or equal to 50 characters.</w:t>
+      </w:r>
+    </w:p>
+    <w:p>
+      <w:pPr>
+        <w:pStyle w:val="BodyText"/>
+      </w:pPr>
+      <w:r>
+        <w:t xml:space="preserve">The value of</w:t>
+      </w:r>
+      <w:r>
+        <w:t xml:space="preserve"> </w:t>
+      </w:r>
+      <w:r>
+        <w:rPr>
+          <w:rStyle w:val="VerbatimChar"/>
+        </w:rPr>
+        <w:t xml:space="preserve">unit.symbol.type</w:t>
+      </w:r>
+      <w:r>
+        <w:t xml:space="preserve"> </w:t>
+      </w:r>
+      <w:r>
+        <w:t xml:space="preserve">in a</w:t>
+      </w:r>
+      <w:r>
+        <w:t xml:space="preserve"> </w:t>
+      </w:r>
+      <w:r>
+        <w:rPr>
+          <w:rStyle w:val="VerbatimChar"/>
+        </w:rPr>
+        <w:t xml:space="preserve">parameter</w:t>
+      </w:r>
+      <w:r>
+        <w:t xml:space="preserve"> </w:t>
+      </w:r>
+      <w:r>
+        <w:t xml:space="preserve">object is a url on the form</w:t>
+      </w:r>
+      <w:r>
+        <w:t xml:space="preserve"> </w:t>
+      </w:r>
+      <w:r>
+        <w:rPr>
+          <w:rStyle w:val="VerbatimChar"/>
+        </w:rPr>
+        <w:t xml:space="preserve">https://qudt.org/vocab/unit/{unit}</w:t>
+      </w:r>
+      <w:r>
+        <w:t xml:space="preserve">.</w:t>
+      </w:r>
+    </w:p>
+    <w:p>
+      <w:pPr>
+        <w:pStyle w:val="BodyText"/>
+      </w:pPr>
+      <w:r>
+        <w:t xml:space="preserve">The value of</w:t>
+      </w:r>
+      <w:r>
+        <w:t xml:space="preserve"> </w:t>
+      </w:r>
+      <w:r>
+        <w:rPr>
+          <w:rStyle w:val="VerbatimChar"/>
+        </w:rPr>
+        <w:t xml:space="preserve">unit.symbol.value</w:t>
+      </w:r>
+      <w:r>
+        <w:t xml:space="preserve"> </w:t>
+      </w:r>
+      <w:r>
+        <w:t xml:space="preserve">in a</w:t>
+      </w:r>
+      <w:r>
+        <w:t xml:space="preserve"> </w:t>
+      </w:r>
+      <w:r>
+        <w:rPr>
+          <w:rStyle w:val="VerbatimChar"/>
+        </w:rPr>
+        <w:t xml:space="preserve">parameter</w:t>
+      </w:r>
+      <w:r>
+        <w:t xml:space="preserve"> </w:t>
+      </w:r>
+      <w:r>
+        <w:t xml:space="preserve">object is specified.</w:t>
+      </w:r>
+    </w:p>
+    <w:bookmarkEnd w:id="118"/>
+    <w:bookmarkStart w:id="119" w:name="X6c10f148b84013c984289bbeaf6df469452f2dd"/>
+    <w:p>
+      <w:pPr>
+        <w:pStyle w:val="Heading3"/>
+      </w:pPr>
+      <w:r>
+        <w:t xml:space="preserve">Collection radius data query</w:t>
+      </w:r>
+    </w:p>
+    <w:p>
+      <w:pPr>
+        <w:pStyle w:val="DefinitionTerm"/>
+      </w:pPr>
+      <w:r>
+        <w:t xml:space="preserve">label</w:t>
+      </w:r>
+    </w:p>
+    <w:p>
+      <w:pPr>
+        <w:pStyle w:val="Definition"/>
+      </w:pPr>
+      <w:r>
+        <w:t xml:space="preserve">/conf/core/collection_radius_data_query</w:t>
+      </w:r>
+    </w:p>
+    <w:p>
+      <w:pPr>
+        <w:pStyle w:val="DefinitionTerm"/>
+      </w:pPr>
+      <w:r>
+        <w:t xml:space="preserve">subject</w:t>
+      </w:r>
+    </w:p>
+    <w:p>
+      <w:pPr>
+        <w:pStyle w:val="Definition"/>
+      </w:pPr>
+      <w:r>
+        <w:t xml:space="preserve">/req/core/collection_radius_data_query</w:t>
+      </w:r>
+    </w:p>
+    <w:p>
+      <w:pPr>
+        <w:pStyle w:val="DefinitionTerm"/>
+      </w:pPr>
+      <w:r>
+        <w:t xml:space="preserve">test-purpose</w:t>
+      </w:r>
+    </w:p>
+    <w:p>
+      <w:pPr>
+        <w:pStyle w:val="Definition"/>
+      </w:pPr>
+      <w:r>
+        <w:t xml:space="preserve">Validate that a MetOcean EDR Profile API with a radius data query in a collection has correct metadata.</w:t>
+      </w:r>
+    </w:p>
+    <w:p>
+      <w:pPr>
+        <w:pStyle w:val="FirstParagraph"/>
+      </w:pPr>
+      <w:r>
+        <w:t xml:space="preserve">Issue an HTTP GET request to path</w:t>
+      </w:r>
+      <w:r>
+        <w:t xml:space="preserve"> </w:t>
+      </w:r>
+      <w:r>
+        <w:rPr>
+          <w:rStyle w:val="VerbatimChar"/>
+        </w:rPr>
+        <w:t xml:space="preserve">/collections</w:t>
+      </w:r>
+      <w:r>
+        <w:t xml:space="preserve">.</w:t>
+      </w:r>
+    </w:p>
+    <w:p>
+      <w:pPr>
+        <w:pStyle w:val="BodyText"/>
+      </w:pPr>
+      <w:r>
+        <w:t xml:space="preserve">Check that the value of the returned HTTP status header is 200.</w:t>
+      </w:r>
+    </w:p>
+    <w:p>
+      <w:pPr>
+        <w:pStyle w:val="BodyText"/>
+      </w:pPr>
+      <w:r>
+        <w:t xml:space="preserve">In the response document, for each object in the</w:t>
+      </w:r>
+      <w:r>
+        <w:t xml:space="preserve"> </w:t>
+      </w:r>
+      <w:r>
+        <w:rPr>
+          <w:rStyle w:val="VerbatimChar"/>
+        </w:rPr>
+        <w:t xml:space="preserve">collections</w:t>
+      </w:r>
+      <w:r>
+        <w:t xml:space="preserve"> </w:t>
+      </w:r>
+      <w:r>
+        <w:t xml:space="preserve">array, if the</w:t>
       </w:r>
       <w:r>
         <w:t xml:space="preserve"> </w:t>
@@ -7791,7 +9029,220 @@
         <w:t xml:space="preserve">data_queries</w:t>
       </w:r>
       <w:r>
-        <w:t xml:space="preserve">, issue a GET request with no crs query parameter specified.</w:t>
+        <w:t xml:space="preserve"> </w:t>
+      </w:r>
+      <w:r>
+        <w:t xml:space="preserve">property contains</w:t>
+      </w:r>
+      <w:r>
+        <w:t xml:space="preserve"> </w:t>
+      </w:r>
+      <w:r>
+        <w:rPr>
+          <w:rStyle w:val="VerbatimChar"/>
+        </w:rPr>
+        <w:t xml:space="preserve">radius</w:t>
+      </w:r>
+      <w:r>
+        <w:t xml:space="preserve">, check that the</w:t>
+      </w:r>
+      <w:r>
+        <w:t xml:space="preserve"> </w:t>
+      </w:r>
+      <w:r>
+        <w:rPr>
+          <w:rStyle w:val="VerbatimChar"/>
+        </w:rPr>
+        <w:t xml:space="preserve">link.variables</w:t>
+      </w:r>
+      <w:r>
+        <w:t xml:space="preserve"> </w:t>
+      </w:r>
+      <w:r>
+        <w:t xml:space="preserve">object for</w:t>
+      </w:r>
+      <w:r>
+        <w:t xml:space="preserve"> </w:t>
+      </w:r>
+      <w:r>
+        <w:rPr>
+          <w:rStyle w:val="VerbatimChar"/>
+        </w:rPr>
+        <w:t xml:space="preserve">radius</w:t>
+      </w:r>
+      <w:r>
+        <w:t xml:space="preserve"> </w:t>
+      </w:r>
+      <w:r>
+        <w:t xml:space="preserve">has a</w:t>
+      </w:r>
+      <w:r>
+        <w:t xml:space="preserve"> </w:t>
+      </w:r>
+      <w:r>
+        <w:rPr>
+          <w:rStyle w:val="VerbatimChar"/>
+        </w:rPr>
+        <w:t xml:space="preserve">within_units</w:t>
+      </w:r>
+      <w:r>
+        <w:t xml:space="preserve"> </w:t>
+      </w:r>
+      <w:r>
+        <w:t xml:space="preserve">array that contains</w:t>
+      </w:r>
+      <w:r>
+        <w:t xml:space="preserve"> </w:t>
+      </w:r>
+      <w:r>
+        <w:rPr>
+          <w:rStyle w:val="VerbatimChar"/>
+        </w:rPr>
+        <w:t xml:space="preserve">m</w:t>
+      </w:r>
+      <w:r>
+        <w:t xml:space="preserve">.</w:t>
+      </w:r>
+    </w:p>
+    <w:bookmarkEnd w:id="119"/>
+    <w:bookmarkStart w:id="120" w:name="Xd5a0d9e73c36cbc0f190d9dc538696ec1374e48"/>
+    <w:p>
+      <w:pPr>
+        <w:pStyle w:val="Heading3"/>
+      </w:pPr>
+      <w:r>
+        <w:t xml:space="preserve">Locations query response format</w:t>
+      </w:r>
+    </w:p>
+    <w:p>
+      <w:pPr>
+        <w:pStyle w:val="DefinitionTerm"/>
+      </w:pPr>
+      <w:r>
+        <w:t xml:space="preserve">label</w:t>
+      </w:r>
+    </w:p>
+    <w:p>
+      <w:pPr>
+        <w:pStyle w:val="Definition"/>
+      </w:pPr>
+      <w:r>
+        <w:t xml:space="preserve">/conf/core/locations_query_response_format</w:t>
+      </w:r>
+    </w:p>
+    <w:p>
+      <w:pPr>
+        <w:pStyle w:val="DefinitionTerm"/>
+      </w:pPr>
+      <w:r>
+        <w:t xml:space="preserve">subject</w:t>
+      </w:r>
+    </w:p>
+    <w:p>
+      <w:pPr>
+        <w:pStyle w:val="Definition"/>
+      </w:pPr>
+      <w:r>
+        <w:t xml:space="preserve">/req/core/locations_query_response_format</w:t>
+      </w:r>
+    </w:p>
+    <w:p>
+      <w:pPr>
+        <w:pStyle w:val="DefinitionTerm"/>
+      </w:pPr>
+      <w:r>
+        <w:t xml:space="preserve">test-purpose</w:t>
+      </w:r>
+    </w:p>
+    <w:p>
+      <w:pPr>
+        <w:pStyle w:val="Definition"/>
+      </w:pPr>
+      <w:r>
+        <w:t xml:space="preserve">Validate that a MetOcean EDR Profile API has a correctly formated response to a locations query.</w:t>
+      </w:r>
+    </w:p>
+    <w:p>
+      <w:pPr>
+        <w:pStyle w:val="FirstParagraph"/>
+      </w:pPr>
+      <w:r>
+        <w:t xml:space="preserve">For every collection and instance of a collection, check if</w:t>
+      </w:r>
+      <w:r>
+        <w:t xml:space="preserve"> </w:t>
+      </w:r>
+      <w:r>
+        <w:rPr>
+          <w:rStyle w:val="VerbatimChar"/>
+        </w:rPr>
+        <w:t xml:space="preserve">locations</w:t>
+      </w:r>
+      <w:r>
+        <w:t xml:space="preserve"> </w:t>
+      </w:r>
+      <w:r>
+        <w:t xml:space="preserve">exists as a key in the</w:t>
+      </w:r>
+      <w:r>
+        <w:t xml:space="preserve"> </w:t>
+      </w:r>
+      <w:r>
+        <w:rPr>
+          <w:rStyle w:val="VerbatimChar"/>
+        </w:rPr>
+        <w:t xml:space="preserve">data_queries</w:t>
+      </w:r>
+      <w:r>
+        <w:t xml:space="preserve"> </w:t>
+      </w:r>
+      <w:r>
+        <w:t xml:space="preserve">object. If so, get the</w:t>
+      </w:r>
+      <w:r>
+        <w:t xml:space="preserve"> </w:t>
+      </w:r>
+      <w:r>
+        <w:rPr>
+          <w:rStyle w:val="VerbatimChar"/>
+        </w:rPr>
+        <w:t xml:space="preserve">href</w:t>
+      </w:r>
+      <w:r>
+        <w:t xml:space="preserve"> </w:t>
+      </w:r>
+      <w:r>
+        <w:t xml:space="preserve">value from the link object with</w:t>
+      </w:r>
+      <w:r>
+        <w:t xml:space="preserve"> </w:t>
+      </w:r>
+      <w:r>
+        <w:rPr>
+          <w:rStyle w:val="VerbatimChar"/>
+        </w:rPr>
+        <w:t xml:space="preserve">"rel":"self"</w:t>
+      </w:r>
+      <w:r>
+        <w:t xml:space="preserve"> </w:t>
+      </w:r>
+      <w:r>
+        <w:t xml:space="preserve">and append</w:t>
+      </w:r>
+      <w:r>
+        <w:t xml:space="preserve"> </w:t>
+      </w:r>
+      <w:r>
+        <w:rPr>
+          <w:rStyle w:val="VerbatimChar"/>
+        </w:rPr>
+        <w:t xml:space="preserve">/locations</w:t>
+      </w:r>
+      <w:r>
+        <w:t xml:space="preserve"> </w:t>
+      </w:r>
+      <w:r>
+        <w:t xml:space="preserve">to the value and issue an HTTP GET request.</w:t>
       </w:r>
     </w:p>
     <w:p>
@@ -7799,7 +9250,243 @@
         <w:pStyle w:val="BodyText"/>
       </w:pPr>
       <w:r>
-        <w:t xml:space="preserve">Check that the response is a CoverageJSON document where each object of</w:t>
+        <w:t xml:space="preserve">Check that the value of the returned HTTP status header is 200.</w:t>
+      </w:r>
+    </w:p>
+    <w:p>
+      <w:pPr>
+        <w:pStyle w:val="BodyText"/>
+      </w:pPr>
+      <w:r>
+        <w:t xml:space="preserve">Check that the response http header</w:t>
+      </w:r>
+      <w:r>
+        <w:t xml:space="preserve"> </w:t>
+      </w:r>
+      <w:r>
+        <w:rPr>
+          <w:rStyle w:val="VerbatimChar"/>
+        </w:rPr>
+        <w:t xml:space="preserve">Content-Type</w:t>
+      </w:r>
+      <w:r>
+        <w:t xml:space="preserve"> </w:t>
+      </w:r>
+      <w:r>
+        <w:t xml:space="preserve">has value</w:t>
+      </w:r>
+      <w:r>
+        <w:t xml:space="preserve"> </w:t>
+      </w:r>
+      <w:r>
+        <w:rPr>
+          <w:rStyle w:val="VerbatimChar"/>
+        </w:rPr>
+        <w:t xml:space="preserve">application/geo+json</w:t>
+      </w:r>
+      <w:r>
+        <w:t xml:space="preserve">.</w:t>
+      </w:r>
+    </w:p>
+    <w:p>
+      <w:pPr>
+        <w:pStyle w:val="BodyText"/>
+      </w:pPr>
+      <w:r>
+        <w:t xml:space="preserve">In the response document, check that it has the property</w:t>
+      </w:r>
+      <w:r>
+        <w:t xml:space="preserve"> </w:t>
+      </w:r>
+      <w:r>
+        <w:rPr>
+          <w:rStyle w:val="VerbatimChar"/>
+        </w:rPr>
+        <w:t xml:space="preserve">"type": "FeatureCollection"</w:t>
+      </w:r>
+      <w:r>
+        <w:t xml:space="preserve">. For each object in the</w:t>
+      </w:r>
+      <w:r>
+        <w:t xml:space="preserve"> </w:t>
+      </w:r>
+      <w:r>
+        <w:rPr>
+          <w:rStyle w:val="VerbatimChar"/>
+        </w:rPr>
+        <w:t xml:space="preserve">features</w:t>
+      </w:r>
+      <w:r>
+        <w:t xml:space="preserve"> </w:t>
+      </w:r>
+      <w:r>
+        <w:t xml:space="preserve">array, check that the properties</w:t>
+      </w:r>
+      <w:r>
+        <w:t xml:space="preserve"> </w:t>
+      </w:r>
+      <w:r>
+        <w:rPr>
+          <w:rStyle w:val="VerbatimChar"/>
+        </w:rPr>
+        <w:t xml:space="preserve">id</w:t>
+      </w:r>
+      <w:r>
+        <w:t xml:space="preserve"> </w:t>
+      </w:r>
+      <w:r>
+        <w:t xml:space="preserve">and</w:t>
+      </w:r>
+      <w:r>
+        <w:t xml:space="preserve"> </w:t>
+      </w:r>
+      <w:r>
+        <w:rPr>
+          <w:rStyle w:val="VerbatimChar"/>
+        </w:rPr>
+        <w:t xml:space="preserve">properties.name</w:t>
+      </w:r>
+      <w:r>
+        <w:t xml:space="preserve"> </w:t>
+      </w:r>
+      <w:r>
+        <w:t xml:space="preserve">are present.</w:t>
+      </w:r>
+    </w:p>
+    <w:bookmarkEnd w:id="120"/>
+    <w:bookmarkStart w:id="121" w:name="X2b5ae5fbdf120efb577940c5009b5fd909f0653"/>
+    <w:p>
+      <w:pPr>
+        <w:pStyle w:val="Heading3"/>
+      </w:pPr>
+      <w:r>
+        <w:t xml:space="preserve">Error handling</w:t>
+      </w:r>
+    </w:p>
+    <w:p>
+      <w:pPr>
+        <w:pStyle w:val="DefinitionTerm"/>
+      </w:pPr>
+      <w:r>
+        <w:t xml:space="preserve">label</w:t>
+      </w:r>
+    </w:p>
+    <w:p>
+      <w:pPr>
+        <w:pStyle w:val="Definition"/>
+      </w:pPr>
+      <w:r>
+        <w:t xml:space="preserve">/conf/core/error_handling</w:t>
+      </w:r>
+    </w:p>
+    <w:p>
+      <w:pPr>
+        <w:pStyle w:val="DefinitionTerm"/>
+      </w:pPr>
+      <w:r>
+        <w:t xml:space="preserve">subject</w:t>
+      </w:r>
+    </w:p>
+    <w:p>
+      <w:pPr>
+        <w:pStyle w:val="Definition"/>
+      </w:pPr>
+      <w:r>
+        <w:t xml:space="preserve">/req/core/error_handling</w:t>
+      </w:r>
+    </w:p>
+    <w:p>
+      <w:pPr>
+        <w:pStyle w:val="DefinitionTerm"/>
+      </w:pPr>
+      <w:r>
+        <w:t xml:space="preserve">test-purpose</w:t>
+      </w:r>
+    </w:p>
+    <w:p>
+      <w:pPr>
+        <w:pStyle w:val="Definition"/>
+      </w:pPr>
+      <w:r>
+        <w:t xml:space="preserve">Validate that a MetOcean EDR Profile API handles errors correctly.</w:t>
+      </w:r>
+    </w:p>
+    <w:p>
+      <w:pPr>
+        <w:pStyle w:val="FirstParagraph"/>
+      </w:pPr>
+      <w:r>
+        <w:t xml:space="preserve">Issue an HTTP GET request to an non-existent path</w:t>
+      </w:r>
+      <w:r>
+        <w:t xml:space="preserve"> </w:t>
+      </w:r>
+      <w:r>
+        <w:rPr>
+          <w:rStyle w:val="VerbatimChar"/>
+        </w:rPr>
+        <w:t xml:space="preserve">/collections/nonexistentcollection</w:t>
+      </w:r>
+      <w:r>
+        <w:t xml:space="preserve">.</w:t>
+      </w:r>
+    </w:p>
+    <w:p>
+      <w:pPr>
+        <w:pStyle w:val="BodyText"/>
+      </w:pPr>
+      <w:r>
+        <w:t xml:space="preserve">Check that the value of the returned HTTP status code is</w:t>
+      </w:r>
+      <w:r>
+        <w:t xml:space="preserve"> </w:t>
+      </w:r>
+      <w:r>
+        <w:rPr>
+          <w:rStyle w:val="VerbatimChar"/>
+        </w:rPr>
+        <w:t xml:space="preserve">404</w:t>
+      </w:r>
+      <w:r>
+        <w:t xml:space="preserve"> </w:t>
+      </w:r>
+      <w:r>
+        <w:t xml:space="preserve">and the HTTP response header</w:t>
+      </w:r>
+      <w:r>
+        <w:t xml:space="preserve"> </w:t>
+      </w:r>
+      <w:r>
+        <w:rPr>
+          <w:rStyle w:val="VerbatimChar"/>
+        </w:rPr>
+        <w:t xml:space="preserve">Content-Type</w:t>
+      </w:r>
+      <w:r>
+        <w:t xml:space="preserve"> </w:t>
+      </w:r>
+      <w:r>
+        <w:t xml:space="preserve">is</w:t>
+      </w:r>
+      <w:r>
+        <w:t xml:space="preserve"> </w:t>
+      </w:r>
+      <w:r>
+        <w:rPr>
+          <w:rStyle w:val="VerbatimChar"/>
+        </w:rPr>
+        <w:t xml:space="preserve">application/problem+json</w:t>
+      </w:r>
+      <w:r>
+        <w:t xml:space="preserve">.</w:t>
+      </w:r>
+    </w:p>
+    <w:p>
+      <w:pPr>
+        <w:pStyle w:val="BodyText"/>
+      </w:pPr>
+      <w:r>
+        <w:t xml:space="preserve">Check that the returned JSON document includes the properties</w:t>
       </w:r>
       <w:r>
         <w:t xml:space="preserve"> </w:t>
@@ -7814,60 +9501,6 @@
         <w:t xml:space="preserve"> </w:t>
       </w:r>
       <w:r>
-        <w:rPr>
-          <w:rStyle w:val="VerbatimChar"/>
-        </w:rPr>
-        <w:t xml:space="preserve">Coverage</w:t>
-      </w:r>
-      <w:r>
-        <w:t xml:space="preserve"> </w:t>
-      </w:r>
-      <w:r>
-        <w:t xml:space="preserve">contains a</w:t>
-      </w:r>
-      <w:r>
-        <w:t xml:space="preserve"> </w:t>
-      </w:r>
-      <w:r>
-        <w:rPr>
-          <w:rStyle w:val="VerbatimChar"/>
-        </w:rPr>
-        <w:t xml:space="preserve">domain.referencing</w:t>
-      </w:r>
-      <w:r>
-        <w:t xml:space="preserve"> </w:t>
-      </w:r>
-      <w:r>
-        <w:t xml:space="preserve">array which includes an object where</w:t>
-      </w:r>
-      <w:r>
-        <w:t xml:space="preserve"> </w:t>
-      </w:r>
-      <w:r>
-        <w:rPr>
-          <w:rStyle w:val="VerbatimChar"/>
-        </w:rPr>
-        <w:t xml:space="preserve">system.type</w:t>
-      </w:r>
-      <w:r>
-        <w:t xml:space="preserve"> </w:t>
-      </w:r>
-      <w:r>
-        <w:t xml:space="preserve">is set to</w:t>
-      </w:r>
-      <w:r>
-        <w:t xml:space="preserve"> </w:t>
-      </w:r>
-      <w:r>
-        <w:rPr>
-          <w:rStyle w:val="VerbatimChar"/>
-        </w:rPr>
-        <w:t xml:space="preserve">GeographicCRS</w:t>
-      </w:r>
-      <w:r>
-        <w:t xml:space="preserve"> </w:t>
-      </w:r>
-      <w:r>
         <w:t xml:space="preserve">and</w:t>
       </w:r>
       <w:r>
@@ -7877,183 +9510,63 @@
         <w:rPr>
           <w:rStyle w:val="VerbatimChar"/>
         </w:rPr>
-        <w:t xml:space="preserve">system.id</w:t>
-      </w:r>
-      <w:r>
-        <w:t xml:space="preserve"> </w:t>
-      </w:r>
-      <w:r>
-        <w:t xml:space="preserve">set to</w:t>
-      </w:r>
-      <w:r>
-        <w:t xml:space="preserve"> </w:t>
-      </w:r>
-      <w:r>
-        <w:rPr>
-          <w:rStyle w:val="VerbatimChar"/>
-        </w:rPr>
-        <w:t xml:space="preserve">OGC:CRS84</w:t>
+        <w:t xml:space="preserve">title</w:t>
+      </w:r>
+      <w:r>
+        <w:t xml:space="preserve">. Check that</w:t>
+      </w:r>
+      <w:r>
+        <w:t xml:space="preserve"> </w:t>
+      </w:r>
+      <w:r>
+        <w:rPr>
+          <w:rStyle w:val="VerbatimChar"/>
+        </w:rPr>
+        <w:t xml:space="preserve">title</w:t>
+      </w:r>
+      <w:r>
+        <w:t xml:space="preserve"> </w:t>
+      </w:r>
+      <w:r>
+        <w:t xml:space="preserve">is a string and that</w:t>
+      </w:r>
+      <w:r>
+        <w:t xml:space="preserve"> </w:t>
+      </w:r>
+      <w:r>
+        <w:rPr>
+          <w:rStyle w:val="VerbatimChar"/>
+        </w:rPr>
+        <w:t xml:space="preserve">type</w:t>
+      </w:r>
+      <w:r>
+        <w:t xml:space="preserve"> </w:t>
+      </w:r>
+      <w:r>
+        <w:t xml:space="preserve">is either an URI or the value</w:t>
+      </w:r>
+      <w:r>
+        <w:t xml:space="preserve"> </w:t>
+      </w:r>
+      <w:r>
+        <w:rPr>
+          <w:rStyle w:val="VerbatimChar"/>
+        </w:rPr>
+        <w:t xml:space="preserve">about:blank</w:t>
       </w:r>
       <w:r>
         <w:t xml:space="preserve">.</w:t>
       </w:r>
     </w:p>
-    <w:p>
-      <w:pPr>
-        <w:pStyle w:val="BodyText"/>
-      </w:pPr>
-      <w:r>
-        <w:t xml:space="preserve">For each object in the</w:t>
-      </w:r>
-      <w:r>
-        <w:t xml:space="preserve"> </w:t>
-      </w:r>
-      <w:r>
-        <w:rPr>
-          <w:rStyle w:val="VerbatimChar"/>
-        </w:rPr>
-        <w:t xml:space="preserve">collections</w:t>
-      </w:r>
-      <w:r>
-        <w:t xml:space="preserve"> </w:t>
-      </w:r>
-      <w:r>
-        <w:t xml:space="preserve">array, for each object in</w:t>
-      </w:r>
-      <w:r>
-        <w:t xml:space="preserve"> </w:t>
-      </w:r>
-      <w:r>
-        <w:rPr>
-          <w:rStyle w:val="VerbatimChar"/>
-        </w:rPr>
-        <w:t xml:space="preserve">data_queries</w:t>
-      </w:r>
-      <w:r>
-        <w:t xml:space="preserve">, issue a GET request for each</w:t>
-      </w:r>
-      <w:r>
-        <w:t xml:space="preserve"> </w:t>
-      </w:r>
-      <w:r>
-        <w:rPr>
-          <w:rStyle w:val="VerbatimChar"/>
-        </w:rPr>
-        <w:t xml:space="preserve">crs_details</w:t>
-      </w:r>
-      <w:r>
-        <w:t xml:space="preserve"> </w:t>
-      </w:r>
-      <w:r>
-        <w:t xml:space="preserve">object where</w:t>
-      </w:r>
-      <w:r>
-        <w:t xml:space="preserve"> </w:t>
-      </w:r>
-      <w:r>
-        <w:rPr>
-          <w:rStyle w:val="VerbatimChar"/>
-        </w:rPr>
-        <w:t xml:space="preserve">crs</w:t>
-      </w:r>
-      <w:r>
-        <w:t xml:space="preserve"> </w:t>
-      </w:r>
-      <w:r>
-        <w:t xml:space="preserve">query parameter set to the value in the</w:t>
-      </w:r>
-      <w:r>
-        <w:t xml:space="preserve"> </w:t>
-      </w:r>
-      <w:r>
-        <w:rPr>
-          <w:rStyle w:val="VerbatimChar"/>
-        </w:rPr>
-        <w:t xml:space="preserve">crs_details</w:t>
-      </w:r>
-      <w:r>
-        <w:t xml:space="preserve"> </w:t>
-      </w:r>
-      <w:r>
-        <w:t xml:space="preserve">object.</w:t>
-      </w:r>
-    </w:p>
-    <w:p>
-      <w:pPr>
-        <w:pStyle w:val="BodyText"/>
-      </w:pPr>
-      <w:r>
-        <w:t xml:space="preserve">Check that the response is a CoverageJSON object where</w:t>
-      </w:r>
-      <w:r>
-        <w:t xml:space="preserve"> </w:t>
-      </w:r>
-      <w:r>
-        <w:rPr>
-          <w:rStyle w:val="VerbatimChar"/>
-        </w:rPr>
-        <w:t xml:space="preserve">domain.referencing</w:t>
-      </w:r>
-      <w:r>
-        <w:t xml:space="preserve"> </w:t>
-      </w:r>
-      <w:r>
-        <w:t xml:space="preserve">includes an object where</w:t>
-      </w:r>
-      <w:r>
-        <w:t xml:space="preserve"> </w:t>
-      </w:r>
-      <w:r>
-        <w:rPr>
-          <w:rStyle w:val="VerbatimChar"/>
-        </w:rPr>
-        <w:t xml:space="preserve">system.type</w:t>
-      </w:r>
-      <w:r>
-        <w:t xml:space="preserve"> </w:t>
-      </w:r>
-      <w:r>
-        <w:t xml:space="preserve">is set to</w:t>
-      </w:r>
-      <w:r>
-        <w:t xml:space="preserve"> </w:t>
-      </w:r>
-      <w:r>
-        <w:rPr>
-          <w:rStyle w:val="VerbatimChar"/>
-        </w:rPr>
-        <w:t xml:space="preserve">GeographicCRS</w:t>
-      </w:r>
-      <w:r>
-        <w:t xml:space="preserve"> </w:t>
-      </w:r>
-      <w:r>
-        <w:t xml:space="preserve">and</w:t>
-      </w:r>
-      <w:r>
-        <w:t xml:space="preserve"> </w:t>
-      </w:r>
-      <w:r>
-        <w:rPr>
-          <w:rStyle w:val="VerbatimChar"/>
-        </w:rPr>
-        <w:t xml:space="preserve">system.id</w:t>
-      </w:r>
-      <w:r>
-        <w:t xml:space="preserve"> </w:t>
-      </w:r>
-      <w:r>
-        <w:t xml:space="preserve">is equal to the crs query parameter.</w:t>
-      </w:r>
-    </w:p>
-    <w:bookmarkEnd w:id="105"/>
-    <w:bookmarkStart w:id="106" w:name="X1b4fcc7569fdee461f4188b5670b00a0c4b325c"/>
-    <w:p>
-      <w:pPr>
-        <w:pStyle w:val="Heading3"/>
-      </w:pPr>
-      <w:r>
-        <w:t xml:space="preserve">Collection parameter names</w:t>
+    <w:bookmarkEnd w:id="121"/>
+    <w:bookmarkEnd w:id="122"/>
+    <w:bookmarkStart w:id="128" w:name="Xca1af71dd20911c1cdb4fb351816ada4b5545c2"/>
+    <w:p>
+      <w:pPr>
+        <w:pStyle w:val="Heading2"/>
+      </w:pPr>
+      <w:r>
+        <w:t xml:space="preserve">Conformance Class: Insitu observations</w:t>
       </w:r>
     </w:p>
     <w:p>
@@ -8068,944 +9581,7 @@
       <w:pPr>
         <w:pStyle w:val="Definition"/>
       </w:pPr>
-      <w:r>
-        <w:t xml:space="preserve">/conf/core/collection_parameter_names</w:t>
-      </w:r>
-    </w:p>
-    <w:p>
-      <w:pPr>
-        <w:pStyle w:val="DefinitionTerm"/>
-      </w:pPr>
-      <w:r>
-        <w:t xml:space="preserve">subject</w:t>
-      </w:r>
-    </w:p>
-    <w:p>
-      <w:pPr>
-        <w:pStyle w:val="Definition"/>
-      </w:pPr>
-      <w:r>
-        <w:t xml:space="preserve">/req/core/collection_parameter_names</w:t>
-      </w:r>
-    </w:p>
-    <w:p>
-      <w:pPr>
-        <w:pStyle w:val="DefinitionTerm"/>
-      </w:pPr>
-      <w:r>
-        <w:t xml:space="preserve">test-purpose</w:t>
-      </w:r>
-    </w:p>
-    <w:p>
-      <w:pPr>
-        <w:pStyle w:val="Definition"/>
-      </w:pPr>
-      <w:r>
-        <w:t xml:space="preserve">Validate that a MetOcean EDR Profile API provides a valid collection parameter_names</w:t>
-      </w:r>
-    </w:p>
-    <w:p>
-      <w:pPr>
-        <w:pStyle w:val="FirstParagraph"/>
-      </w:pPr>
-      <w:r>
-        <w:t xml:space="preserve">Issue an HTTP GET request to path</w:t>
-      </w:r>
-      <w:r>
-        <w:t xml:space="preserve"> </w:t>
-      </w:r>
-      <w:r>
-        <w:rPr>
-          <w:rStyle w:val="VerbatimChar"/>
-        </w:rPr>
-        <w:t xml:space="preserve">/collections</w:t>
-      </w:r>
-      <w:r>
-        <w:t xml:space="preserve">.</w:t>
-      </w:r>
-    </w:p>
-    <w:p>
-      <w:pPr>
-        <w:pStyle w:val="BodyText"/>
-      </w:pPr>
-      <w:r>
-        <w:t xml:space="preserve">Check that the value of the returned HTTP status header is 200.</w:t>
-      </w:r>
-    </w:p>
-    <w:p>
-      <w:pPr>
-        <w:pStyle w:val="BodyText"/>
-      </w:pPr>
-      <w:r>
-        <w:t xml:space="preserve">In the response document, for each object in the</w:t>
-      </w:r>
-      <w:r>
-        <w:t xml:space="preserve"> </w:t>
-      </w:r>
-      <w:r>
-        <w:rPr>
-          <w:rStyle w:val="VerbatimChar"/>
-        </w:rPr>
-        <w:t xml:space="preserve">collections</w:t>
-      </w:r>
-      <w:r>
-        <w:t xml:space="preserve"> </w:t>
-      </w:r>
-      <w:r>
-        <w:t xml:space="preserve">array, check that each object in the</w:t>
-      </w:r>
-      <w:r>
-        <w:t xml:space="preserve"> </w:t>
-      </w:r>
-      <w:r>
-        <w:rPr>
-          <w:rStyle w:val="VerbatimChar"/>
-        </w:rPr>
-        <w:t xml:space="preserve">parameter_names</w:t>
-      </w:r>
-      <w:r>
-        <w:t xml:space="preserve"> </w:t>
-      </w:r>
-      <w:r>
-        <w:t xml:space="preserve">array has the properties</w:t>
-      </w:r>
-      <w:r>
-        <w:t xml:space="preserve"> </w:t>
-      </w:r>
-      <w:r>
-        <w:rPr>
-          <w:rStyle w:val="VerbatimChar"/>
-        </w:rPr>
-        <w:t xml:space="preserve">label</w:t>
-      </w:r>
-      <w:r>
-        <w:t xml:space="preserve">,</w:t>
-      </w:r>
-      <w:r>
-        <w:t xml:space="preserve"> </w:t>
-      </w:r>
-      <w:r>
-        <w:rPr>
-          <w:rStyle w:val="VerbatimChar"/>
-        </w:rPr>
-        <w:t xml:space="preserve">unit</w:t>
-      </w:r>
-      <w:r>
-        <w:t xml:space="preserve"> </w:t>
-      </w:r>
-      <w:r>
-        <w:t xml:space="preserve">and</w:t>
-      </w:r>
-      <w:r>
-        <w:t xml:space="preserve"> </w:t>
-      </w:r>
-      <w:r>
-        <w:rPr>
-          <w:rStyle w:val="VerbatimChar"/>
-        </w:rPr>
-        <w:t xml:space="preserve">description</w:t>
-      </w:r>
-      <w:r>
-        <w:t xml:space="preserve">.</w:t>
-      </w:r>
-    </w:p>
-    <w:p>
-      <w:pPr>
-        <w:pStyle w:val="BodyText"/>
-      </w:pPr>
-      <w:r>
-        <w:t xml:space="preserve">The value of a</w:t>
-      </w:r>
-      <w:r>
-        <w:t xml:space="preserve"> </w:t>
-      </w:r>
-      <w:r>
-        <w:rPr>
-          <w:rStyle w:val="VerbatimChar"/>
-        </w:rPr>
-        <w:t xml:space="preserve">label</w:t>
-      </w:r>
-      <w:r>
-        <w:t xml:space="preserve"> </w:t>
-      </w:r>
-      <w:r>
-        <w:t xml:space="preserve">property in a</w:t>
-      </w:r>
-      <w:r>
-        <w:t xml:space="preserve"> </w:t>
-      </w:r>
-      <w:r>
-        <w:rPr>
-          <w:rStyle w:val="VerbatimChar"/>
-        </w:rPr>
-        <w:t xml:space="preserve">parameter</w:t>
-      </w:r>
-      <w:r>
-        <w:t xml:space="preserve"> </w:t>
-      </w:r>
-      <w:r>
-        <w:t xml:space="preserve">object is less than or equal to 50 characters.</w:t>
-      </w:r>
-    </w:p>
-    <w:p>
-      <w:pPr>
-        <w:pStyle w:val="BodyText"/>
-      </w:pPr>
-      <w:r>
-        <w:t xml:space="preserve">The value of</w:t>
-      </w:r>
-      <w:r>
-        <w:t xml:space="preserve"> </w:t>
-      </w:r>
-      <w:r>
-        <w:rPr>
-          <w:rStyle w:val="VerbatimChar"/>
-        </w:rPr>
-        <w:t xml:space="preserve">unit.symbol.type</w:t>
-      </w:r>
-      <w:r>
-        <w:t xml:space="preserve"> </w:t>
-      </w:r>
-      <w:r>
-        <w:t xml:space="preserve">in a</w:t>
-      </w:r>
-      <w:r>
-        <w:t xml:space="preserve"> </w:t>
-      </w:r>
-      <w:r>
-        <w:rPr>
-          <w:rStyle w:val="VerbatimChar"/>
-        </w:rPr>
-        <w:t xml:space="preserve">parameter</w:t>
-      </w:r>
-      <w:r>
-        <w:t xml:space="preserve"> </w:t>
-      </w:r>
-      <w:r>
-        <w:t xml:space="preserve">object is a url on the form</w:t>
-      </w:r>
-      <w:r>
-        <w:t xml:space="preserve"> </w:t>
-      </w:r>
-      <w:r>
-        <w:rPr>
-          <w:rStyle w:val="VerbatimChar"/>
-        </w:rPr>
-        <w:t xml:space="preserve">https://qudt.org/vocab/unit/{unit}</w:t>
-      </w:r>
-      <w:r>
-        <w:t xml:space="preserve">.</w:t>
-      </w:r>
-    </w:p>
-    <w:p>
-      <w:pPr>
-        <w:pStyle w:val="BodyText"/>
-      </w:pPr>
-      <w:r>
-        <w:t xml:space="preserve">The value of</w:t>
-      </w:r>
-      <w:r>
-        <w:t xml:space="preserve"> </w:t>
-      </w:r>
-      <w:r>
-        <w:rPr>
-          <w:rStyle w:val="VerbatimChar"/>
-        </w:rPr>
-        <w:t xml:space="preserve">unit.symbol.value</w:t>
-      </w:r>
-      <w:r>
-        <w:t xml:space="preserve"> </w:t>
-      </w:r>
-      <w:r>
-        <w:t xml:space="preserve">in a</w:t>
-      </w:r>
-      <w:r>
-        <w:t xml:space="preserve"> </w:t>
-      </w:r>
-      <w:r>
-        <w:rPr>
-          <w:rStyle w:val="VerbatimChar"/>
-        </w:rPr>
-        <w:t xml:space="preserve">parameter</w:t>
-      </w:r>
-      <w:r>
-        <w:t xml:space="preserve"> </w:t>
-      </w:r>
-      <w:r>
-        <w:t xml:space="preserve">object is specified.</w:t>
-      </w:r>
-    </w:p>
-    <w:bookmarkEnd w:id="106"/>
-    <w:bookmarkStart w:id="107" w:name="X6c10f148b84013c984289bbeaf6df469452f2dd"/>
-    <w:p>
-      <w:pPr>
-        <w:pStyle w:val="Heading3"/>
-      </w:pPr>
-      <w:r>
-        <w:t xml:space="preserve">Collection radius data query</w:t>
-      </w:r>
-    </w:p>
-    <w:p>
-      <w:pPr>
-        <w:pStyle w:val="DefinitionTerm"/>
-      </w:pPr>
-      <w:r>
-        <w:t xml:space="preserve">label</w:t>
-      </w:r>
-    </w:p>
-    <w:p>
-      <w:pPr>
-        <w:pStyle w:val="Definition"/>
-      </w:pPr>
-      <w:r>
-        <w:t xml:space="preserve">/conf/core/collection_radius_data_query</w:t>
-      </w:r>
-    </w:p>
-    <w:p>
-      <w:pPr>
-        <w:pStyle w:val="DefinitionTerm"/>
-      </w:pPr>
-      <w:r>
-        <w:t xml:space="preserve">subject</w:t>
-      </w:r>
-    </w:p>
-    <w:p>
-      <w:pPr>
-        <w:pStyle w:val="Definition"/>
-      </w:pPr>
-      <w:r>
-        <w:t xml:space="preserve">/req/core/collection_radius_data_query</w:t>
-      </w:r>
-    </w:p>
-    <w:p>
-      <w:pPr>
-        <w:pStyle w:val="DefinitionTerm"/>
-      </w:pPr>
-      <w:r>
-        <w:t xml:space="preserve">test-purpose</w:t>
-      </w:r>
-    </w:p>
-    <w:p>
-      <w:pPr>
-        <w:pStyle w:val="Definition"/>
-      </w:pPr>
-      <w:r>
-        <w:t xml:space="preserve">Validate that a MetOcean EDR Profile API with a radius data query in a collection has correct metadata.</w:t>
-      </w:r>
-    </w:p>
-    <w:p>
-      <w:pPr>
-        <w:pStyle w:val="FirstParagraph"/>
-      </w:pPr>
-      <w:r>
-        <w:t xml:space="preserve">Issue an HTTP GET request to path</w:t>
-      </w:r>
-      <w:r>
-        <w:t xml:space="preserve"> </w:t>
-      </w:r>
-      <w:r>
-        <w:rPr>
-          <w:rStyle w:val="VerbatimChar"/>
-        </w:rPr>
-        <w:t xml:space="preserve">/collections</w:t>
-      </w:r>
-      <w:r>
-        <w:t xml:space="preserve">.</w:t>
-      </w:r>
-    </w:p>
-    <w:p>
-      <w:pPr>
-        <w:pStyle w:val="BodyText"/>
-      </w:pPr>
-      <w:r>
-        <w:t xml:space="preserve">Check that the value of the returned HTTP status header is 200.</w:t>
-      </w:r>
-    </w:p>
-    <w:p>
-      <w:pPr>
-        <w:pStyle w:val="BodyText"/>
-      </w:pPr>
-      <w:r>
-        <w:t xml:space="preserve">In the response document, for each object in the</w:t>
-      </w:r>
-      <w:r>
-        <w:t xml:space="preserve"> </w:t>
-      </w:r>
-      <w:r>
-        <w:rPr>
-          <w:rStyle w:val="VerbatimChar"/>
-        </w:rPr>
-        <w:t xml:space="preserve">collections</w:t>
-      </w:r>
-      <w:r>
-        <w:t xml:space="preserve"> </w:t>
-      </w:r>
-      <w:r>
-        <w:t xml:space="preserve">array, if the</w:t>
-      </w:r>
-      <w:r>
-        <w:t xml:space="preserve"> </w:t>
-      </w:r>
-      <w:r>
-        <w:rPr>
-          <w:rStyle w:val="VerbatimChar"/>
-        </w:rPr>
-        <w:t xml:space="preserve">data_queries</w:t>
-      </w:r>
-      <w:r>
-        <w:t xml:space="preserve"> </w:t>
-      </w:r>
-      <w:r>
-        <w:t xml:space="preserve">property contains</w:t>
-      </w:r>
-      <w:r>
-        <w:t xml:space="preserve"> </w:t>
-      </w:r>
-      <w:r>
-        <w:rPr>
-          <w:rStyle w:val="VerbatimChar"/>
-        </w:rPr>
-        <w:t xml:space="preserve">radius</w:t>
-      </w:r>
-      <w:r>
-        <w:t xml:space="preserve">, check that the</w:t>
-      </w:r>
-      <w:r>
-        <w:t xml:space="preserve"> </w:t>
-      </w:r>
-      <w:r>
-        <w:rPr>
-          <w:rStyle w:val="VerbatimChar"/>
-        </w:rPr>
-        <w:t xml:space="preserve">link.variables</w:t>
-      </w:r>
-      <w:r>
-        <w:t xml:space="preserve"> </w:t>
-      </w:r>
-      <w:r>
-        <w:t xml:space="preserve">object for</w:t>
-      </w:r>
-      <w:r>
-        <w:t xml:space="preserve"> </w:t>
-      </w:r>
-      <w:r>
-        <w:rPr>
-          <w:rStyle w:val="VerbatimChar"/>
-        </w:rPr>
-        <w:t xml:space="preserve">radius</w:t>
-      </w:r>
-      <w:r>
-        <w:t xml:space="preserve"> </w:t>
-      </w:r>
-      <w:r>
-        <w:t xml:space="preserve">has a</w:t>
-      </w:r>
-      <w:r>
-        <w:t xml:space="preserve"> </w:t>
-      </w:r>
-      <w:r>
-        <w:rPr>
-          <w:rStyle w:val="VerbatimChar"/>
-        </w:rPr>
-        <w:t xml:space="preserve">within_units</w:t>
-      </w:r>
-      <w:r>
-        <w:t xml:space="preserve"> </w:t>
-      </w:r>
-      <w:r>
-        <w:t xml:space="preserve">array that contains at least</w:t>
-      </w:r>
-      <w:r>
-        <w:t xml:space="preserve"> </w:t>
-      </w:r>
-      <w:r>
-        <w:rPr>
-          <w:rStyle w:val="VerbatimChar"/>
-        </w:rPr>
-        <w:t xml:space="preserve">m</w:t>
-      </w:r>
-      <w:r>
-        <w:t xml:space="preserve">.</w:t>
-      </w:r>
-    </w:p>
-    <w:bookmarkEnd w:id="107"/>
-    <w:bookmarkStart w:id="108" w:name="Xd5a0d9e73c36cbc0f190d9dc538696ec1374e48"/>
-    <w:p>
-      <w:pPr>
-        <w:pStyle w:val="Heading3"/>
-      </w:pPr>
-      <w:r>
-        <w:t xml:space="preserve">Locations query response format</w:t>
-      </w:r>
-    </w:p>
-    <w:p>
-      <w:pPr>
-        <w:pStyle w:val="DefinitionTerm"/>
-      </w:pPr>
-      <w:r>
-        <w:t xml:space="preserve">label</w:t>
-      </w:r>
-    </w:p>
-    <w:p>
-      <w:pPr>
-        <w:pStyle w:val="Definition"/>
-      </w:pPr>
-      <w:r>
-        <w:t xml:space="preserve">/conf/core/locations_query_response_format</w:t>
-      </w:r>
-    </w:p>
-    <w:p>
-      <w:pPr>
-        <w:pStyle w:val="DefinitionTerm"/>
-      </w:pPr>
-      <w:r>
-        <w:t xml:space="preserve">subject</w:t>
-      </w:r>
-    </w:p>
-    <w:p>
-      <w:pPr>
-        <w:pStyle w:val="Definition"/>
-      </w:pPr>
-      <w:r>
-        <w:t xml:space="preserve">/req/core/locations_query_response_format</w:t>
-      </w:r>
-    </w:p>
-    <w:p>
-      <w:pPr>
-        <w:pStyle w:val="DefinitionTerm"/>
-      </w:pPr>
-      <w:r>
-        <w:t xml:space="preserve">test-purpose</w:t>
-      </w:r>
-    </w:p>
-    <w:p>
-      <w:pPr>
-        <w:pStyle w:val="Definition"/>
-      </w:pPr>
-      <w:r>
-        <w:t xml:space="preserve">Validate that a MetOcean EDR Profile API has a correctly formated response to a locations query.</w:t>
-      </w:r>
-    </w:p>
-    <w:p>
-      <w:pPr>
-        <w:pStyle w:val="FirstParagraph"/>
-      </w:pPr>
-      <w:r>
-        <w:t xml:space="preserve">For every collection and instance of a collection, check if</w:t>
-      </w:r>
-      <w:r>
-        <w:t xml:space="preserve"> </w:t>
-      </w:r>
-      <w:r>
-        <w:rPr>
-          <w:rStyle w:val="VerbatimChar"/>
-        </w:rPr>
-        <w:t xml:space="preserve">locations</w:t>
-      </w:r>
-      <w:r>
-        <w:t xml:space="preserve"> </w:t>
-      </w:r>
-      <w:r>
-        <w:t xml:space="preserve">exists as a key in the</w:t>
-      </w:r>
-      <w:r>
-        <w:t xml:space="preserve"> </w:t>
-      </w:r>
-      <w:r>
-        <w:rPr>
-          <w:rStyle w:val="VerbatimChar"/>
-        </w:rPr>
-        <w:t xml:space="preserve">data_queries</w:t>
-      </w:r>
-      <w:r>
-        <w:t xml:space="preserve"> </w:t>
-      </w:r>
-      <w:r>
-        <w:t xml:space="preserve">object. If so, get the</w:t>
-      </w:r>
-      <w:r>
-        <w:t xml:space="preserve"> </w:t>
-      </w:r>
-      <w:r>
-        <w:rPr>
-          <w:rStyle w:val="VerbatimChar"/>
-        </w:rPr>
-        <w:t xml:space="preserve">href</w:t>
-      </w:r>
-      <w:r>
-        <w:t xml:space="preserve"> </w:t>
-      </w:r>
-      <w:r>
-        <w:t xml:space="preserve">value from the link object with</w:t>
-      </w:r>
-      <w:r>
-        <w:t xml:space="preserve"> </w:t>
-      </w:r>
-      <w:r>
-        <w:rPr>
-          <w:rStyle w:val="VerbatimChar"/>
-        </w:rPr>
-        <w:t xml:space="preserve">"rel":"self"</w:t>
-      </w:r>
-      <w:r>
-        <w:t xml:space="preserve"> </w:t>
-      </w:r>
-      <w:r>
-        <w:t xml:space="preserve">and append</w:t>
-      </w:r>
-      <w:r>
-        <w:t xml:space="preserve"> </w:t>
-      </w:r>
-      <w:r>
-        <w:rPr>
-          <w:rStyle w:val="VerbatimChar"/>
-        </w:rPr>
-        <w:t xml:space="preserve">/locations</w:t>
-      </w:r>
-      <w:r>
-        <w:t xml:space="preserve"> </w:t>
-      </w:r>
-      <w:r>
-        <w:t xml:space="preserve">to the value and issue an HTTP GET request.</w:t>
-      </w:r>
-    </w:p>
-    <w:p>
-      <w:pPr>
-        <w:pStyle w:val="BodyText"/>
-      </w:pPr>
-      <w:r>
-        <w:t xml:space="preserve">Check that the value of the returned HTTP status header is 200.</w:t>
-      </w:r>
-    </w:p>
-    <w:p>
-      <w:pPr>
-        <w:pStyle w:val="BodyText"/>
-      </w:pPr>
-      <w:r>
-        <w:t xml:space="preserve">Check that the response http header</w:t>
-      </w:r>
-      <w:r>
-        <w:t xml:space="preserve"> </w:t>
-      </w:r>
-      <w:r>
-        <w:rPr>
-          <w:rStyle w:val="VerbatimChar"/>
-        </w:rPr>
-        <w:t xml:space="preserve">Content-Type</w:t>
-      </w:r>
-      <w:r>
-        <w:t xml:space="preserve"> </w:t>
-      </w:r>
-      <w:r>
-        <w:t xml:space="preserve">has value</w:t>
-      </w:r>
-      <w:r>
-        <w:t xml:space="preserve"> </w:t>
-      </w:r>
-      <w:r>
-        <w:rPr>
-          <w:rStyle w:val="VerbatimChar"/>
-        </w:rPr>
-        <w:t xml:space="preserve">application/geo+json</w:t>
-      </w:r>
-      <w:r>
-        <w:t xml:space="preserve">.</w:t>
-      </w:r>
-    </w:p>
-    <w:p>
-      <w:pPr>
-        <w:pStyle w:val="BodyText"/>
-      </w:pPr>
-      <w:r>
-        <w:t xml:space="preserve">In the response document, check that it has the property</w:t>
-      </w:r>
-      <w:r>
-        <w:t xml:space="preserve"> </w:t>
-      </w:r>
-      <w:r>
-        <w:rPr>
-          <w:rStyle w:val="VerbatimChar"/>
-        </w:rPr>
-        <w:t xml:space="preserve">"type": "FeatureCollection"</w:t>
-      </w:r>
-      <w:r>
-        <w:t xml:space="preserve">. For each object in the</w:t>
-      </w:r>
-      <w:r>
-        <w:t xml:space="preserve"> </w:t>
-      </w:r>
-      <w:r>
-        <w:rPr>
-          <w:rStyle w:val="VerbatimChar"/>
-        </w:rPr>
-        <w:t xml:space="preserve">features</w:t>
-      </w:r>
-      <w:r>
-        <w:t xml:space="preserve"> </w:t>
-      </w:r>
-      <w:r>
-        <w:t xml:space="preserve">array, check that the properties</w:t>
-      </w:r>
-      <w:r>
-        <w:t xml:space="preserve"> </w:t>
-      </w:r>
-      <w:r>
-        <w:rPr>
-          <w:rStyle w:val="VerbatimChar"/>
-        </w:rPr>
-        <w:t xml:space="preserve">id</w:t>
-      </w:r>
-      <w:r>
-        <w:t xml:space="preserve"> </w:t>
-      </w:r>
-      <w:r>
-        <w:t xml:space="preserve">and</w:t>
-      </w:r>
-      <w:r>
-        <w:t xml:space="preserve"> </w:t>
-      </w:r>
-      <w:r>
-        <w:rPr>
-          <w:rStyle w:val="VerbatimChar"/>
-        </w:rPr>
-        <w:t xml:space="preserve">properties.name</w:t>
-      </w:r>
-      <w:r>
-        <w:t xml:space="preserve"> </w:t>
-      </w:r>
-      <w:r>
-        <w:t xml:space="preserve">are present.</w:t>
-      </w:r>
-    </w:p>
-    <w:bookmarkEnd w:id="108"/>
-    <w:bookmarkStart w:id="109" w:name="X2b5ae5fbdf120efb577940c5009b5fd909f0653"/>
-    <w:p>
-      <w:pPr>
-        <w:pStyle w:val="Heading3"/>
-      </w:pPr>
-      <w:r>
-        <w:t xml:space="preserve">Error handling</w:t>
-      </w:r>
-    </w:p>
-    <w:p>
-      <w:pPr>
-        <w:pStyle w:val="DefinitionTerm"/>
-      </w:pPr>
-      <w:r>
-        <w:t xml:space="preserve">label</w:t>
-      </w:r>
-    </w:p>
-    <w:p>
-      <w:pPr>
-        <w:pStyle w:val="Definition"/>
-      </w:pPr>
-      <w:r>
-        <w:t xml:space="preserve">/conf/core/error_handling</w:t>
-      </w:r>
-    </w:p>
-    <w:p>
-      <w:pPr>
-        <w:pStyle w:val="DefinitionTerm"/>
-      </w:pPr>
-      <w:r>
-        <w:t xml:space="preserve">subject</w:t>
-      </w:r>
-    </w:p>
-    <w:p>
-      <w:pPr>
-        <w:pStyle w:val="Definition"/>
-      </w:pPr>
-      <w:r>
-        <w:t xml:space="preserve">/req/core/error_handling</w:t>
-      </w:r>
-    </w:p>
-    <w:p>
-      <w:pPr>
-        <w:pStyle w:val="DefinitionTerm"/>
-      </w:pPr>
-      <w:r>
-        <w:t xml:space="preserve">test-purpose</w:t>
-      </w:r>
-    </w:p>
-    <w:p>
-      <w:pPr>
-        <w:pStyle w:val="Definition"/>
-      </w:pPr>
-      <w:r>
-        <w:t xml:space="preserve">Validate that a MetOcean EDR Profile API handles errors correctly.</w:t>
-      </w:r>
-    </w:p>
-    <w:p>
-      <w:pPr>
-        <w:pStyle w:val="FirstParagraph"/>
-      </w:pPr>
-      <w:r>
-        <w:t xml:space="preserve">Issue an HTTP GET request to an non-existent path</w:t>
-      </w:r>
-      <w:r>
-        <w:t xml:space="preserve"> </w:t>
-      </w:r>
-      <w:r>
-        <w:rPr>
-          <w:rStyle w:val="VerbatimChar"/>
-        </w:rPr>
-        <w:t xml:space="preserve">/collections/nonexistentcollection</w:t>
-      </w:r>
-      <w:r>
-        <w:t xml:space="preserve">.</w:t>
-      </w:r>
-    </w:p>
-    <w:p>
-      <w:pPr>
-        <w:pStyle w:val="BodyText"/>
-      </w:pPr>
-      <w:r>
-        <w:t xml:space="preserve">Check that the value of the returned HTTP status code is</w:t>
-      </w:r>
-      <w:r>
-        <w:t xml:space="preserve"> </w:t>
-      </w:r>
-      <w:r>
-        <w:rPr>
-          <w:rStyle w:val="VerbatimChar"/>
-        </w:rPr>
-        <w:t xml:space="preserve">404</w:t>
-      </w:r>
-      <w:r>
-        <w:t xml:space="preserve"> </w:t>
-      </w:r>
-      <w:r>
-        <w:t xml:space="preserve">and the HTTP response header</w:t>
-      </w:r>
-      <w:r>
-        <w:t xml:space="preserve"> </w:t>
-      </w:r>
-      <w:r>
-        <w:rPr>
-          <w:rStyle w:val="VerbatimChar"/>
-        </w:rPr>
-        <w:t xml:space="preserve">Content-Type</w:t>
-      </w:r>
-      <w:r>
-        <w:t xml:space="preserve"> </w:t>
-      </w:r>
-      <w:r>
-        <w:t xml:space="preserve">is</w:t>
-      </w:r>
-      <w:r>
-        <w:t xml:space="preserve"> </w:t>
-      </w:r>
-      <w:r>
-        <w:rPr>
-          <w:rStyle w:val="VerbatimChar"/>
-        </w:rPr>
-        <w:t xml:space="preserve">application/problem+json</w:t>
-      </w:r>
-      <w:r>
-        <w:t xml:space="preserve">.</w:t>
-      </w:r>
-    </w:p>
-    <w:p>
-      <w:pPr>
-        <w:pStyle w:val="BodyText"/>
-      </w:pPr>
-      <w:r>
-        <w:t xml:space="preserve">Check that the returned JSON document includes the properties</w:t>
-      </w:r>
-      <w:r>
-        <w:t xml:space="preserve"> </w:t>
-      </w:r>
-      <w:r>
-        <w:rPr>
-          <w:rStyle w:val="VerbatimChar"/>
-        </w:rPr>
-        <w:t xml:space="preserve">type</w:t>
-      </w:r>
-      <w:r>
-        <w:t xml:space="preserve"> </w:t>
-      </w:r>
-      <w:r>
-        <w:t xml:space="preserve">and</w:t>
-      </w:r>
-      <w:r>
-        <w:t xml:space="preserve"> </w:t>
-      </w:r>
-      <w:r>
-        <w:rPr>
-          <w:rStyle w:val="VerbatimChar"/>
-        </w:rPr>
-        <w:t xml:space="preserve">title</w:t>
-      </w:r>
-      <w:r>
-        <w:t xml:space="preserve">. Check that</w:t>
-      </w:r>
-      <w:r>
-        <w:t xml:space="preserve"> </w:t>
-      </w:r>
-      <w:r>
-        <w:rPr>
-          <w:rStyle w:val="VerbatimChar"/>
-        </w:rPr>
-        <w:t xml:space="preserve">title</w:t>
-      </w:r>
-      <w:r>
-        <w:t xml:space="preserve"> </w:t>
-      </w:r>
-      <w:r>
-        <w:t xml:space="preserve">is a string and that</w:t>
-      </w:r>
-      <w:r>
-        <w:t xml:space="preserve"> </w:t>
-      </w:r>
-      <w:r>
-        <w:rPr>
-          <w:rStyle w:val="VerbatimChar"/>
-        </w:rPr>
-        <w:t xml:space="preserve">type</w:t>
-      </w:r>
-      <w:r>
-        <w:t xml:space="preserve"> </w:t>
-      </w:r>
-      <w:r>
-        <w:t xml:space="preserve">is either an URI or the value</w:t>
-      </w:r>
-      <w:r>
-        <w:t xml:space="preserve"> </w:t>
-      </w:r>
-      <w:r>
-        <w:rPr>
-          <w:rStyle w:val="VerbatimChar"/>
-        </w:rPr>
-        <w:t xml:space="preserve">about:blank</w:t>
-      </w:r>
-      <w:r>
-        <w:t xml:space="preserve">.</w:t>
-      </w:r>
-    </w:p>
-    <w:bookmarkEnd w:id="109"/>
-    <w:bookmarkEnd w:id="110"/>
-    <w:bookmarkStart w:id="117" w:name="Xca1af71dd20911c1cdb4fb351816ada4b5545c2"/>
-    <w:p>
-      <w:pPr>
-        <w:pStyle w:val="Heading2"/>
-      </w:pPr>
-      <w:r>
-        <w:t xml:space="preserve">Conformance Class: Insitu observations</w:t>
-      </w:r>
-    </w:p>
-    <w:p>
-      <w:pPr>
-        <w:pStyle w:val="DefinitionTerm"/>
-      </w:pPr>
-      <w:r>
-        <w:t xml:space="preserve">label</w:t>
-      </w:r>
-    </w:p>
-    <w:p>
-      <w:pPr>
-        <w:pStyle w:val="Definition"/>
-      </w:pPr>
-      <w:hyperlink r:id="rId111">
+      <w:hyperlink r:id="rId123">
         <w:r>
           <w:rPr>
             <w:rStyle w:val="Hyperlink"/>
@@ -9046,7 +9622,7 @@
         <w:t xml:space="preserve">Target Type:Web API</w:t>
       </w:r>
     </w:p>
-    <w:bookmarkStart w:id="112" w:name="X348d6dd9ff421393f837203eca929fe301f5423"/>
+    <w:bookmarkStart w:id="124" w:name="X918de52f5487a36acc934018dd6e711b8786ab5"/>
     <w:p>
       <w:pPr>
         <w:pStyle w:val="Heading3"/>
@@ -9166,7 +9742,7 @@
         <w:t xml:space="preserve"> </w:t>
       </w:r>
       <w:r>
-        <w:t xml:space="preserve">array containing at least</w:t>
+        <w:t xml:space="preserve">array containing</w:t>
       </w:r>
       <w:r>
         <w:t xml:space="preserve"> </w:t>
@@ -9208,8 +9784,8 @@
         <w:t xml:space="preserve">.</w:t>
       </w:r>
     </w:p>
-    <w:bookmarkEnd w:id="112"/>
-    <w:bookmarkStart w:id="113" w:name="X4c9879ed1168d51a7d217c1147269b76e78b93a"/>
+    <w:bookmarkEnd w:id="124"/>
+    <w:bookmarkStart w:id="125" w:name="X0fc52f3bb6bbcbbf421b9e221aa7d226518fff2"/>
     <w:p>
       <w:pPr>
         <w:pStyle w:val="Heading3"/>
@@ -9450,14 +10026,14 @@
         <w:t xml:space="preserve">.</w:t>
       </w:r>
     </w:p>
-    <w:bookmarkEnd w:id="113"/>
-    <w:bookmarkStart w:id="114" w:name="Xd71b9bae7eb3b57f3ac10f04c0ee05e88ff7019"/>
+    <w:bookmarkEnd w:id="125"/>
+    <w:bookmarkStart w:id="126" w:name="X66b8b3768902becc045e51aa2ad877e7ddd6331"/>
     <w:p>
       <w:pPr>
         <w:pStyle w:val="Heading3"/>
       </w:pPr>
       <w:r>
-        <w:t xml:space="preserve">Data query response format</w:t>
+        <w:t xml:space="preserve">Collection custom dimensions</w:t>
       </w:r>
     </w:p>
     <w:p>
@@ -9473,7 +10049,7 @@
         <w:pStyle w:val="Definition"/>
       </w:pPr>
       <w:r>
-        <w:t xml:space="preserve">/conf/insitu-observations/data_query_response_format</w:t>
+        <w:t xml:space="preserve">/conf/insitu-observations/collection_custom_dimensions</w:t>
       </w:r>
     </w:p>
     <w:p>
@@ -9489,7 +10065,7 @@
         <w:pStyle w:val="Definition"/>
       </w:pPr>
       <w:r>
-        <w:t xml:space="preserve">/req/insitu-observations/data_query_response_format</w:t>
+        <w:t xml:space="preserve">/req/insitu-observations/collection_custom_dimensions</w:t>
       </w:r>
     </w:p>
     <w:p>
@@ -9505,7 +10081,7 @@
         <w:pStyle w:val="Definition"/>
       </w:pPr>
       <w:r>
-        <w:t xml:space="preserve">Validate that a MetOcean EDR Insitu observations Profile API has correct response format for data queries.</w:t>
+        <w:t xml:space="preserve">Validate that a MetOcean EDR Insitu observations Profile API has required custom dimensions.</w:t>
       </w:r>
     </w:p>
     <w:p>
@@ -9541,6 +10117,1336 @@
         <w:pStyle w:val="BodyText"/>
       </w:pPr>
       <w:r>
+        <w:t xml:space="preserve">Check that the</w:t>
+      </w:r>
+      <w:r>
+        <w:t xml:space="preserve"> </w:t>
+      </w:r>
+      <w:r>
+        <w:rPr>
+          <w:rStyle w:val="VerbatimChar"/>
+        </w:rPr>
+        <w:t xml:space="preserve">extent.custom</w:t>
+      </w:r>
+      <w:r>
+        <w:t xml:space="preserve"> </w:t>
+      </w:r>
+      <w:r>
+        <w:t xml:space="preserve">array has an object with property</w:t>
+      </w:r>
+      <w:r>
+        <w:t xml:space="preserve"> </w:t>
+      </w:r>
+      <w:r>
+        <w:rPr>
+          <w:rStyle w:val="VerbatimChar"/>
+        </w:rPr>
+        <w:t xml:space="preserve">id</w:t>
+      </w:r>
+      <w:r>
+        <w:t xml:space="preserve"> </w:t>
+      </w:r>
+      <w:r>
+        <w:t xml:space="preserve">set to</w:t>
+      </w:r>
+      <w:r>
+        <w:t xml:space="preserve"> </w:t>
+      </w:r>
+      <w:r>
+        <w:rPr>
+          <w:rStyle w:val="VerbatimChar"/>
+        </w:rPr>
+        <w:t xml:space="preserve">standard_name</w:t>
+      </w:r>
+      <w:r>
+        <w:t xml:space="preserve"> </w:t>
+      </w:r>
+      <w:r>
+        <w:t xml:space="preserve">and property</w:t>
+      </w:r>
+      <w:r>
+        <w:t xml:space="preserve"> </w:t>
+      </w:r>
+      <w:r>
+        <w:rPr>
+          <w:rStyle w:val="VerbatimChar"/>
+        </w:rPr>
+        <w:t xml:space="preserve">reference</w:t>
+      </w:r>
+      <w:r>
+        <w:t xml:space="preserve"> </w:t>
+      </w:r>
+      <w:r>
+        <w:t xml:space="preserve">set to</w:t>
+      </w:r>
+      <w:r>
+        <w:t xml:space="preserve"> </w:t>
+      </w:r>
+      <w:r>
+        <w:rPr>
+          <w:rStyle w:val="VerbatimChar"/>
+        </w:rPr>
+        <w:t xml:space="preserve">https://vocab.nerc.ac.uk/standard_name/</w:t>
+      </w:r>
+      <w:r>
+        <w:t xml:space="preserve">.</w:t>
+      </w:r>
+    </w:p>
+    <w:p>
+      <w:pPr>
+        <w:pStyle w:val="BodyText"/>
+      </w:pPr>
+      <w:r>
+        <w:t xml:space="preserve">Check that the</w:t>
+      </w:r>
+      <w:r>
+        <w:t xml:space="preserve"> </w:t>
+      </w:r>
+      <w:r>
+        <w:rPr>
+          <w:rStyle w:val="VerbatimChar"/>
+        </w:rPr>
+        <w:t xml:space="preserve">extent.custom</w:t>
+      </w:r>
+      <w:r>
+        <w:t xml:space="preserve"> </w:t>
+      </w:r>
+      <w:r>
+        <w:t xml:space="preserve">array has an object with property</w:t>
+      </w:r>
+      <w:r>
+        <w:t xml:space="preserve"> </w:t>
+      </w:r>
+      <w:r>
+        <w:rPr>
+          <w:rStyle w:val="VerbatimChar"/>
+        </w:rPr>
+        <w:t xml:space="preserve">id</w:t>
+      </w:r>
+      <w:r>
+        <w:t xml:space="preserve"> </w:t>
+      </w:r>
+      <w:r>
+        <w:t xml:space="preserve">set to</w:t>
+      </w:r>
+      <w:r>
+        <w:t xml:space="preserve"> </w:t>
+      </w:r>
+      <w:r>
+        <w:rPr>
+          <w:rStyle w:val="VerbatimChar"/>
+        </w:rPr>
+        <w:t xml:space="preserve">level</w:t>
+      </w:r>
+      <w:r>
+        <w:t xml:space="preserve"> </w:t>
+      </w:r>
+      <w:r>
+        <w:t xml:space="preserve">and property</w:t>
+      </w:r>
+      <w:r>
+        <w:t xml:space="preserve"> </w:t>
+      </w:r>
+      <w:r>
+        <w:rPr>
+          <w:rStyle w:val="VerbatimChar"/>
+        </w:rPr>
+        <w:t xml:space="preserve">reference</w:t>
+      </w:r>
+      <w:r>
+        <w:t xml:space="preserve"> </w:t>
+      </w:r>
+      <w:r>
+        <w:t xml:space="preserve">set to</w:t>
+      </w:r>
+      <w:r>
+        <w:t xml:space="preserve"> </w:t>
+      </w:r>
+      <w:r>
+        <w:rPr>
+          <w:rStyle w:val="VerbatimChar"/>
+        </w:rPr>
+        <w:t xml:space="preserve">Height of measurement above ground level in meters</w:t>
+      </w:r>
+      <w:r>
+        <w:t xml:space="preserve">.</w:t>
+      </w:r>
+    </w:p>
+    <w:bookmarkEnd w:id="126"/>
+    <w:bookmarkStart w:id="127" w:name="X23d9c1e8e659a9051a797f6044a60eaea74f16d"/>
+    <w:p>
+      <w:pPr>
+        <w:pStyle w:val="Heading3"/>
+      </w:pPr>
+      <w:r>
+        <w:t xml:space="preserve">CoverageJSON parameters</w:t>
+      </w:r>
+    </w:p>
+    <w:p>
+      <w:pPr>
+        <w:pStyle w:val="DefinitionTerm"/>
+      </w:pPr>
+      <w:r>
+        <w:t xml:space="preserve">label</w:t>
+      </w:r>
+    </w:p>
+    <w:p>
+      <w:pPr>
+        <w:pStyle w:val="Definition"/>
+      </w:pPr>
+      <w:r>
+        <w:t xml:space="preserve">/conf/insitu-observations/coveragejson_parameters</w:t>
+      </w:r>
+    </w:p>
+    <w:p>
+      <w:pPr>
+        <w:pStyle w:val="DefinitionTerm"/>
+      </w:pPr>
+      <w:r>
+        <w:t xml:space="preserve">subject</w:t>
+      </w:r>
+    </w:p>
+    <w:p>
+      <w:pPr>
+        <w:pStyle w:val="Definition"/>
+      </w:pPr>
+      <w:r>
+        <w:t xml:space="preserve">/req/insitu-observations/coveragejson_parameters</w:t>
+      </w:r>
+    </w:p>
+    <w:p>
+      <w:pPr>
+        <w:pStyle w:val="DefinitionTerm"/>
+      </w:pPr>
+      <w:r>
+        <w:t xml:space="preserve">test-purpose</w:t>
+      </w:r>
+    </w:p>
+    <w:p>
+      <w:pPr>
+        <w:pStyle w:val="Definition"/>
+      </w:pPr>
+      <w:r>
+        <w:t xml:space="preserve">Validate that a MetOcean EDR Insitu observations Profile API has required metadata in CoverageJSON parameters.</w:t>
+      </w:r>
+    </w:p>
+    <w:p>
+      <w:pPr>
+        <w:pStyle w:val="FirstParagraph"/>
+      </w:pPr>
+      <w:r>
+        <w:t xml:space="preserve">Issue an HTTP GET request to path</w:t>
+      </w:r>
+      <w:r>
+        <w:t xml:space="preserve"> </w:t>
+      </w:r>
+      <w:r>
+        <w:rPr>
+          <w:rStyle w:val="VerbatimChar"/>
+        </w:rPr>
+        <w:t xml:space="preserve">/collections</w:t>
+      </w:r>
+      <w:r>
+        <w:t xml:space="preserve">.</w:t>
+      </w:r>
+    </w:p>
+    <w:p>
+      <w:pPr>
+        <w:pStyle w:val="BodyText"/>
+      </w:pPr>
+      <w:r>
+        <w:t xml:space="preserve">Check that the value of the returned HTTP status header is 200.</w:t>
+      </w:r>
+    </w:p>
+    <w:p>
+      <w:pPr>
+        <w:pStyle w:val="BodyText"/>
+      </w:pPr>
+      <w:r>
+        <w:t xml:space="preserve">For each object in the</w:t>
+      </w:r>
+      <w:r>
+        <w:t xml:space="preserve"> </w:t>
+      </w:r>
+      <w:r>
+        <w:rPr>
+          <w:rStyle w:val="VerbatimChar"/>
+        </w:rPr>
+        <w:t xml:space="preserve">collections</w:t>
+      </w:r>
+      <w:r>
+        <w:t xml:space="preserve"> </w:t>
+      </w:r>
+      <w:r>
+        <w:t xml:space="preserve">array and for each object in</w:t>
+      </w:r>
+      <w:r>
+        <w:t xml:space="preserve"> </w:t>
+      </w:r>
+      <w:r>
+        <w:rPr>
+          <w:rStyle w:val="VerbatimChar"/>
+        </w:rPr>
+        <w:t xml:space="preserve">data_queries</w:t>
+      </w:r>
+      <w:r>
+        <w:t xml:space="preserve">, issue a GET request with no crs query parameter specified.</w:t>
+      </w:r>
+    </w:p>
+    <w:p>
+      <w:pPr>
+        <w:pStyle w:val="BodyText"/>
+      </w:pPr>
+      <w:r>
+        <w:t xml:space="preserve">Check that each object in</w:t>
+      </w:r>
+      <w:r>
+        <w:t xml:space="preserve"> </w:t>
+      </w:r>
+      <w:r>
+        <w:rPr>
+          <w:rStyle w:val="VerbatimChar"/>
+        </w:rPr>
+        <w:t xml:space="preserve">parameters</w:t>
+      </w:r>
+      <w:r>
+        <w:t xml:space="preserve"> </w:t>
+      </w:r>
+      <w:r>
+        <w:t xml:space="preserve">array of the response CoverageJSON document contains a property</w:t>
+      </w:r>
+      <w:r>
+        <w:t xml:space="preserve"> </w:t>
+      </w:r>
+      <w:r>
+        <w:rPr>
+          <w:rStyle w:val="VerbatimChar"/>
+        </w:rPr>
+        <w:t xml:space="preserve">metocean:standard_name</w:t>
+      </w:r>
+      <w:r>
+        <w:t xml:space="preserve"> </w:t>
+      </w:r>
+      <w:r>
+        <w:t xml:space="preserve">with a string type.</w:t>
+      </w:r>
+    </w:p>
+    <w:p>
+      <w:pPr>
+        <w:pStyle w:val="BodyText"/>
+      </w:pPr>
+      <w:r>
+        <w:t xml:space="preserve">Check that each</w:t>
+      </w:r>
+      <w:r>
+        <w:t xml:space="preserve"> </w:t>
+      </w:r>
+      <w:r>
+        <w:rPr>
+          <w:rStyle w:val="VerbatimChar"/>
+        </w:rPr>
+        <w:t xml:space="preserve">parameter</w:t>
+      </w:r>
+      <w:r>
+        <w:t xml:space="preserve"> </w:t>
+      </w:r>
+      <w:r>
+        <w:t xml:space="preserve">object in</w:t>
+      </w:r>
+      <w:r>
+        <w:t xml:space="preserve"> </w:t>
+      </w:r>
+      <w:r>
+        <w:rPr>
+          <w:rStyle w:val="VerbatimChar"/>
+        </w:rPr>
+        <w:t xml:space="preserve">parameters</w:t>
+      </w:r>
+      <w:r>
+        <w:t xml:space="preserve"> </w:t>
+      </w:r>
+      <w:r>
+        <w:t xml:space="preserve">in the response CoverageJSON document contains a property</w:t>
+      </w:r>
+      <w:r>
+        <w:t xml:space="preserve"> </w:t>
+      </w:r>
+      <w:r>
+        <w:rPr>
+          <w:rStyle w:val="VerbatimChar"/>
+        </w:rPr>
+        <w:t xml:space="preserve">metocean:level</w:t>
+      </w:r>
+      <w:r>
+        <w:t xml:space="preserve"> </w:t>
+      </w:r>
+      <w:r>
+        <w:t xml:space="preserve">with a number type.</w:t>
+      </w:r>
+    </w:p>
+    <w:p>
+      <w:pPr>
+        <w:pStyle w:val="BodyText"/>
+      </w:pPr>
+      <w:r>
+        <w:t xml:space="preserve">Check that each</w:t>
+      </w:r>
+      <w:r>
+        <w:t xml:space="preserve"> </w:t>
+      </w:r>
+      <w:r>
+        <w:rPr>
+          <w:rStyle w:val="VerbatimChar"/>
+        </w:rPr>
+        <w:t xml:space="preserve">parameter</w:t>
+      </w:r>
+      <w:r>
+        <w:t xml:space="preserve"> </w:t>
+      </w:r>
+      <w:r>
+        <w:t xml:space="preserve">object in</w:t>
+      </w:r>
+      <w:r>
+        <w:t xml:space="preserve"> </w:t>
+      </w:r>
+      <w:r>
+        <w:rPr>
+          <w:rStyle w:val="VerbatimChar"/>
+        </w:rPr>
+        <w:t xml:space="preserve">parameters</w:t>
+      </w:r>
+      <w:r>
+        <w:t xml:space="preserve"> </w:t>
+      </w:r>
+      <w:r>
+        <w:t xml:space="preserve">in the response CoverageJSON document contains a property</w:t>
+      </w:r>
+      <w:r>
+        <w:t xml:space="preserve"> </w:t>
+      </w:r>
+      <w:r>
+        <w:rPr>
+          <w:rStyle w:val="VerbatimChar"/>
+        </w:rPr>
+        <w:t xml:space="preserve">metocean:measurementType</w:t>
+      </w:r>
+      <w:r>
+        <w:t xml:space="preserve"> </w:t>
+      </w:r>
+      <w:r>
+        <w:t xml:space="preserve">which has an object type. Check that this object has the property</w:t>
+      </w:r>
+      <w:r>
+        <w:t xml:space="preserve"> </w:t>
+      </w:r>
+      <w:r>
+        <w:rPr>
+          <w:rStyle w:val="VerbatimChar"/>
+        </w:rPr>
+        <w:t xml:space="preserve">method</w:t>
+      </w:r>
+      <w:r>
+        <w:t xml:space="preserve"> </w:t>
+      </w:r>
+      <w:r>
+        <w:t xml:space="preserve">of type string and property</w:t>
+      </w:r>
+      <w:r>
+        <w:t xml:space="preserve"> </w:t>
+      </w:r>
+      <w:r>
+        <w:rPr>
+          <w:rStyle w:val="VerbatimChar"/>
+        </w:rPr>
+        <w:t xml:space="preserve">duration</w:t>
+      </w:r>
+      <w:r>
+        <w:t xml:space="preserve"> </w:t>
+      </w:r>
+      <w:r>
+        <w:t xml:space="preserve">of type string.</w:t>
+      </w:r>
+    </w:p>
+    <w:bookmarkEnd w:id="127"/>
+    <w:bookmarkEnd w:id="128"/>
+    <w:bookmarkStart w:id="133" w:name="Xc05ddf786fc024895f722c82c67d6878f791179"/>
+    <w:p>
+      <w:pPr>
+        <w:pStyle w:val="Heading2"/>
+      </w:pPr>
+      <w:r>
+        <w:t xml:space="preserve">Conformance Class: Numerical Weather Prediction</w:t>
+      </w:r>
+    </w:p>
+    <w:p>
+      <w:pPr>
+        <w:pStyle w:val="DefinitionTerm"/>
+      </w:pPr>
+      <w:r>
+        <w:t xml:space="preserve">label</w:t>
+      </w:r>
+    </w:p>
+    <w:p>
+      <w:pPr>
+        <w:pStyle w:val="Definition"/>
+      </w:pPr>
+      <w:hyperlink r:id="rId129">
+        <w:r>
+          <w:rPr>
+            <w:rStyle w:val="Hyperlink"/>
+          </w:rPr>
+          <w:t xml:space="preserve">https://eumetnet.github.io/spec/metocean-edr-profile/1/conf/nwp</w:t>
+        </w:r>
+      </w:hyperlink>
+    </w:p>
+    <w:p>
+      <w:pPr>
+        <w:pStyle w:val="DefinitionTerm"/>
+      </w:pPr>
+      <w:r>
+        <w:t xml:space="preserve">subject</w:t>
+      </w:r>
+    </w:p>
+    <w:p>
+      <w:pPr>
+        <w:pStyle w:val="Definition"/>
+      </w:pPr>
+      <w:r>
+        <w:t xml:space="preserve">Requirements Class "Numerical Weather Prediction"</w:t>
+      </w:r>
+    </w:p>
+    <w:p>
+      <w:pPr>
+        <w:pStyle w:val="DefinitionTerm"/>
+      </w:pPr>
+      <w:r>
+        <w:t xml:space="preserve">classification</w:t>
+      </w:r>
+    </w:p>
+    <w:p>
+      <w:pPr>
+        <w:pStyle w:val="Definition"/>
+      </w:pPr>
+      <w:r>
+        <w:t xml:space="preserve">Target Type:Web API</w:t>
+      </w:r>
+    </w:p>
+    <w:bookmarkStart w:id="130" w:name="Xbfdc8f7ab8256c6f31db916e7968e0fce35e928"/>
+    <w:p>
+      <w:pPr>
+        <w:pStyle w:val="Heading3"/>
+      </w:pPr>
+      <w:r>
+        <w:t xml:space="preserve">Collection parameter names</w:t>
+      </w:r>
+    </w:p>
+    <w:p>
+      <w:pPr>
+        <w:pStyle w:val="DefinitionTerm"/>
+      </w:pPr>
+      <w:r>
+        <w:t xml:space="preserve">label</w:t>
+      </w:r>
+    </w:p>
+    <w:p>
+      <w:pPr>
+        <w:pStyle w:val="Definition"/>
+      </w:pPr>
+      <w:r>
+        <w:t xml:space="preserve">/conf/nwp/collection_parameter_names</w:t>
+      </w:r>
+    </w:p>
+    <w:p>
+      <w:pPr>
+        <w:pStyle w:val="DefinitionTerm"/>
+      </w:pPr>
+      <w:r>
+        <w:t xml:space="preserve">subject</w:t>
+      </w:r>
+    </w:p>
+    <w:p>
+      <w:pPr>
+        <w:pStyle w:val="Definition"/>
+      </w:pPr>
+      <w:r>
+        <w:t xml:space="preserve">/req/nwp/collection_parameter_names</w:t>
+      </w:r>
+    </w:p>
+    <w:p>
+      <w:pPr>
+        <w:pStyle w:val="DefinitionTerm"/>
+      </w:pPr>
+      <w:r>
+        <w:t xml:space="preserve">test-purpose</w:t>
+      </w:r>
+    </w:p>
+    <w:p>
+      <w:pPr>
+        <w:pStyle w:val="Definition"/>
+      </w:pPr>
+      <w:r>
+        <w:t xml:space="preserve">Validate that a MetOcean EDR API has implemented the mandatory parameter names for NWP.</w:t>
+      </w:r>
+    </w:p>
+    <w:p>
+      <w:pPr>
+        <w:pStyle w:val="FirstParagraph"/>
+      </w:pPr>
+      <w:r>
+        <w:t xml:space="preserve">Issue an HTTP GET request to path</w:t>
+      </w:r>
+      <w:r>
+        <w:t xml:space="preserve"> </w:t>
+      </w:r>
+      <w:r>
+        <w:rPr>
+          <w:rStyle w:val="VerbatimChar"/>
+        </w:rPr>
+        <w:t xml:space="preserve">/collections</w:t>
+      </w:r>
+      <w:r>
+        <w:t xml:space="preserve">.</w:t>
+      </w:r>
+    </w:p>
+    <w:p>
+      <w:pPr>
+        <w:pStyle w:val="BodyText"/>
+      </w:pPr>
+      <w:r>
+        <w:t xml:space="preserve">Check that the value of the returned HTTP status header is 200.</w:t>
+      </w:r>
+    </w:p>
+    <w:p>
+      <w:pPr>
+        <w:pStyle w:val="BodyText"/>
+      </w:pPr>
+      <w:r>
+        <w:t xml:space="preserve">In the</w:t>
+      </w:r>
+      <w:r>
+        <w:t xml:space="preserve"> </w:t>
+      </w:r>
+      <w:r>
+        <w:rPr>
+          <w:rStyle w:val="VerbatimChar"/>
+        </w:rPr>
+        <w:t xml:space="preserve">collections</w:t>
+      </w:r>
+      <w:r>
+        <w:t xml:space="preserve"> </w:t>
+      </w:r>
+      <w:r>
+        <w:t xml:space="preserve">array in the returned document, check that each collection has a</w:t>
+      </w:r>
+      <w:r>
+        <w:t xml:space="preserve"> </w:t>
+      </w:r>
+      <w:r>
+        <w:rPr>
+          <w:rStyle w:val="VerbatimChar"/>
+        </w:rPr>
+        <w:t xml:space="preserve">data_queries</w:t>
+      </w:r>
+      <w:r>
+        <w:t xml:space="preserve"> </w:t>
+      </w:r>
+      <w:r>
+        <w:t xml:space="preserve">array containing</w:t>
+      </w:r>
+      <w:r>
+        <w:t xml:space="preserve"> </w:t>
+      </w:r>
+      <w:r>
+        <w:rPr>
+          <w:rStyle w:val="VerbatimChar"/>
+        </w:rPr>
+        <w:t xml:space="preserve">position</w:t>
+      </w:r>
+      <w:r>
+        <w:t xml:space="preserve"> </w:t>
+      </w:r>
+      <w:r>
+        <w:t xml:space="preserve">and</w:t>
+      </w:r>
+      <w:r>
+        <w:t xml:space="preserve"> </w:t>
+      </w:r>
+      <w:r>
+        <w:rPr>
+          <w:rStyle w:val="VerbatimChar"/>
+        </w:rPr>
+        <w:t xml:space="preserve">cube</w:t>
+      </w:r>
+      <w:r>
+        <w:t xml:space="preserve">.</w:t>
+      </w:r>
+    </w:p>
+    <w:p>
+      <w:pPr>
+        <w:pStyle w:val="BodyText"/>
+      </w:pPr>
+      <w:r>
+        <w:t xml:space="preserve">For each matching collection</w:t>
+      </w:r>
+      <w:r>
+        <w:t xml:space="preserve"> </w:t>
+      </w:r>
+      <w:r>
+        <w:rPr>
+          <w:rStyle w:val="VerbatimChar"/>
+        </w:rPr>
+        <w:t xml:space="preserve">parameter_names</w:t>
+      </w:r>
+      <w:r>
+        <w:t xml:space="preserve"> </w:t>
+      </w:r>
+      <w:r>
+        <w:t xml:space="preserve">object, check that all of the</w:t>
+      </w:r>
+      <w:r>
+        <w:t xml:space="preserve"> </w:t>
+      </w:r>
+      <w:hyperlink w:anchor="appendix-d">
+        <w:r>
+          <w:rPr>
+            <w:rStyle w:val="Hyperlink"/>
+          </w:rPr>
+          <w:t xml:space="preserve">appendix_title</w:t>
+        </w:r>
+      </w:hyperlink>
+      <w:r>
+        <w:t xml:space="preserve"> </w:t>
+      </w:r>
+      <w:r>
+        <w:t xml:space="preserve">ECMWF short names are present via each parameter name key,</w:t>
+      </w:r>
+      <w:r>
+        <w:t xml:space="preserve"> </w:t>
+      </w:r>
+      <w:r>
+        <w:rPr>
+          <w:rStyle w:val="VerbatimChar"/>
+        </w:rPr>
+        <w:t xml:space="preserve">id</w:t>
+      </w:r>
+      <w:r>
+        <w:t xml:space="preserve"> </w:t>
+      </w:r>
+      <w:r>
+        <w:t xml:space="preserve">and</w:t>
+      </w:r>
+      <w:r>
+        <w:t xml:space="preserve"> </w:t>
+      </w:r>
+      <w:r>
+        <w:rPr>
+          <w:rStyle w:val="VerbatimChar"/>
+        </w:rPr>
+        <w:t xml:space="preserve">description</w:t>
+      </w:r>
+      <w:r>
+        <w:t xml:space="preserve"> </w:t>
+      </w:r>
+      <w:r>
+        <w:t xml:space="preserve">properties.</w:t>
+      </w:r>
+    </w:p>
+    <w:bookmarkEnd w:id="130"/>
+    <w:bookmarkStart w:id="131" w:name="X70e7ada305ade9432e6dc7a6ccde0328b6a78e9"/>
+    <w:p>
+      <w:pPr>
+        <w:pStyle w:val="Heading3"/>
+      </w:pPr>
+      <w:r>
+        <w:t xml:space="preserve">Collection granularity</w:t>
+      </w:r>
+    </w:p>
+    <w:p>
+      <w:pPr>
+        <w:pStyle w:val="DefinitionTerm"/>
+      </w:pPr>
+      <w:r>
+        <w:t xml:space="preserve">label</w:t>
+      </w:r>
+    </w:p>
+    <w:p>
+      <w:pPr>
+        <w:pStyle w:val="Definition"/>
+      </w:pPr>
+      <w:r>
+        <w:t xml:space="preserve">/conf/nwp/collection_granularity</w:t>
+      </w:r>
+    </w:p>
+    <w:p>
+      <w:pPr>
+        <w:pStyle w:val="DefinitionTerm"/>
+      </w:pPr>
+      <w:r>
+        <w:t xml:space="preserve">subject</w:t>
+      </w:r>
+    </w:p>
+    <w:p>
+      <w:pPr>
+        <w:pStyle w:val="Definition"/>
+      </w:pPr>
+      <w:r>
+        <w:t xml:space="preserve">/req/nwp/collection_granularity</w:t>
+      </w:r>
+    </w:p>
+    <w:p>
+      <w:pPr>
+        <w:pStyle w:val="DefinitionTerm"/>
+      </w:pPr>
+      <w:r>
+        <w:t xml:space="preserve">test-purpose</w:t>
+      </w:r>
+    </w:p>
+    <w:p>
+      <w:pPr>
+        <w:pStyle w:val="Definition"/>
+      </w:pPr>
+      <w:r>
+        <w:t xml:space="preserve">Validate that a MetOcean EDR API has implemented the mandatory granularity for NWP.</w:t>
+      </w:r>
+    </w:p>
+    <w:p>
+      <w:pPr>
+        <w:pStyle w:val="FirstParagraph"/>
+      </w:pPr>
+      <w:r>
+        <w:t xml:space="preserve">Issue an HTTP GET request to path</w:t>
+      </w:r>
+      <w:r>
+        <w:t xml:space="preserve"> </w:t>
+      </w:r>
+      <w:r>
+        <w:rPr>
+          <w:rStyle w:val="VerbatimChar"/>
+        </w:rPr>
+        <w:t xml:space="preserve">/collections</w:t>
+      </w:r>
+      <w:r>
+        <w:t xml:space="preserve">.</w:t>
+      </w:r>
+    </w:p>
+    <w:p>
+      <w:pPr>
+        <w:pStyle w:val="BodyText"/>
+      </w:pPr>
+      <w:r>
+        <w:t xml:space="preserve">Check that the value of the returned HTTP status header is 200.</w:t>
+      </w:r>
+    </w:p>
+    <w:p>
+      <w:pPr>
+        <w:pStyle w:val="BodyText"/>
+      </w:pPr>
+      <w:r>
+        <w:t xml:space="preserve">In the</w:t>
+      </w:r>
+      <w:r>
+        <w:t xml:space="preserve"> </w:t>
+      </w:r>
+      <w:r>
+        <w:rPr>
+          <w:rStyle w:val="VerbatimChar"/>
+        </w:rPr>
+        <w:t xml:space="preserve">collections</w:t>
+      </w:r>
+      <w:r>
+        <w:t xml:space="preserve"> </w:t>
+      </w:r>
+      <w:r>
+        <w:t xml:space="preserve">array in the returned document, check that each collection has a</w:t>
+      </w:r>
+      <w:r>
+        <w:t xml:space="preserve"> </w:t>
+      </w:r>
+      <w:r>
+        <w:rPr>
+          <w:rStyle w:val="VerbatimChar"/>
+        </w:rPr>
+        <w:t xml:space="preserve">data_queries</w:t>
+      </w:r>
+      <w:r>
+        <w:t xml:space="preserve"> </w:t>
+      </w:r>
+      <w:r>
+        <w:t xml:space="preserve">array containing</w:t>
+      </w:r>
+      <w:r>
+        <w:t xml:space="preserve"> </w:t>
+      </w:r>
+      <w:r>
+        <w:rPr>
+          <w:rStyle w:val="VerbatimChar"/>
+        </w:rPr>
+        <w:t xml:space="preserve">position</w:t>
+      </w:r>
+      <w:r>
+        <w:t xml:space="preserve"> </w:t>
+      </w:r>
+      <w:r>
+        <w:t xml:space="preserve">and</w:t>
+      </w:r>
+      <w:r>
+        <w:t xml:space="preserve"> </w:t>
+      </w:r>
+      <w:r>
+        <w:rPr>
+          <w:rStyle w:val="VerbatimChar"/>
+        </w:rPr>
+        <w:t xml:space="preserve">cube</w:t>
+      </w:r>
+      <w:r>
+        <w:t xml:space="preserve">.</w:t>
+      </w:r>
+    </w:p>
+    <w:p>
+      <w:pPr>
+        <w:pStyle w:val="BodyText"/>
+      </w:pPr>
+      <w:r>
+        <w:t xml:space="preserve">For matching collections, issue an HTTP GET request to path</w:t>
+      </w:r>
+      <w:r>
+        <w:t xml:space="preserve"> </w:t>
+      </w:r>
+      <w:r>
+        <w:rPr>
+          <w:rStyle w:val="VerbatimChar"/>
+        </w:rPr>
+        <w:t xml:space="preserve">/collections/{collectionId}/instances</w:t>
+      </w:r>
+      <w:r>
+        <w:t xml:space="preserve">.</w:t>
+      </w:r>
+    </w:p>
+    <w:p>
+      <w:pPr>
+        <w:pStyle w:val="BodyText"/>
+      </w:pPr>
+      <w:r>
+        <w:t xml:space="preserve">For matching instances, ensure that the instance identifier (</w:t>
+      </w:r>
+      <w:r>
+        <w:rPr>
+          <w:rStyle w:val="VerbatimChar"/>
+        </w:rPr>
+        <w:t xml:space="preserve">id</w:t>
+      </w:r>
+      <w:r>
+        <w:t xml:space="preserve">) is an RFC3339 datestamp.</w:t>
+      </w:r>
+    </w:p>
+    <w:bookmarkEnd w:id="131"/>
+    <w:bookmarkStart w:id="132" w:name="X5d1bf2c70ad3f0722c6c49c01601f6b5530b44e"/>
+    <w:p>
+      <w:pPr>
+        <w:pStyle w:val="Heading3"/>
+      </w:pPr>
+      <w:r>
+        <w:t xml:space="preserve">Collection data queries</w:t>
+      </w:r>
+    </w:p>
+    <w:p>
+      <w:pPr>
+        <w:pStyle w:val="DefinitionTerm"/>
+      </w:pPr>
+      <w:r>
+        <w:t xml:space="preserve">label</w:t>
+      </w:r>
+    </w:p>
+    <w:p>
+      <w:pPr>
+        <w:pStyle w:val="Definition"/>
+      </w:pPr>
+      <w:r>
+        <w:t xml:space="preserve">/conf/nwp/collection_data_queries</w:t>
+      </w:r>
+    </w:p>
+    <w:p>
+      <w:pPr>
+        <w:pStyle w:val="DefinitionTerm"/>
+      </w:pPr>
+      <w:r>
+        <w:t xml:space="preserve">subject</w:t>
+      </w:r>
+    </w:p>
+    <w:p>
+      <w:pPr>
+        <w:pStyle w:val="Definition"/>
+      </w:pPr>
+      <w:r>
+        <w:t xml:space="preserve">/req/nwp/collection_data_queries</w:t>
+      </w:r>
+    </w:p>
+    <w:p>
+      <w:pPr>
+        <w:pStyle w:val="DefinitionTerm"/>
+      </w:pPr>
+      <w:r>
+        <w:t xml:space="preserve">test-purpose</w:t>
+      </w:r>
+    </w:p>
+    <w:p>
+      <w:pPr>
+        <w:pStyle w:val="Definition"/>
+      </w:pPr>
+      <w:r>
+        <w:t xml:space="preserve">Validate that a MetOcean EDR API has implemented the mandatory data query behaviour for NWP.</w:t>
+      </w:r>
+    </w:p>
+    <w:p>
+      <w:pPr>
+        <w:pStyle w:val="FirstParagraph"/>
+      </w:pPr>
+      <w:r>
+        <w:t xml:space="preserve">Issue an HTTP GET request to path</w:t>
+      </w:r>
+      <w:r>
+        <w:t xml:space="preserve"> </w:t>
+      </w:r>
+      <w:r>
+        <w:rPr>
+          <w:rStyle w:val="VerbatimChar"/>
+        </w:rPr>
+        <w:t xml:space="preserve">/collections</w:t>
+      </w:r>
+      <w:r>
+        <w:t xml:space="preserve">.</w:t>
+      </w:r>
+    </w:p>
+    <w:p>
+      <w:pPr>
+        <w:pStyle w:val="BodyText"/>
+      </w:pPr>
+      <w:r>
+        <w:t xml:space="preserve">Check that the value of the returned HTTP status header is 200.</w:t>
+      </w:r>
+    </w:p>
+    <w:p>
+      <w:pPr>
+        <w:pStyle w:val="BodyText"/>
+      </w:pPr>
+      <w:r>
+        <w:t xml:space="preserve">In the</w:t>
+      </w:r>
+      <w:r>
+        <w:t xml:space="preserve"> </w:t>
+      </w:r>
+      <w:r>
+        <w:rPr>
+          <w:rStyle w:val="VerbatimChar"/>
+        </w:rPr>
+        <w:t xml:space="preserve">collections</w:t>
+      </w:r>
+      <w:r>
+        <w:t xml:space="preserve"> </w:t>
+      </w:r>
+      <w:r>
+        <w:t xml:space="preserve">array in the returned document, check that each collection has a</w:t>
+      </w:r>
+      <w:r>
+        <w:t xml:space="preserve"> </w:t>
+      </w:r>
+      <w:r>
+        <w:rPr>
+          <w:rStyle w:val="VerbatimChar"/>
+        </w:rPr>
+        <w:t xml:space="preserve">data_queries</w:t>
+      </w:r>
+      <w:r>
+        <w:t xml:space="preserve"> </w:t>
+      </w:r>
+      <w:r>
+        <w:t xml:space="preserve">array containing</w:t>
+      </w:r>
+      <w:r>
+        <w:t xml:space="preserve"> </w:t>
+      </w:r>
+      <w:r>
+        <w:rPr>
+          <w:rStyle w:val="VerbatimChar"/>
+        </w:rPr>
+        <w:t xml:space="preserve">position</w:t>
+      </w:r>
+      <w:r>
+        <w:t xml:space="preserve"> </w:t>
+      </w:r>
+      <w:r>
+        <w:t xml:space="preserve">and</w:t>
+      </w:r>
+      <w:r>
+        <w:t xml:space="preserve"> </w:t>
+      </w:r>
+      <w:r>
+        <w:rPr>
+          <w:rStyle w:val="VerbatimChar"/>
+        </w:rPr>
+        <w:t xml:space="preserve">cube</w:t>
+      </w:r>
+      <w:r>
+        <w:t xml:space="preserve">.</w:t>
+      </w:r>
+    </w:p>
+    <w:p>
+      <w:pPr>
+        <w:pStyle w:val="BodyText"/>
+      </w:pPr>
+      <w:r>
+        <w:t xml:space="preserve">For a matching collection, issue an HTTP GET request to path</w:t>
+      </w:r>
+      <w:r>
+        <w:t xml:space="preserve"> </w:t>
+      </w:r>
+      <w:r>
+        <w:rPr>
+          <w:rStyle w:val="VerbatimChar"/>
+        </w:rPr>
+        <w:t xml:space="preserve">/collections/{collectionId}/position?coords=POINT(0 0)</w:t>
+      </w:r>
+      <w:r>
+        <w:t xml:space="preserve">.</w:t>
+      </w:r>
+    </w:p>
+    <w:p>
+      <w:pPr>
+        <w:pStyle w:val="BodyText"/>
+      </w:pPr>
+      <w:r>
+        <w:t xml:space="preserve">Check that the value of the returned HTTP status header is 200.</w:t>
+      </w:r>
+    </w:p>
+    <w:p>
+      <w:pPr>
+        <w:pStyle w:val="BodyText"/>
+      </w:pPr>
+      <w:r>
+        <w:t xml:space="preserve">For the same matching collection, issue an HTTP GET request to path</w:t>
+      </w:r>
+      <w:r>
+        <w:t xml:space="preserve"> </w:t>
+      </w:r>
+      <w:r>
+        <w:rPr>
+          <w:rStyle w:val="VerbatimChar"/>
+        </w:rPr>
+        <w:t xml:space="preserve">/collections/{collectionId}/instances</w:t>
+      </w:r>
+      <w:r>
+        <w:t xml:space="preserve">.</w:t>
+      </w:r>
+    </w:p>
+    <w:p>
+      <w:pPr>
+        <w:pStyle w:val="BodyText"/>
+      </w:pPr>
+      <w:r>
+        <w:t xml:space="preserve">Check that the value of the returned HTTP status header is 200.</w:t>
+      </w:r>
+    </w:p>
+    <w:p>
+      <w:pPr>
+        <w:pStyle w:val="BodyText"/>
+      </w:pPr>
+      <w:r>
+        <w:t xml:space="preserve">In the CoverageJSON response, ensure that the first value of</w:t>
+      </w:r>
+      <w:r>
+        <w:t xml:space="preserve"> </w:t>
+      </w:r>
+      <w:r>
+        <w:rPr>
+          <w:rStyle w:val="VerbatimChar"/>
+        </w:rPr>
+        <w:t xml:space="preserve">domain.axes.t.values</w:t>
+      </w:r>
+      <w:r>
+        <w:t xml:space="preserve"> </w:t>
+      </w:r>
+      <w:r>
+        <w:t xml:space="preserve">is equal to the last instance (</w:t>
+      </w:r>
+      <w:r>
+        <w:rPr>
+          <w:rStyle w:val="VerbatimChar"/>
+        </w:rPr>
+        <w:t xml:space="preserve">id</w:t>
+      </w:r>
+      <w:r>
+        <w:t xml:space="preserve">) from the</w:t>
+      </w:r>
+      <w:r>
+        <w:t xml:space="preserve"> </w:t>
+      </w:r>
+      <w:r>
+        <w:rPr>
+          <w:rStyle w:val="VerbatimChar"/>
+        </w:rPr>
+        <w:t xml:space="preserve">/collections/{collectionId}/instances</w:t>
+      </w:r>
+      <w:r>
+        <w:t xml:space="preserve"> </w:t>
+      </w:r>
+      <w:r>
+        <w:t xml:space="preserve">response captured earlier in this test.</w:t>
+      </w:r>
+    </w:p>
+    <w:bookmarkEnd w:id="132"/>
+    <w:bookmarkEnd w:id="133"/>
+    <w:bookmarkStart w:id="137" w:name="X901d92db94d09067e407fee9c04a6fb293c76d0"/>
+    <w:p>
+      <w:pPr>
+        <w:pStyle w:val="Heading2"/>
+      </w:pPr>
+      <w:r>
+        <w:t xml:space="preserve">Conformance Class: Data query response format</w:t>
+      </w:r>
+    </w:p>
+    <w:p>
+      <w:pPr>
+        <w:pStyle w:val="DefinitionTerm"/>
+      </w:pPr>
+      <w:r>
+        <w:t xml:space="preserve">label</w:t>
+      </w:r>
+    </w:p>
+    <w:p>
+      <w:pPr>
+        <w:pStyle w:val="Definition"/>
+      </w:pPr>
+      <w:hyperlink r:id="rId134">
+        <w:r>
+          <w:rPr>
+            <w:rStyle w:val="Hyperlink"/>
+          </w:rPr>
+          <w:t xml:space="preserve">https://eumetnet.github.io/spec/metocean-edr-profile/1/conf/data-query-response-format</w:t>
+        </w:r>
+      </w:hyperlink>
+    </w:p>
+    <w:p>
+      <w:pPr>
+        <w:pStyle w:val="DefinitionTerm"/>
+      </w:pPr>
+      <w:r>
+        <w:t xml:space="preserve">subject</w:t>
+      </w:r>
+    </w:p>
+    <w:p>
+      <w:pPr>
+        <w:pStyle w:val="Definition"/>
+      </w:pPr>
+      <w:r>
+        <w:t xml:space="preserve">Requirements Class "Data query response format"</w:t>
+      </w:r>
+    </w:p>
+    <w:p>
+      <w:pPr>
+        <w:pStyle w:val="DefinitionTerm"/>
+      </w:pPr>
+      <w:r>
+        <w:t xml:space="preserve">classification</w:t>
+      </w:r>
+    </w:p>
+    <w:p>
+      <w:pPr>
+        <w:pStyle w:val="Definition"/>
+      </w:pPr>
+      <w:r>
+        <w:t xml:space="preserve">Target Type:Web API</w:t>
+      </w:r>
+    </w:p>
+    <w:bookmarkStart w:id="135" w:name="X9e0a8bd10e03690b4283099fbf6931212327cb6"/>
+    <w:p>
+      <w:pPr>
+        <w:pStyle w:val="Heading3"/>
+      </w:pPr>
+      <w:r>
+        <w:t xml:space="preserve">Encoding</w:t>
+      </w:r>
+    </w:p>
+    <w:p>
+      <w:pPr>
+        <w:pStyle w:val="DefinitionTerm"/>
+      </w:pPr>
+      <w:r>
+        <w:t xml:space="preserve">label</w:t>
+      </w:r>
+    </w:p>
+    <w:p>
+      <w:pPr>
+        <w:pStyle w:val="Definition"/>
+      </w:pPr>
+      <w:r>
+        <w:t xml:space="preserve">/conf/data-query-response-format/encoding</w:t>
+      </w:r>
+    </w:p>
+    <w:p>
+      <w:pPr>
+        <w:pStyle w:val="DefinitionTerm"/>
+      </w:pPr>
+      <w:r>
+        <w:t xml:space="preserve">subject</w:t>
+      </w:r>
+    </w:p>
+    <w:p>
+      <w:pPr>
+        <w:pStyle w:val="Definition"/>
+      </w:pPr>
+      <w:r>
+        <w:t xml:space="preserve">/req/data-query-response-format/encoding</w:t>
+      </w:r>
+    </w:p>
+    <w:p>
+      <w:pPr>
+        <w:pStyle w:val="DefinitionTerm"/>
+      </w:pPr>
+      <w:r>
+        <w:t xml:space="preserve">test-purpose</w:t>
+      </w:r>
+    </w:p>
+    <w:p>
+      <w:pPr>
+        <w:pStyle w:val="Definition"/>
+      </w:pPr>
+      <w:r>
+        <w:t xml:space="preserve">Validate that a MetOcean EDR API has the correct response format for data queries.</w:t>
+      </w:r>
+    </w:p>
+    <w:p>
+      <w:pPr>
+        <w:pStyle w:val="FirstParagraph"/>
+      </w:pPr>
+      <w:r>
+        <w:t xml:space="preserve">Issue an HTTP GET request to path</w:t>
+      </w:r>
+      <w:r>
+        <w:t xml:space="preserve"> </w:t>
+      </w:r>
+      <w:r>
+        <w:rPr>
+          <w:rStyle w:val="VerbatimChar"/>
+        </w:rPr>
+        <w:t xml:space="preserve">/collections</w:t>
+      </w:r>
+      <w:r>
+        <w:t xml:space="preserve">.</w:t>
+      </w:r>
+    </w:p>
+    <w:p>
+      <w:pPr>
+        <w:pStyle w:val="BodyText"/>
+      </w:pPr>
+      <w:r>
+        <w:t xml:space="preserve">Check that the value of the returned HTTP status header is 200.</w:t>
+      </w:r>
+    </w:p>
+    <w:p>
+      <w:pPr>
+        <w:pStyle w:val="BodyText"/>
+      </w:pPr>
+      <w:r>
         <w:t xml:space="preserve">In the returned document, for each object in</w:t>
       </w:r>
       <w:r>
@@ -9571,7 +11477,7 @@
         <w:t xml:space="preserve"> </w:t>
       </w:r>
       <w:r>
-        <w:t xml:space="preserve">make a corresponding data query request and check that the returned response has status 200 and has a http response header</w:t>
+        <w:t xml:space="preserve">make a corresponding data query request and check that the returned response has status 200 and has an HTTP response header</w:t>
       </w:r>
       <w:r>
         <w:t xml:space="preserve"> </w:t>
@@ -9601,14 +11507,14 @@
         <w:t xml:space="preserve">.</w:t>
       </w:r>
     </w:p>
-    <w:bookmarkEnd w:id="114"/>
-    <w:bookmarkStart w:id="115" w:name="X66b8b3768902becc045e51aa2ad877e7ddd6331"/>
+    <w:bookmarkEnd w:id="135"/>
+    <w:bookmarkStart w:id="136" w:name="Xe419c5960b55f2cba64bc74c5c0a98030f3d8f1"/>
     <w:p>
       <w:pPr>
         <w:pStyle w:val="Heading3"/>
       </w:pPr>
       <w:r>
-        <w:t xml:space="preserve">Collection custom dimensions</w:t>
+        <w:t xml:space="preserve">Referencing</w:t>
       </w:r>
     </w:p>
     <w:p>
@@ -9624,7 +11530,7 @@
         <w:pStyle w:val="Definition"/>
       </w:pPr>
       <w:r>
-        <w:t xml:space="preserve">/conf/insitu-observations/collection_custom_dimensions</w:t>
+        <w:t xml:space="preserve">/conf/data-query-response-format/referencing</w:t>
       </w:r>
     </w:p>
     <w:p>
@@ -9640,7 +11546,7 @@
         <w:pStyle w:val="Definition"/>
       </w:pPr>
       <w:r>
-        <w:t xml:space="preserve">/req/insitu-observations/collection_custom_dimensions</w:t>
+        <w:t xml:space="preserve">/req/data-query-response-format/referencing</w:t>
       </w:r>
     </w:p>
     <w:p>
@@ -9656,7 +11562,7 @@
         <w:pStyle w:val="Definition"/>
       </w:pPr>
       <w:r>
-        <w:t xml:space="preserve">Validate that a MetOcean EDR Insitu observations Profile API has required custom dimensions.</w:t>
+        <w:t xml:space="preserve">Validate that a MetOcean EDR Profile API CoverageJSON response document provides correct domain referencing values.</w:t>
       </w:r>
     </w:p>
     <w:p>
@@ -9692,31 +11598,120 @@
         <w:pStyle w:val="BodyText"/>
       </w:pPr>
       <w:r>
-        <w:t xml:space="preserve">Check that the</w:t>
-      </w:r>
-      <w:r>
-        <w:t xml:space="preserve"> </w:t>
-      </w:r>
-      <w:r>
-        <w:rPr>
-          <w:rStyle w:val="VerbatimChar"/>
-        </w:rPr>
-        <w:t xml:space="preserve">extent.custom</w:t>
-      </w:r>
-      <w:r>
-        <w:t xml:space="preserve"> </w:t>
-      </w:r>
-      <w:r>
-        <w:t xml:space="preserve">array has an object with property</w:t>
-      </w:r>
-      <w:r>
-        <w:t xml:space="preserve"> </w:t>
-      </w:r>
-      <w:r>
-        <w:rPr>
-          <w:rStyle w:val="VerbatimChar"/>
-        </w:rPr>
-        <w:t xml:space="preserve">id</w:t>
+        <w:t xml:space="preserve">For each object in the</w:t>
+      </w:r>
+      <w:r>
+        <w:t xml:space="preserve"> </w:t>
+      </w:r>
+      <w:r>
+        <w:rPr>
+          <w:rStyle w:val="VerbatimChar"/>
+        </w:rPr>
+        <w:t xml:space="preserve">collections</w:t>
+      </w:r>
+      <w:r>
+        <w:t xml:space="preserve"> </w:t>
+      </w:r>
+      <w:r>
+        <w:t xml:space="preserve">array, for each object in</w:t>
+      </w:r>
+      <w:r>
+        <w:t xml:space="preserve"> </w:t>
+      </w:r>
+      <w:r>
+        <w:rPr>
+          <w:rStyle w:val="VerbatimChar"/>
+        </w:rPr>
+        <w:t xml:space="preserve">data_queries</w:t>
+      </w:r>
+      <w:r>
+        <w:t xml:space="preserve">, issue a GET request with no crs query parameter specified.</w:t>
+      </w:r>
+    </w:p>
+    <w:p>
+      <w:pPr>
+        <w:pStyle w:val="BodyText"/>
+      </w:pPr>
+      <w:r>
+        <w:t xml:space="preserve">Check that the response is a CoverageJSON document where each object of</w:t>
+      </w:r>
+      <w:r>
+        <w:t xml:space="preserve"> </w:t>
+      </w:r>
+      <w:r>
+        <w:rPr>
+          <w:rStyle w:val="VerbatimChar"/>
+        </w:rPr>
+        <w:t xml:space="preserve">type</w:t>
+      </w:r>
+      <w:r>
+        <w:t xml:space="preserve"> </w:t>
+      </w:r>
+      <w:r>
+        <w:rPr>
+          <w:rStyle w:val="VerbatimChar"/>
+        </w:rPr>
+        <w:t xml:space="preserve">Coverage</w:t>
+      </w:r>
+      <w:r>
+        <w:t xml:space="preserve"> </w:t>
+      </w:r>
+      <w:r>
+        <w:t xml:space="preserve">contains a</w:t>
+      </w:r>
+      <w:r>
+        <w:t xml:space="preserve"> </w:t>
+      </w:r>
+      <w:r>
+        <w:rPr>
+          <w:rStyle w:val="VerbatimChar"/>
+        </w:rPr>
+        <w:t xml:space="preserve">domain.referencing</w:t>
+      </w:r>
+      <w:r>
+        <w:t xml:space="preserve"> </w:t>
+      </w:r>
+      <w:r>
+        <w:t xml:space="preserve">array which includes an object where</w:t>
+      </w:r>
+      <w:r>
+        <w:t xml:space="preserve"> </w:t>
+      </w:r>
+      <w:r>
+        <w:rPr>
+          <w:rStyle w:val="VerbatimChar"/>
+        </w:rPr>
+        <w:t xml:space="preserve">system.type</w:t>
+      </w:r>
+      <w:r>
+        <w:t xml:space="preserve"> </w:t>
+      </w:r>
+      <w:r>
+        <w:t xml:space="preserve">is set to</w:t>
+      </w:r>
+      <w:r>
+        <w:t xml:space="preserve"> </w:t>
+      </w:r>
+      <w:r>
+        <w:rPr>
+          <w:rStyle w:val="VerbatimChar"/>
+        </w:rPr>
+        <w:t xml:space="preserve">GeographicCRS</w:t>
+      </w:r>
+      <w:r>
+        <w:t xml:space="preserve"> </w:t>
+      </w:r>
+      <w:r>
+        <w:t xml:space="preserve">and</w:t>
+      </w:r>
+      <w:r>
+        <w:t xml:space="preserve"> </w:t>
+      </w:r>
+      <w:r>
+        <w:rPr>
+          <w:rStyle w:val="VerbatimChar"/>
+        </w:rPr>
+        <w:t xml:space="preserve">system.id</w:t>
       </w:r>
       <w:r>
         <w:t xml:space="preserve"> </w:t>
@@ -9731,37 +11726,7 @@
         <w:rPr>
           <w:rStyle w:val="VerbatimChar"/>
         </w:rPr>
-        <w:t xml:space="preserve">standard_name</w:t>
-      </w:r>
-      <w:r>
-        <w:t xml:space="preserve"> </w:t>
-      </w:r>
-      <w:r>
-        <w:t xml:space="preserve">and property</w:t>
-      </w:r>
-      <w:r>
-        <w:t xml:space="preserve"> </w:t>
-      </w:r>
-      <w:r>
-        <w:rPr>
-          <w:rStyle w:val="VerbatimChar"/>
-        </w:rPr>
-        <w:t xml:space="preserve">reference</w:t>
-      </w:r>
-      <w:r>
-        <w:t xml:space="preserve"> </w:t>
-      </w:r>
-      <w:r>
-        <w:t xml:space="preserve">set to</w:t>
-      </w:r>
-      <w:r>
-        <w:t xml:space="preserve"> </w:t>
-      </w:r>
-      <w:r>
-        <w:rPr>
-          <w:rStyle w:val="VerbatimChar"/>
-        </w:rPr>
-        <w:t xml:space="preserve">https://vocab.nerc.ac.uk/standard_name/</w:t>
+        <w:t xml:space="preserve">OGC:CRS84</w:t>
       </w:r>
       <w:r>
         <w:t xml:space="preserve">.</w:t>
@@ -9772,157 +11737,79 @@
         <w:pStyle w:val="BodyText"/>
       </w:pPr>
       <w:r>
-        <w:t xml:space="preserve">Check that the</w:t>
-      </w:r>
-      <w:r>
-        <w:t xml:space="preserve"> </w:t>
-      </w:r>
-      <w:r>
-        <w:rPr>
-          <w:rStyle w:val="VerbatimChar"/>
-        </w:rPr>
-        <w:t xml:space="preserve">extent.custom</w:t>
-      </w:r>
-      <w:r>
-        <w:t xml:space="preserve"> </w:t>
-      </w:r>
-      <w:r>
-        <w:t xml:space="preserve">array has an object with property</w:t>
-      </w:r>
-      <w:r>
-        <w:t xml:space="preserve"> </w:t>
-      </w:r>
-      <w:r>
-        <w:rPr>
-          <w:rStyle w:val="VerbatimChar"/>
-        </w:rPr>
-        <w:t xml:space="preserve">id</w:t>
-      </w:r>
-      <w:r>
-        <w:t xml:space="preserve"> </w:t>
-      </w:r>
-      <w:r>
-        <w:t xml:space="preserve">set to</w:t>
-      </w:r>
-      <w:r>
-        <w:t xml:space="preserve"> </w:t>
-      </w:r>
-      <w:r>
-        <w:rPr>
-          <w:rStyle w:val="VerbatimChar"/>
-        </w:rPr>
-        <w:t xml:space="preserve">level</w:t>
-      </w:r>
-      <w:r>
-        <w:t xml:space="preserve"> </w:t>
-      </w:r>
-      <w:r>
-        <w:t xml:space="preserve">and property</w:t>
-      </w:r>
-      <w:r>
-        <w:t xml:space="preserve"> </w:t>
-      </w:r>
-      <w:r>
-        <w:rPr>
-          <w:rStyle w:val="VerbatimChar"/>
-        </w:rPr>
-        <w:t xml:space="preserve">reference</w:t>
-      </w:r>
-      <w:r>
-        <w:t xml:space="preserve"> </w:t>
-      </w:r>
-      <w:r>
-        <w:t xml:space="preserve">set to</w:t>
-      </w:r>
-      <w:r>
-        <w:t xml:space="preserve"> </w:t>
-      </w:r>
-      <w:r>
-        <w:rPr>
-          <w:rStyle w:val="VerbatimChar"/>
-        </w:rPr>
-        <w:t xml:space="preserve">Height of measurement above ground level in meters</w:t>
-      </w:r>
-      <w:r>
-        <w:t xml:space="preserve">.</w:t>
-      </w:r>
-    </w:p>
-    <w:bookmarkEnd w:id="115"/>
-    <w:bookmarkStart w:id="116" w:name="X23d9c1e8e659a9051a797f6044a60eaea74f16d"/>
-    <w:p>
-      <w:pPr>
-        <w:pStyle w:val="Heading3"/>
-      </w:pPr>
-      <w:r>
-        <w:t xml:space="preserve">CoverageJSON parameters</w:t>
-      </w:r>
-    </w:p>
-    <w:p>
-      <w:pPr>
-        <w:pStyle w:val="DefinitionTerm"/>
-      </w:pPr>
-      <w:r>
-        <w:t xml:space="preserve">label</w:t>
-      </w:r>
-    </w:p>
-    <w:p>
-      <w:pPr>
-        <w:pStyle w:val="Definition"/>
-      </w:pPr>
-      <w:r>
-        <w:t xml:space="preserve">/conf/insitu-observations/coveragejson_parameters</w:t>
-      </w:r>
-    </w:p>
-    <w:p>
-      <w:pPr>
-        <w:pStyle w:val="DefinitionTerm"/>
-      </w:pPr>
-      <w:r>
-        <w:t xml:space="preserve">subject</w:t>
-      </w:r>
-    </w:p>
-    <w:p>
-      <w:pPr>
-        <w:pStyle w:val="Definition"/>
-      </w:pPr>
-      <w:r>
-        <w:t xml:space="preserve">/req/insitu-observations/coveragejson_parameters</w:t>
-      </w:r>
-    </w:p>
-    <w:p>
-      <w:pPr>
-        <w:pStyle w:val="DefinitionTerm"/>
-      </w:pPr>
-      <w:r>
-        <w:t xml:space="preserve">test-purpose</w:t>
-      </w:r>
-    </w:p>
-    <w:p>
-      <w:pPr>
-        <w:pStyle w:val="Definition"/>
-      </w:pPr>
-      <w:r>
-        <w:t xml:space="preserve">Validate that a MetOcean EDR Insitu observations Profile API has required metadata in CoverageJSON parameters.</w:t>
-      </w:r>
-    </w:p>
-    <w:p>
-      <w:pPr>
-        <w:pStyle w:val="FirstParagraph"/>
-      </w:pPr>
-      <w:r>
-        <w:t xml:space="preserve">Issue an HTTP GET request to path</w:t>
-      </w:r>
-      <w:r>
-        <w:t xml:space="preserve"> </w:t>
-      </w:r>
-      <w:r>
-        <w:rPr>
-          <w:rStyle w:val="VerbatimChar"/>
-        </w:rPr>
-        <w:t xml:space="preserve">/collections</w:t>
-      </w:r>
-      <w:r>
-        <w:t xml:space="preserve">.</w:t>
+        <w:t xml:space="preserve">For each object in the</w:t>
+      </w:r>
+      <w:r>
+        <w:t xml:space="preserve"> </w:t>
+      </w:r>
+      <w:r>
+        <w:rPr>
+          <w:rStyle w:val="VerbatimChar"/>
+        </w:rPr>
+        <w:t xml:space="preserve">collections</w:t>
+      </w:r>
+      <w:r>
+        <w:t xml:space="preserve"> </w:t>
+      </w:r>
+      <w:r>
+        <w:t xml:space="preserve">array, for each object in</w:t>
+      </w:r>
+      <w:r>
+        <w:t xml:space="preserve"> </w:t>
+      </w:r>
+      <w:r>
+        <w:rPr>
+          <w:rStyle w:val="VerbatimChar"/>
+        </w:rPr>
+        <w:t xml:space="preserve">data_queries</w:t>
+      </w:r>
+      <w:r>
+        <w:t xml:space="preserve">, issue a GET request for each</w:t>
+      </w:r>
+      <w:r>
+        <w:t xml:space="preserve"> </w:t>
+      </w:r>
+      <w:r>
+        <w:rPr>
+          <w:rStyle w:val="VerbatimChar"/>
+        </w:rPr>
+        <w:t xml:space="preserve">crs_details</w:t>
+      </w:r>
+      <w:r>
+        <w:t xml:space="preserve"> </w:t>
+      </w:r>
+      <w:r>
+        <w:t xml:space="preserve">object where</w:t>
+      </w:r>
+      <w:r>
+        <w:t xml:space="preserve"> </w:t>
+      </w:r>
+      <w:r>
+        <w:rPr>
+          <w:rStyle w:val="VerbatimChar"/>
+        </w:rPr>
+        <w:t xml:space="preserve">crs</w:t>
+      </w:r>
+      <w:r>
+        <w:t xml:space="preserve"> </w:t>
+      </w:r>
+      <w:r>
+        <w:t xml:space="preserve">query parameter set to the value in the</w:t>
+      </w:r>
+      <w:r>
+        <w:t xml:space="preserve"> </w:t>
+      </w:r>
+      <w:r>
+        <w:rPr>
+          <w:rStyle w:val="VerbatimChar"/>
+        </w:rPr>
+        <w:t xml:space="preserve">crs_details</w:t>
+      </w:r>
+      <w:r>
+        <w:t xml:space="preserve"> </w:t>
+      </w:r>
+      <w:r>
+        <w:t xml:space="preserve">object.</w:t>
       </w:r>
     </w:p>
     <w:p>
@@ -9930,222 +11817,73 @@
         <w:pStyle w:val="BodyText"/>
       </w:pPr>
       <w:r>
-        <w:t xml:space="preserve">Check that the value of the returned HTTP status header is 200.</w:t>
-      </w:r>
-    </w:p>
-    <w:p>
-      <w:pPr>
-        <w:pStyle w:val="BodyText"/>
-      </w:pPr>
-      <w:r>
-        <w:t xml:space="preserve">For each object in the</w:t>
-      </w:r>
-      <w:r>
-        <w:t xml:space="preserve"> </w:t>
-      </w:r>
-      <w:r>
-        <w:rPr>
-          <w:rStyle w:val="VerbatimChar"/>
-        </w:rPr>
-        <w:t xml:space="preserve">collections</w:t>
-      </w:r>
-      <w:r>
-        <w:t xml:space="preserve"> </w:t>
-      </w:r>
-      <w:r>
-        <w:t xml:space="preserve">array and for each object in</w:t>
-      </w:r>
-      <w:r>
-        <w:t xml:space="preserve"> </w:t>
-      </w:r>
-      <w:r>
-        <w:rPr>
-          <w:rStyle w:val="VerbatimChar"/>
-        </w:rPr>
-        <w:t xml:space="preserve">data_queries</w:t>
-      </w:r>
-      <w:r>
-        <w:t xml:space="preserve">, issue a GET request with no crs query parameter specified.</w:t>
-      </w:r>
-    </w:p>
-    <w:p>
-      <w:pPr>
-        <w:pStyle w:val="BodyText"/>
-      </w:pPr>
-      <w:r>
-        <w:t xml:space="preserve">Check that each object in</w:t>
-      </w:r>
-      <w:r>
-        <w:t xml:space="preserve"> </w:t>
-      </w:r>
-      <w:r>
-        <w:rPr>
-          <w:rStyle w:val="VerbatimChar"/>
-        </w:rPr>
-        <w:t xml:space="preserve">parameters</w:t>
-      </w:r>
-      <w:r>
-        <w:t xml:space="preserve"> </w:t>
-      </w:r>
-      <w:r>
-        <w:t xml:space="preserve">array of the response CoverageJSON document contains a property</w:t>
-      </w:r>
-      <w:r>
-        <w:t xml:space="preserve"> </w:t>
-      </w:r>
-      <w:r>
-        <w:rPr>
-          <w:rStyle w:val="VerbatimChar"/>
-        </w:rPr>
-        <w:t xml:space="preserve">metocean:standard_name</w:t>
-      </w:r>
-      <w:r>
-        <w:t xml:space="preserve"> </w:t>
-      </w:r>
-      <w:r>
-        <w:t xml:space="preserve">with a string type.</w:t>
-      </w:r>
-    </w:p>
-    <w:p>
-      <w:pPr>
-        <w:pStyle w:val="BodyText"/>
-      </w:pPr>
-      <w:r>
-        <w:t xml:space="preserve">Check that each</w:t>
-      </w:r>
-      <w:r>
-        <w:t xml:space="preserve"> </w:t>
-      </w:r>
-      <w:r>
-        <w:rPr>
-          <w:rStyle w:val="VerbatimChar"/>
-        </w:rPr>
-        <w:t xml:space="preserve">parameter</w:t>
-      </w:r>
-      <w:r>
-        <w:t xml:space="preserve"> </w:t>
-      </w:r>
-      <w:r>
-        <w:t xml:space="preserve">object in</w:t>
-      </w:r>
-      <w:r>
-        <w:t xml:space="preserve"> </w:t>
-      </w:r>
-      <w:r>
-        <w:rPr>
-          <w:rStyle w:val="VerbatimChar"/>
-        </w:rPr>
-        <w:t xml:space="preserve">parameters</w:t>
-      </w:r>
-      <w:r>
-        <w:t xml:space="preserve"> </w:t>
-      </w:r>
-      <w:r>
-        <w:t xml:space="preserve">in the response CoverageJSON document contains a property</w:t>
-      </w:r>
-      <w:r>
-        <w:t xml:space="preserve"> </w:t>
-      </w:r>
-      <w:r>
-        <w:rPr>
-          <w:rStyle w:val="VerbatimChar"/>
-        </w:rPr>
-        <w:t xml:space="preserve">metocean:level</w:t>
-      </w:r>
-      <w:r>
-        <w:t xml:space="preserve"> </w:t>
-      </w:r>
-      <w:r>
-        <w:t xml:space="preserve">with a number type.</w:t>
-      </w:r>
-    </w:p>
-    <w:p>
-      <w:pPr>
-        <w:pStyle w:val="BodyText"/>
-      </w:pPr>
-      <w:r>
-        <w:t xml:space="preserve">Check that each</w:t>
-      </w:r>
-      <w:r>
-        <w:t xml:space="preserve"> </w:t>
-      </w:r>
-      <w:r>
-        <w:rPr>
-          <w:rStyle w:val="VerbatimChar"/>
-        </w:rPr>
-        <w:t xml:space="preserve">parameter</w:t>
-      </w:r>
-      <w:r>
-        <w:t xml:space="preserve"> </w:t>
-      </w:r>
-      <w:r>
-        <w:t xml:space="preserve">object in</w:t>
-      </w:r>
-      <w:r>
-        <w:t xml:space="preserve"> </w:t>
-      </w:r>
-      <w:r>
-        <w:rPr>
-          <w:rStyle w:val="VerbatimChar"/>
-        </w:rPr>
-        <w:t xml:space="preserve">parameters</w:t>
-      </w:r>
-      <w:r>
-        <w:t xml:space="preserve"> </w:t>
-      </w:r>
-      <w:r>
-        <w:t xml:space="preserve">in the response CoverageJSON document contains a property</w:t>
-      </w:r>
-      <w:r>
-        <w:t xml:space="preserve"> </w:t>
-      </w:r>
-      <w:r>
-        <w:rPr>
-          <w:rStyle w:val="VerbatimChar"/>
-        </w:rPr>
-        <w:t xml:space="preserve">metocean:measurementType</w:t>
-      </w:r>
-      <w:r>
-        <w:t xml:space="preserve"> </w:t>
-      </w:r>
-      <w:r>
-        <w:t xml:space="preserve">which has an object type. Check that this object has the property</w:t>
-      </w:r>
-      <w:r>
-        <w:t xml:space="preserve"> </w:t>
-      </w:r>
-      <w:r>
-        <w:rPr>
-          <w:rStyle w:val="VerbatimChar"/>
-        </w:rPr>
-        <w:t xml:space="preserve">method</w:t>
-      </w:r>
-      <w:r>
-        <w:t xml:space="preserve"> </w:t>
-      </w:r>
-      <w:r>
-        <w:t xml:space="preserve">of type string and property</w:t>
-      </w:r>
-      <w:r>
-        <w:t xml:space="preserve"> </w:t>
-      </w:r>
-      <w:r>
-        <w:rPr>
-          <w:rStyle w:val="VerbatimChar"/>
-        </w:rPr>
-        <w:t xml:space="preserve">duration</w:t>
-      </w:r>
-      <w:r>
-        <w:t xml:space="preserve"> </w:t>
-      </w:r>
-      <w:r>
-        <w:t xml:space="preserve">of type string.</w:t>
-      </w:r>
-    </w:p>
-    <w:bookmarkEnd w:id="116"/>
-    <w:bookmarkEnd w:id="117"/>
-    <w:bookmarkEnd w:id="118"/>
-    <w:bookmarkStart w:id="119" w:name="schemas"/>
+        <w:t xml:space="preserve">Check that the response is a CoverageJSON object where</w:t>
+      </w:r>
+      <w:r>
+        <w:t xml:space="preserve"> </w:t>
+      </w:r>
+      <w:r>
+        <w:rPr>
+          <w:rStyle w:val="VerbatimChar"/>
+        </w:rPr>
+        <w:t xml:space="preserve">domain.referencing</w:t>
+      </w:r>
+      <w:r>
+        <w:t xml:space="preserve"> </w:t>
+      </w:r>
+      <w:r>
+        <w:t xml:space="preserve">includes an object where</w:t>
+      </w:r>
+      <w:r>
+        <w:t xml:space="preserve"> </w:t>
+      </w:r>
+      <w:r>
+        <w:rPr>
+          <w:rStyle w:val="VerbatimChar"/>
+        </w:rPr>
+        <w:t xml:space="preserve">system.type</w:t>
+      </w:r>
+      <w:r>
+        <w:t xml:space="preserve"> </w:t>
+      </w:r>
+      <w:r>
+        <w:t xml:space="preserve">is set to</w:t>
+      </w:r>
+      <w:r>
+        <w:t xml:space="preserve"> </w:t>
+      </w:r>
+      <w:r>
+        <w:rPr>
+          <w:rStyle w:val="VerbatimChar"/>
+        </w:rPr>
+        <w:t xml:space="preserve">GeographicCRS</w:t>
+      </w:r>
+      <w:r>
+        <w:t xml:space="preserve"> </w:t>
+      </w:r>
+      <w:r>
+        <w:t xml:space="preserve">and</w:t>
+      </w:r>
+      <w:r>
+        <w:t xml:space="preserve"> </w:t>
+      </w:r>
+      <w:r>
+        <w:rPr>
+          <w:rStyle w:val="VerbatimChar"/>
+        </w:rPr>
+        <w:t xml:space="preserve">system.id</w:t>
+      </w:r>
+      <w:r>
+        <w:t xml:space="preserve"> </w:t>
+      </w:r>
+      <w:r>
+        <w:t xml:space="preserve">is equal to the crs query parameter.</w:t>
+      </w:r>
+    </w:p>
+    <w:bookmarkEnd w:id="136"/>
+    <w:bookmarkEnd w:id="137"/>
+    <w:bookmarkEnd w:id="138"/>
+    <w:bookmarkStart w:id="139" w:name="schemas"/>
     <w:p>
       <w:pPr>
         <w:pStyle w:val="Heading1"/>
@@ -10154,8 +11892,8 @@
         <w:t xml:space="preserve">Schemas (Normative)</w:t>
       </w:r>
     </w:p>
-    <w:bookmarkEnd w:id="119"/>
-    <w:bookmarkStart w:id="121" w:name="examples"/>
+    <w:bookmarkEnd w:id="139"/>
+    <w:bookmarkStart w:id="141" w:name="examples"/>
     <w:p>
       <w:pPr>
         <w:pStyle w:val="Heading1"/>
@@ -10164,7 +11902,7 @@
         <w:t xml:space="preserve">Examples (Informative)</w:t>
       </w:r>
     </w:p>
-    <w:bookmarkStart w:id="120" w:name="X7f2d3170ba1313fe186a133a9c36acebf07ba9f"/>
+    <w:bookmarkStart w:id="140" w:name="X7f2d3170ba1313fe186a133a9c36acebf07ba9f"/>
     <w:p>
       <w:pPr>
         <w:pStyle w:val="Heading2"/>
@@ -10173,9 +11911,540 @@
         <w:t xml:space="preserve">Examples</w:t>
       </w:r>
     </w:p>
-    <w:bookmarkEnd w:id="120"/>
-    <w:bookmarkEnd w:id="121"/>
-    <w:bookmarkStart w:id="129" w:name="Bibliography"/>
+    <w:bookmarkEnd w:id="140"/>
+    <w:bookmarkEnd w:id="141"/>
+    <w:bookmarkStart w:id="142" w:name="appendix-d"/>
+    <w:p>
+      <w:pPr>
+        <w:pStyle w:val="Heading1"/>
+      </w:pPr>
+      <w:r>
+        <w:t xml:space="preserve">NWP Global Deterministic parameter name matrix</w:t>
+      </w:r>
+    </w:p>
+    <w:tbl>
+      <w:tblPr>
+        <w:tblStyle w:val="Table"/>
+        <w:tblW w:type="pct" w:w="5000"/>
+        <w:tblLook w:firstRow="1" w:lastRow="0" w:firstColumn="0" w:lastColumn="0" w:noHBand="0" w:noVBand="0" w:val="0020"/>
+        <w:jc w:val="start"/>
+      </w:tblPr>
+      <w:tblGrid>
+        <w:gridCol w:w="3960"/>
+        <w:gridCol w:w="3960"/>
+      </w:tblGrid>
+      <w:tr>
+        <w:trPr>
+          <w:tblHeader w:val="true"/>
+        </w:trPr>
+        <w:tc>
+          <w:tcPr/>
+          <w:p>
+            <w:pPr>
+              <w:pStyle w:val="Compact"/>
+              <w:jc w:val="left"/>
+            </w:pPr>
+            <w:r>
+              <w:t xml:space="preserve">Parameter</w:t>
+            </w:r>
+          </w:p>
+        </w:tc>
+        <w:tc>
+          <w:tcPr/>
+          <w:p>
+            <w:pPr>
+              <w:pStyle w:val="Compact"/>
+              <w:jc w:val="left"/>
+            </w:pPr>
+            <w:r>
+              <w:t xml:space="preserve">ECMWF short name</w:t>
+            </w:r>
+          </w:p>
+        </w:tc>
+      </w:tr>
+      <w:tr>
+        <w:tc>
+          <w:tcPr/>
+          <w:p>
+            <w:pPr>
+              <w:jc w:val="left"/>
+            </w:pPr>
+            <w:r>
+              <w:t xml:space="preserve">Geopotential Height</w:t>
+            </w:r>
+          </w:p>
+        </w:tc>
+        <w:tc>
+          <w:tcPr/>
+          <w:p>
+            <w:pPr>
+              <w:jc w:val="left"/>
+            </w:pPr>
+            <w:r>
+              <w:t xml:space="preserve">gh</w:t>
+            </w:r>
+          </w:p>
+        </w:tc>
+      </w:tr>
+      <w:tr>
+        <w:tc>
+          <w:tcPr/>
+          <w:p>
+            <w:pPr>
+              <w:jc w:val="left"/>
+            </w:pPr>
+            <w:r>
+              <w:t xml:space="preserve">Temperature</w:t>
+            </w:r>
+          </w:p>
+        </w:tc>
+        <w:tc>
+          <w:tcPr/>
+          <w:p>
+            <w:pPr>
+              <w:jc w:val="left"/>
+            </w:pPr>
+            <w:r>
+              <w:t xml:space="preserve">t</w:t>
+            </w:r>
+          </w:p>
+        </w:tc>
+      </w:tr>
+      <w:tr>
+        <w:tc>
+          <w:tcPr/>
+          <w:p>
+            <w:pPr>
+              <w:jc w:val="left"/>
+            </w:pPr>
+            <w:r>
+              <w:t xml:space="preserve">Wind zonal velocity (u)</w:t>
+            </w:r>
+          </w:p>
+        </w:tc>
+        <w:tc>
+          <w:tcPr/>
+          <w:p>
+            <w:pPr>
+              <w:jc w:val="left"/>
+            </w:pPr>
+            <w:r>
+              <w:t xml:space="preserve">u</w:t>
+            </w:r>
+          </w:p>
+        </w:tc>
+      </w:tr>
+      <w:tr>
+        <w:tc>
+          <w:tcPr/>
+          <w:p>
+            <w:pPr>
+              <w:jc w:val="left"/>
+            </w:pPr>
+            <w:r>
+              <w:t xml:space="preserve">Wind meridional velocity (v)</w:t>
+            </w:r>
+          </w:p>
+        </w:tc>
+        <w:tc>
+          <w:tcPr/>
+          <w:p>
+            <w:pPr>
+              <w:jc w:val="left"/>
+            </w:pPr>
+            <w:r>
+              <w:t xml:space="preserve">v</w:t>
+            </w:r>
+          </w:p>
+        </w:tc>
+      </w:tr>
+      <w:tr>
+        <w:tc>
+          <w:tcPr/>
+          <w:p>
+            <w:pPr>
+              <w:jc w:val="left"/>
+            </w:pPr>
+            <w:r>
+              <w:t xml:space="preserve">Relative Humidity</w:t>
+            </w:r>
+          </w:p>
+        </w:tc>
+        <w:tc>
+          <w:tcPr/>
+          <w:p>
+            <w:pPr>
+              <w:jc w:val="left"/>
+            </w:pPr>
+            <w:r>
+              <w:t xml:space="preserve">r</w:t>
+            </w:r>
+          </w:p>
+        </w:tc>
+      </w:tr>
+      <w:tr>
+        <w:tc>
+          <w:tcPr/>
+          <w:p>
+            <w:pPr>
+              <w:jc w:val="left"/>
+            </w:pPr>
+            <w:r>
+              <w:t xml:space="preserve">Mean Sea Level Pressure (MSLP)</w:t>
+            </w:r>
+          </w:p>
+        </w:tc>
+        <w:tc>
+          <w:tcPr/>
+          <w:p>
+            <w:pPr>
+              <w:jc w:val="left"/>
+            </w:pPr>
+            <w:r>
+              <w:t xml:space="preserve">msl</w:t>
+            </w:r>
+          </w:p>
+        </w:tc>
+      </w:tr>
+      <w:tr>
+        <w:tc>
+          <w:tcPr/>
+          <w:p>
+            <w:pPr>
+              <w:jc w:val="left"/>
+            </w:pPr>
+            <w:r>
+              <w:t xml:space="preserve">2-m Temperature</w:t>
+            </w:r>
+          </w:p>
+        </w:tc>
+        <w:tc>
+          <w:tcPr/>
+          <w:p>
+            <w:pPr>
+              <w:jc w:val="left"/>
+            </w:pPr>
+            <w:r>
+              <w:t xml:space="preserve">2t</w:t>
+            </w:r>
+          </w:p>
+        </w:tc>
+      </w:tr>
+      <w:tr>
+        <w:tc>
+          <w:tcPr/>
+          <w:p>
+            <w:pPr>
+              <w:jc w:val="left"/>
+            </w:pPr>
+            <w:r>
+              <w:t xml:space="preserve">2-m minimum temperature in the last 3 hours</w:t>
+            </w:r>
+          </w:p>
+        </w:tc>
+        <w:tc>
+          <w:tcPr/>
+          <w:p>
+            <w:pPr>
+              <w:jc w:val="left"/>
+            </w:pPr>
+            <w:r>
+              <w:t xml:space="preserve">mn2t3</w:t>
+            </w:r>
+          </w:p>
+        </w:tc>
+      </w:tr>
+      <w:tr>
+        <w:tc>
+          <w:tcPr/>
+          <w:p>
+            <w:pPr>
+              <w:jc w:val="left"/>
+            </w:pPr>
+            <w:r>
+              <w:t xml:space="preserve">2-m maximum temperature in the last 3 hours</w:t>
+            </w:r>
+          </w:p>
+        </w:tc>
+        <w:tc>
+          <w:tcPr/>
+          <w:p>
+            <w:pPr>
+              <w:jc w:val="left"/>
+            </w:pPr>
+            <w:r>
+              <w:t xml:space="preserve">mx2t3</w:t>
+            </w:r>
+          </w:p>
+        </w:tc>
+      </w:tr>
+      <w:tr>
+        <w:tc>
+          <w:tcPr/>
+          <w:p>
+            <w:pPr>
+              <w:jc w:val="left"/>
+            </w:pPr>
+            <w:r>
+              <w:t xml:space="preserve">2-m minimum temperature in the last 6 hours</w:t>
+            </w:r>
+          </w:p>
+        </w:tc>
+        <w:tc>
+          <w:tcPr/>
+          <w:p>
+            <w:pPr>
+              <w:jc w:val="left"/>
+            </w:pPr>
+            <w:r>
+              <w:t xml:space="preserve">mn2t6</w:t>
+            </w:r>
+          </w:p>
+        </w:tc>
+      </w:tr>
+      <w:tr>
+        <w:tc>
+          <w:tcPr/>
+          <w:p>
+            <w:pPr>
+              <w:jc w:val="left"/>
+            </w:pPr>
+            <w:r>
+              <w:t xml:space="preserve">2-m maximum temperature in the last 6 hours</w:t>
+            </w:r>
+          </w:p>
+        </w:tc>
+        <w:tc>
+          <w:tcPr/>
+          <w:p>
+            <w:pPr>
+              <w:jc w:val="left"/>
+            </w:pPr>
+            <w:r>
+              <w:t xml:space="preserve">mx2t6</w:t>
+            </w:r>
+          </w:p>
+        </w:tc>
+      </w:tr>
+      <w:tr>
+        <w:tc>
+          <w:tcPr/>
+          <w:p>
+            <w:pPr>
+              <w:jc w:val="left"/>
+            </w:pPr>
+            <w:r>
+              <w:t xml:space="preserve">2m dewpoint temperature</w:t>
+            </w:r>
+          </w:p>
+        </w:tc>
+        <w:tc>
+          <w:tcPr/>
+          <w:p>
+            <w:pPr>
+              <w:jc w:val="left"/>
+            </w:pPr>
+            <w:r>
+              <w:t xml:space="preserve">2d</w:t>
+            </w:r>
+          </w:p>
+        </w:tc>
+      </w:tr>
+      <w:tr>
+        <w:tc>
+          <w:tcPr/>
+          <w:p>
+            <w:pPr>
+              <w:jc w:val="left"/>
+            </w:pPr>
+            <w:r>
+              <w:t xml:space="preserve">10m u</w:t>
+            </w:r>
+          </w:p>
+        </w:tc>
+        <w:tc>
+          <w:tcPr/>
+          <w:p>
+            <w:pPr>
+              <w:jc w:val="left"/>
+            </w:pPr>
+            <w:r>
+              <w:t xml:space="preserve">10u</w:t>
+            </w:r>
+          </w:p>
+        </w:tc>
+      </w:tr>
+      <w:tr>
+        <w:tc>
+          <w:tcPr/>
+          <w:p>
+            <w:pPr>
+              <w:jc w:val="left"/>
+            </w:pPr>
+            <w:r>
+              <w:t xml:space="preserve">10m v</w:t>
+            </w:r>
+          </w:p>
+        </w:tc>
+        <w:tc>
+          <w:tcPr/>
+          <w:p>
+            <w:pPr>
+              <w:jc w:val="left"/>
+            </w:pPr>
+            <w:r>
+              <w:t xml:space="preserve">10v</w:t>
+            </w:r>
+          </w:p>
+        </w:tc>
+      </w:tr>
+      <w:tr>
+        <w:tc>
+          <w:tcPr/>
+          <w:p>
+            <w:pPr>
+              <w:jc w:val="left"/>
+            </w:pPr>
+            <w:r>
+              <w:t xml:space="preserve">10m wind gust</w:t>
+            </w:r>
+          </w:p>
+        </w:tc>
+        <w:tc>
+          <w:tcPr/>
+          <w:p>
+            <w:pPr>
+              <w:jc w:val="left"/>
+            </w:pPr>
+            <w:r>
+              <w:t xml:space="preserve">10fg</w:t>
+            </w:r>
+          </w:p>
+        </w:tc>
+      </w:tr>
+      <w:tr>
+        <w:tc>
+          <w:tcPr/>
+          <w:p>
+            <w:pPr>
+              <w:jc w:val="left"/>
+            </w:pPr>
+            <w:r>
+              <w:t xml:space="preserve">Total Precipitation</w:t>
+            </w:r>
+          </w:p>
+        </w:tc>
+        <w:tc>
+          <w:tcPr/>
+          <w:p>
+            <w:pPr>
+              <w:jc w:val="left"/>
+            </w:pPr>
+            <w:r>
+              <w:t xml:space="preserve">tp</w:t>
+            </w:r>
+          </w:p>
+        </w:tc>
+      </w:tr>
+      <w:tr>
+        <w:tc>
+          <w:tcPr/>
+          <w:p>
+            <w:pPr>
+              <w:jc w:val="left"/>
+            </w:pPr>
+            <w:r>
+              <w:t xml:space="preserve">Total solid precipitation</w:t>
+            </w:r>
+          </w:p>
+        </w:tc>
+        <w:tc>
+          <w:tcPr/>
+          <w:p>
+            <w:pPr>
+              <w:jc w:val="left"/>
+            </w:pPr>
+            <w:r>
+              <w:t xml:space="preserve">TODO fix</w:t>
+            </w:r>
+          </w:p>
+        </w:tc>
+      </w:tr>
+      <w:tr>
+        <w:tc>
+          <w:tcPr/>
+          <w:p>
+            <w:pPr>
+              <w:jc w:val="left"/>
+            </w:pPr>
+            <w:r>
+              <w:t xml:space="preserve">CAPE</w:t>
+            </w:r>
+          </w:p>
+        </w:tc>
+        <w:tc>
+          <w:tcPr/>
+          <w:p>
+            <w:pPr>
+              <w:jc w:val="left"/>
+            </w:pPr>
+            <w:r>
+              <w:t xml:space="preserve">cape</w:t>
+            </w:r>
+          </w:p>
+        </w:tc>
+      </w:tr>
+      <w:tr>
+        <w:tc>
+          <w:tcPr/>
+          <w:p>
+            <w:pPr>
+              <w:jc w:val="left"/>
+            </w:pPr>
+            <w:r>
+              <w:t xml:space="preserve">Total precipitable water</w:t>
+            </w:r>
+          </w:p>
+        </w:tc>
+        <w:tc>
+          <w:tcPr/>
+          <w:p>
+            <w:pPr>
+              <w:jc w:val="left"/>
+            </w:pPr>
+            <w:r>
+              <w:t xml:space="preserve">tcw</w:t>
+            </w:r>
+          </w:p>
+        </w:tc>
+      </w:tr>
+      <w:tr>
+        <w:tc>
+          <w:tcPr/>
+          <w:p>
+            <w:pPr>
+              <w:jc w:val="left"/>
+            </w:pPr>
+            <w:r>
+              <w:t xml:space="preserve">Total cloud cover</w:t>
+            </w:r>
+          </w:p>
+        </w:tc>
+        <w:tc>
+          <w:tcPr/>
+          <w:p>
+            <w:pPr>
+              <w:jc w:val="left"/>
+            </w:pPr>
+            <w:r>
+              <w:t xml:space="preserve">tcc</w:t>
+            </w:r>
+          </w:p>
+        </w:tc>
+      </w:tr>
+    </w:tbl>
+    <w:bookmarkEnd w:id="142"/>
+    <w:bookmarkStart w:id="150" w:name="Bibliography"/>
     <w:p>
       <w:pPr>
         <w:pStyle w:val="Heading1"/>
@@ -10191,8 +12460,8 @@
           <w:numId w:val="1005"/>
         </w:numPr>
       </w:pPr>
-      <w:bookmarkStart w:id="122" w:name="SDWBP"/>
-      <w:bookmarkEnd w:id="122"/>
+      <w:bookmarkStart w:id="143" w:name="SDWBP"/>
+      <w:bookmarkEnd w:id="143"/>
       <w:r>
         <w:t xml:space="preserve"> </w:t>
       </w:r>
@@ -10202,7 +12471,7 @@
       <w:r>
         <w:t xml:space="preserve"> </w:t>
       </w:r>
-      <w:hyperlink r:id="rId37">
+      <w:hyperlink r:id="rId40">
         <w:r>
           <w:rPr>
             <w:rStyle w:val="Hyperlink"/>
@@ -10218,8 +12487,8 @@
           <w:numId w:val="1005"/>
         </w:numPr>
       </w:pPr>
-      <w:bookmarkStart w:id="123" w:name="DWBP"/>
-      <w:bookmarkEnd w:id="123"/>
+      <w:bookmarkStart w:id="144" w:name="DWBP"/>
+      <w:bookmarkEnd w:id="144"/>
       <w:r>
         <w:t xml:space="preserve"> </w:t>
       </w:r>
@@ -10229,7 +12498,7 @@
       <w:r>
         <w:t xml:space="preserve"> </w:t>
       </w:r>
-      <w:hyperlink r:id="rId39">
+      <w:hyperlink r:id="rId42">
         <w:r>
           <w:rPr>
             <w:rStyle w:val="Hyperlink"/>
@@ -10245,8 +12514,8 @@
           <w:numId w:val="1005"/>
         </w:numPr>
       </w:pPr>
-      <w:bookmarkStart w:id="124" w:name="DCAT"/>
-      <w:bookmarkEnd w:id="124"/>
+      <w:bookmarkStart w:id="145" w:name="DCAT"/>
+      <w:bookmarkEnd w:id="145"/>
       <w:r>
         <w:t xml:space="preserve"> </w:t>
       </w:r>
@@ -10256,7 +12525,7 @@
       <w:r>
         <w:t xml:space="preserve"> </w:t>
       </w:r>
-      <w:hyperlink r:id="rId125">
+      <w:hyperlink r:id="rId146">
         <w:r>
           <w:rPr>
             <w:rStyle w:val="Hyperlink"/>
@@ -10272,8 +12541,8 @@
           <w:numId w:val="1005"/>
         </w:numPr>
       </w:pPr>
-      <w:bookmarkStart w:id="126" w:name="link-relations"/>
-      <w:bookmarkEnd w:id="126"/>
+      <w:bookmarkStart w:id="147" w:name="link-relations"/>
+      <w:bookmarkEnd w:id="147"/>
       <w:r>
         <w:t xml:space="preserve"> </w:t>
       </w:r>
@@ -10283,7 +12552,7 @@
       <w:r>
         <w:t xml:space="preserve"> </w:t>
       </w:r>
-      <w:hyperlink r:id="rId41">
+      <w:hyperlink r:id="rId44">
         <w:r>
           <w:rPr>
             <w:rStyle w:val="Hyperlink"/>
@@ -10299,8 +12568,8 @@
           <w:numId w:val="1005"/>
         </w:numPr>
       </w:pPr>
-      <w:bookmarkStart w:id="127" w:name="SPDX"/>
-      <w:bookmarkEnd w:id="127"/>
+      <w:bookmarkStart w:id="148" w:name="SPDX"/>
+      <w:bookmarkEnd w:id="148"/>
       <w:r>
         <w:t xml:space="preserve"> </w:t>
       </w:r>
@@ -10310,7 +12579,7 @@
       <w:r>
         <w:t xml:space="preserve"> </w:t>
       </w:r>
-      <w:hyperlink r:id="rId128">
+      <w:hyperlink r:id="rId149">
         <w:r>
           <w:rPr>
             <w:rStyle w:val="Hyperlink"/>
@@ -10319,8 +12588,8 @@
         </w:r>
       </w:hyperlink>
     </w:p>
-    <w:bookmarkEnd w:id="129"/>
-    <w:bookmarkStart w:id="130" w:name="X7704236ba72ed8cc2b9a9e238d27c640b9b6528"/>
+    <w:bookmarkEnd w:id="150"/>
+    <w:bookmarkStart w:id="151" w:name="X7704236ba72ed8cc2b9a9e238d27c640b9b6528"/>
     <w:p>
       <w:pPr>
         <w:pStyle w:val="Heading1"/>
@@ -10465,8 +12734,65 @@
           </w:p>
         </w:tc>
       </w:tr>
+      <w:tr>
+        <w:tc>
+          <w:tcPr/>
+          <w:p>
+            <w:pPr>
+              <w:jc w:val="left"/>
+            </w:pPr>
+            <w:r>
+              <w:t xml:space="preserve">2026-01-16</w:t>
+            </w:r>
+          </w:p>
+        </w:tc>
+        <w:tc>
+          <w:tcPr/>
+          <w:p>
+            <w:pPr>
+              <w:jc w:val="left"/>
+            </w:pPr>
+            <w:r>
+              <w:t xml:space="preserve">Draft</w:t>
+            </w:r>
+          </w:p>
+        </w:tc>
+        <w:tc>
+          <w:tcPr/>
+          <w:p>
+            <w:pPr>
+              <w:jc w:val="left"/>
+            </w:pPr>
+            <w:r>
+              <w:t xml:space="preserve">Tom Kralidis</w:t>
+            </w:r>
+          </w:p>
+        </w:tc>
+        <w:tc>
+          <w:tcPr/>
+          <w:p>
+            <w:pPr>
+              <w:jc w:val="left"/>
+            </w:pPr>
+            <w:r>
+              <w:t xml:space="preserve">all</w:t>
+            </w:r>
+          </w:p>
+        </w:tc>
+        <w:tc>
+          <w:tcPr/>
+          <w:p>
+            <w:pPr>
+              <w:jc w:val="left"/>
+            </w:pPr>
+            <w:r>
+              <w:t xml:space="preserve">add Requirements and Conformance for NWP</w:t>
+            </w:r>
+          </w:p>
+        </w:tc>
+      </w:tr>
     </w:tbl>
-    <w:bookmarkEnd w:id="130"/>
+    <w:bookmarkEnd w:id="151"/>
     <w:sectPr/>
   </w:body>
 </w:document>
@@ -10612,7 +12938,7 @@
       </w:hyperlink>
     </w:p>
   </w:footnote>
-  <w:footnote w:id="36">
+  <w:footnote w:id="37">
     <w:p>
       <w:pPr>
         <w:pStyle w:val="FootnoteText"/>
@@ -10626,7 +12952,31 @@
       <w:r>
         <w:t xml:space="preserve"> </w:t>
       </w:r>
-      <w:hyperlink r:id="rId37">
+      <w:hyperlink r:id="rId38">
+        <w:r>
+          <w:rPr>
+            <w:rStyle w:val="Hyperlink"/>
+          </w:rPr>
+          <w:t xml:space="preserve">https://www.rfc-editor.org/info/rfc3339</w:t>
+        </w:r>
+      </w:hyperlink>
+    </w:p>
+  </w:footnote>
+  <w:footnote w:id="39">
+    <w:p>
+      <w:pPr>
+        <w:pStyle w:val="FootnoteText"/>
+      </w:pPr>
+      <w:r>
+        <w:rPr>
+          <w:rStyle w:val="FootnoteReference"/>
+        </w:rPr>
+        <w:footnoteRef/>
+      </w:r>
+      <w:r>
+        <w:t xml:space="preserve"> </w:t>
+      </w:r>
+      <w:hyperlink r:id="rId40">
         <w:r>
           <w:rPr>
             <w:rStyle w:val="Hyperlink"/>
@@ -10636,7 +12986,7 @@
       </w:hyperlink>
     </w:p>
   </w:footnote>
-  <w:footnote w:id="38">
+  <w:footnote w:id="41">
     <w:p>
       <w:pPr>
         <w:pStyle w:val="FootnoteText"/>
@@ -10650,7 +13000,7 @@
       <w:r>
         <w:t xml:space="preserve"> </w:t>
       </w:r>
-      <w:hyperlink r:id="rId39">
+      <w:hyperlink r:id="rId42">
         <w:r>
           <w:rPr>
             <w:rStyle w:val="Hyperlink"/>
@@ -10660,7 +13010,7 @@
       </w:hyperlink>
     </w:p>
   </w:footnote>
-  <w:footnote w:id="40">
+  <w:footnote w:id="43">
     <w:p>
       <w:pPr>
         <w:pStyle w:val="FootnoteText"/>
@@ -10674,7 +13024,7 @@
       <w:r>
         <w:t xml:space="preserve"> </w:t>
       </w:r>
-      <w:hyperlink r:id="rId41">
+      <w:hyperlink r:id="rId44">
         <w:r>
           <w:rPr>
             <w:rStyle w:val="Hyperlink"/>
@@ -10684,7 +13034,7 @@
       </w:hyperlink>
     </w:p>
   </w:footnote>
-  <w:footnote w:id="42">
+  <w:footnote w:id="45">
     <w:p>
       <w:pPr>
         <w:pStyle w:val="FootnoteText"/>
@@ -10698,7 +13048,7 @@
       <w:r>
         <w:t xml:space="preserve"> </w:t>
       </w:r>
-      <w:hyperlink r:id="rId43">
+      <w:hyperlink r:id="rId46">
         <w:r>
           <w:rPr>
             <w:rStyle w:val="Hyperlink"/>
@@ -10708,7 +13058,7 @@
       </w:hyperlink>
     </w:p>
   </w:footnote>
-  <w:footnote w:id="45">
+  <w:footnote w:id="48">
     <w:p>
       <w:pPr>
         <w:pStyle w:val="FootnoteText"/>
@@ -10722,7 +13072,7 @@
       <w:r>
         <w:t xml:space="preserve"> </w:t>
       </w:r>
-      <w:hyperlink r:id="rId46">
+      <w:hyperlink r:id="rId49">
         <w:r>
           <w:rPr>
             <w:rStyle w:val="Hyperlink"/>
@@ -10732,7 +13082,7 @@
       </w:hyperlink>
     </w:p>
   </w:footnote>
-  <w:footnote w:id="48">
+  <w:footnote w:id="51">
     <w:p>
       <w:pPr>
         <w:pStyle w:val="FootnoteText"/>
@@ -10746,7 +13096,7 @@
       <w:r>
         <w:t xml:space="preserve"> </w:t>
       </w:r>
-      <w:hyperlink r:id="rId49">
+      <w:hyperlink r:id="rId52">
         <w:r>
           <w:rPr>
             <w:rStyle w:val="Hyperlink"/>
@@ -10756,7 +13106,7 @@
       </w:hyperlink>
     </w:p>
   </w:footnote>
-  <w:footnote w:id="58">
+  <w:footnote w:id="61">
     <w:p>
       <w:pPr>
         <w:pStyle w:val="FootnoteText"/>
@@ -10770,7 +13120,7 @@
       <w:r>
         <w:t xml:space="preserve"> </w:t>
       </w:r>
-      <w:hyperlink r:id="rId46">
+      <w:hyperlink r:id="rId49">
         <w:r>
           <w:rPr>
             <w:rStyle w:val="Hyperlink"/>
@@ -10780,7 +13130,7 @@
       </w:hyperlink>
     </w:p>
   </w:footnote>
-  <w:footnote w:id="59">
+  <w:footnote w:id="62">
     <w:p>
       <w:pPr>
         <w:pStyle w:val="FootnoteText"/>
@@ -10794,7 +13144,7 @@
       <w:r>
         <w:t xml:space="preserve"> </w:t>
       </w:r>
-      <w:hyperlink r:id="rId60">
+      <w:hyperlink r:id="rId63">
         <w:r>
           <w:rPr>
             <w:rStyle w:val="Hyperlink"/>
@@ -10804,7 +13154,7 @@
       </w:hyperlink>
     </w:p>
   </w:footnote>
-  <w:footnote w:id="64">
+  <w:footnote w:id="67">
     <w:p>
       <w:pPr>
         <w:pStyle w:val="FootnoteText"/>
@@ -10818,7 +13168,7 @@
       <w:r>
         <w:t xml:space="preserve"> </w:t>
       </w:r>
-      <w:hyperlink r:id="rId65">
+      <w:hyperlink r:id="rId68">
         <w:r>
           <w:rPr>
             <w:rStyle w:val="Hyperlink"/>
@@ -10828,7 +13178,7 @@
       </w:hyperlink>
     </w:p>
   </w:footnote>
-  <w:footnote w:id="70">
+  <w:footnote w:id="73">
     <w:p>
       <w:pPr>
         <w:pStyle w:val="FootnoteText"/>
